--- a/3J_docs_occ_nTemp/writing/submission/Supplementary material.docx
+++ b/3J_docs_occ_nTemp/writing/submission/Supplementary material.docx
@@ -2,7 +2,7 @@
 <file path=word/document.xml><?xml version="1.0" encoding="utf-8"?>
 <w:document xmlns:w="http://schemas.openxmlformats.org/wordprocessingml/2006/main" xmlns:m="http://schemas.openxmlformats.org/officeDocument/2006/math" xmlns:r="http://schemas.openxmlformats.org/officeDocument/2006/relationships" xmlns:o="urn:schemas-microsoft-com:office:office" xmlns:v="urn:schemas-microsoft-com:vml" xmlns:w10="urn:schemas-microsoft-com:office:word" xmlns:a="http://schemas.openxmlformats.org/drawingml/2006/main" xmlns:pic="http://schemas.openxmlformats.org/drawingml/2006/picture" xmlns:wp="http://schemas.openxmlformats.org/drawingml/2006/wordprocessingDrawing">
   <w:body>
-    <w:bookmarkStart w:id="51" w:name="supplementary-material"/>
+    <w:bookmarkStart w:id="75" w:name="supplementary-material"/>
     <w:p>
       <w:pPr>
         <w:pStyle w:val="Heading1"/>
@@ -17,53 +17,344 @@
       </w:pPr>
       <w:r>
         <w:rPr>
-          <w:b/>
-          <w:bCs/>
+          <w:i/>
+          <w:iCs/>
         </w:rPr>
-        <w:t xml:space="preserve">Table 4.</w:t>
-      </w:r>
-      <w:r>
-        <w:t xml:space="preserve"> </w:t>
-      </w:r>
-      <w:r>
-        <w:t xml:space="preserve">- Validation gate set.</w:t>
+        <w:t xml:space="preserve">From One Channel to Four: A Jointly-Trained Time-Use Occupancy Model for Mixed-Use Building Energy Simulation (Canada, 2005-2030)</w:t>
+      </w:r>
+    </w:p>
+    <w:bookmarkStart w:id="40" w:name="s.1-checkpoint-selection"/>
+    <w:p>
+      <w:pPr>
+        <w:pStyle w:val="Heading2"/>
+      </w:pPr>
+      <w:r>
+        <w:t xml:space="preserve">S.1 Checkpoint selection</w:t>
+      </w:r>
+    </w:p>
+    <w:p>
+      <w:pPr>
+        <w:pStyle w:val="FirstParagraph"/>
+      </w:pPr>
+      <w:r>
+        <w:t xml:space="preserve">The delivered occupancy model was selected by a composite validation score rather than by the rule specified before training. The specified rule was to discard every checkpoint that did not pass a hard check, then to take the highest retail F1 among the rest. The training code instead kept the checkpoint with the lowest composite of the mean Jensen-Shannon divergence and the mean gap in presence rate across the three heads:</w:t>
       </w:r>
     </w:p>
     <w:p>
       <w:pPr>
         <w:pStyle w:val="BodyText"/>
       </w:pPr>
-      <w:r>
-        <w:t xml:space="preserve">Gates applied across Steps 4-9 of the four-channel pipeline reported here. The Provenance column classifies</w:t>
-      </w:r>
-      <w:r>
-        <w:t xml:space="preserve"> </w:t>
-      </w:r>
-      <w:r>
-        <w:t xml:space="preserve">every threshold as exactly one of three kinds. This distinction is load-bearing for the paper’s</w:t>
-      </w:r>
-      <w:r>
-        <w:t xml:space="preserve"> </w:t>
-      </w:r>
-      <w:r>
-        <w:t xml:space="preserve">honesty: a project-chosen threshold is not literature, and must never be cited as if it were.</w:t>
-      </w:r>
-    </w:p>
-    <w:bookmarkStart w:id="40" w:name="X85fdb11444a8eec7888fc04692e2a8796ca1ed5"/>
-    <w:p>
-      <w:pPr>
-        <w:pStyle w:val="Heading2"/>
-      </w:pPr>
-      <w:r>
-        <w:t xml:space="preserve">(a) Tiered gates - Tier 1 distributional / Tier 2 structural / Tier 3 ASHRAE G14</w:t>
-      </w:r>
+      <m:oMathPara>
+        <m:oMathParaPr>
+          <m:jc m:val="center"/>
+        </m:oMathParaPr>
+        <m:oMath>
+          <m:r>
+            <m:t>S</m:t>
+          </m:r>
+          <m:r>
+            <m:rPr>
+              <m:sty m:val="p"/>
+            </m:rPr>
+            <m:t>=</m:t>
+          </m:r>
+          <m:bar>
+            <m:barPr>
+              <m:pos m:val="top"/>
+            </m:barPr>
+            <m:e>
+              <m:r>
+                <m:rPr>
+                  <m:sty m:val="p"/>
+                </m:rPr>
+                <m:t>J</m:t>
+              </m:r>
+              <m:r>
+                <m:rPr>
+                  <m:sty m:val="p"/>
+                </m:rPr>
+                <m:t>S</m:t>
+              </m:r>
+            </m:e>
+          </m:bar>
+          <m:r>
+            <m:rPr>
+              <m:sty m:val="p"/>
+            </m:rPr>
+            <m:t>+</m:t>
+          </m:r>
+          <m:f>
+            <m:fPr>
+              <m:type m:val="lin"/>
+            </m:fPr>
+            <m:num>
+              <m:r>
+                <m:t>1</m:t>
+              </m:r>
+            </m:num>
+            <m:den>
+              <m:r>
+                <m:t>2</m:t>
+              </m:r>
+            </m:den>
+          </m:f>
+          <m:r>
+            <m:rPr>
+              <m:sty m:val="p"/>
+            </m:rPr>
+            <m:t>⋅</m:t>
+          </m:r>
+          <m:f>
+            <m:fPr>
+              <m:type m:val="bar"/>
+            </m:fPr>
+            <m:num>
+              <m:sSub>
+                <m:e>
+                  <m:r>
+                    <m:t>g</m:t>
+                  </m:r>
+                </m:e>
+                <m:sub>
+                  <m:r>
+                    <m:rPr>
+                      <m:sty m:val="p"/>
+                    </m:rPr>
+                    <m:t>h</m:t>
+                  </m:r>
+                  <m:r>
+                    <m:rPr>
+                      <m:sty m:val="p"/>
+                    </m:rPr>
+                    <m:t>o</m:t>
+                  </m:r>
+                  <m:r>
+                    <m:rPr>
+                      <m:sty m:val="p"/>
+                    </m:rPr>
+                    <m:t>m</m:t>
+                  </m:r>
+                  <m:r>
+                    <m:rPr>
+                      <m:sty m:val="p"/>
+                    </m:rPr>
+                    <m:t>e</m:t>
+                  </m:r>
+                </m:sub>
+              </m:sSub>
+              <m:r>
+                <m:rPr>
+                  <m:sty m:val="p"/>
+                </m:rPr>
+                <m:t>+</m:t>
+              </m:r>
+              <m:sSub>
+                <m:e>
+                  <m:r>
+                    <m:t>g</m:t>
+                  </m:r>
+                </m:e>
+                <m:sub>
+                  <m:r>
+                    <m:rPr>
+                      <m:sty m:val="p"/>
+                    </m:rPr>
+                    <m:t>w</m:t>
+                  </m:r>
+                  <m:r>
+                    <m:rPr>
+                      <m:sty m:val="p"/>
+                    </m:rPr>
+                    <m:t>o</m:t>
+                  </m:r>
+                  <m:r>
+                    <m:rPr>
+                      <m:sty m:val="p"/>
+                    </m:rPr>
+                    <m:t>r</m:t>
+                  </m:r>
+                  <m:r>
+                    <m:rPr>
+                      <m:sty m:val="p"/>
+                    </m:rPr>
+                    <m:t>k</m:t>
+                  </m:r>
+                </m:sub>
+              </m:sSub>
+              <m:r>
+                <m:rPr>
+                  <m:sty m:val="p"/>
+                </m:rPr>
+                <m:t>+</m:t>
+              </m:r>
+              <m:sSub>
+                <m:e>
+                  <m:r>
+                    <m:t>g</m:t>
+                  </m:r>
+                </m:e>
+                <m:sub>
+                  <m:r>
+                    <m:rPr>
+                      <m:sty m:val="p"/>
+                    </m:rPr>
+                    <m:t>r</m:t>
+                  </m:r>
+                  <m:r>
+                    <m:rPr>
+                      <m:sty m:val="p"/>
+                    </m:rPr>
+                    <m:t>e</m:t>
+                  </m:r>
+                  <m:r>
+                    <m:rPr>
+                      <m:sty m:val="p"/>
+                    </m:rPr>
+                    <m:t>t</m:t>
+                  </m:r>
+                  <m:r>
+                    <m:rPr>
+                      <m:sty m:val="p"/>
+                    </m:rPr>
+                    <m:t>a</m:t>
+                  </m:r>
+                  <m:r>
+                    <m:rPr>
+                      <m:sty m:val="p"/>
+                    </m:rPr>
+                    <m:t>i</m:t>
+                  </m:r>
+                  <m:r>
+                    <m:rPr>
+                      <m:sty m:val="p"/>
+                    </m:rPr>
+                    <m:t>l</m:t>
+                  </m:r>
+                </m:sub>
+              </m:sSub>
+            </m:num>
+            <m:den>
+              <m:r>
+                <m:t>3</m:t>
+              </m:r>
+            </m:den>
+          </m:f>
+        </m:oMath>
+      </m:oMathPara>
     </w:p>
     <w:p>
       <w:pPr>
         <w:pStyle w:val="FirstParagraph"/>
       </w:pPr>
       <w:r>
-        <w:t xml:space="preserve">Applied per day-type, to AT_RETAIL exactly as to AT_WORK in the two-channel stage.</w:t>
+        <w:t xml:space="preserve">The score contains neither the precision-recall area nor F1. The two rules pick different epochs in four of five seeds. The delivered seed ranks first of five on the composite and fourth of five on retail F1. It is 0.0218 retail F1 below the specified rule’s choice, 5.6 % in relative terms and 0.16 standard deviations of the spread across seeds.</w:t>
+      </w:r>
+    </w:p>
+    <w:p>
+      <w:pPr>
+        <w:pStyle w:val="BodyText"/>
+      </w:pPr>
+      <w:r>
+        <w:t xml:space="preserve">The model was not re-selected, for an evidential reason. Both rules rank epochs on teacher-forced validation columns. A separate person-level test showed that those columns cannot see person-level retail skill. The hard-check clause of the specified rule could also not be applied as written. Two of its five check families are pool-level quantities that exist only after inference and adjustment. On the observed range the clause would not have removed any epoch. The worst epoch reached a precision-recall area of 0.518 against a bar of 0.15, an F1 of 0.282 against 0.25, and a raw impossible-state rate of 0.014 % against 0.5 %.</w:t>
+      </w:r>
+    </w:p>
+    <w:bookmarkEnd w:id="40"/>
+    <w:bookmarkStart w:id="41" w:name="s.2-injection-checks"/>
+    <w:p>
+      <w:pPr>
+        <w:pStyle w:val="Heading2"/>
+      </w:pPr>
+      <w:r>
+        <w:t xml:space="preserve">S.2 Injection checks</w:t>
+      </w:r>
+    </w:p>
+    <w:p>
+      <w:pPr>
+        <w:pStyle w:val="FirstParagraph"/>
+      </w:pPr>
+      <w:r>
+        <w:t xml:space="preserve">The field check on occupant objects has its origin in the two-channel version. There, a modulated occupancy schedule was attached to the wrong field of the occupant object. That field still existed and still held a valid schedule. Every input-side check then available passed, including schedule presence, syntax and non-empty fields. The error flattened the office channel’s daily signal. It was found only when office output did not differ from an unmodulated run. The check now confirms the correct field on every modulated space.</w:t>
+      </w:r>
+    </w:p>
+    <w:p>
+      <w:pPr>
+        <w:pStyle w:val="BodyText"/>
+      </w:pPr>
+      <w:r>
+        <w:t xml:space="preserve">An input-side check cannot show that outputs carry the scenario signal. Two output-side checks were therefore added. The first requires scenarios that should differ to give different outputs. The second re-runs a simulation whenever the injection code or the schedule files it reads have changed since that output was produced. The first version of this second check tracked only the injection code. It was extended to the schedule files, because their content also decides what is injected.</w:t>
+      </w:r>
+    </w:p>
+    <w:bookmarkEnd w:id="41"/>
+    <w:bookmarkStart w:id="42" w:name="s.3-retail-scoring-rule"/>
+    <w:p>
+      <w:pPr>
+        <w:pStyle w:val="Heading2"/>
+      </w:pPr>
+      <w:r>
+        <w:t xml:space="preserve">S.3 Retail scoring rule</w:t>
+      </w:r>
+    </w:p>
+    <w:p>
+      <w:pPr>
+        <w:pStyle w:val="FirstParagraph"/>
+      </w:pPr>
+      <w:r>
+        <w:t xml:space="preserve">Retail was first scored by counting every simulation against the range. Under that count, the verdict depended on a margin of only 0.15 % of the floor. In an earlier model version, a shift of -0.05 % in the median changed one simulation’s verdict. The rule was then changed to require the median of all simulations to lie within the range. The change was made after the numbers of an earlier run had been seen. The rule was then written down before the numbers of the reported runs were read. Retail meets its range under the median rule but not under the count of individual simulations (37 of 56 inside).</w:t>
+      </w:r>
+    </w:p>
+    <w:bookmarkEnd w:id="42"/>
+    <w:bookmarkStart w:id="52" w:name="supplementary-tables"/>
+    <w:p>
+      <w:pPr>
+        <w:pStyle w:val="Heading2"/>
+      </w:pPr>
+      <w:r>
+        <w:t xml:space="preserve">Supplementary tables</w:t>
+      </w:r>
+    </w:p>
+    <w:p>
+      <w:pPr>
+        <w:pStyle w:val="FirstParagraph"/>
+        <w:keepNext/>
+        <w:jc w:val="center"/>
+      </w:pPr>
+      <w:r>
+        <w:rPr>
+          <w:b/>
+          <w:bCs/>
+        </w:rPr>
+        <w:t xml:space="preserve">Table S1.</w:t>
+      </w:r>
+      <w:r>
+        <w:t xml:space="preserve"> </w:t>
+      </w:r>
+      <w:r>
+        <w:t xml:space="preserve">Checks and thresholds, with their provenance.</w:t>
+      </w:r>
+    </w:p>
+    <w:p>
+      <w:pPr>
+        <w:pStyle w:val="BodyText"/>
+      </w:pPr>
+      <w:r>
+        <w:t xml:space="preserve">The Provenance column classifies every threshold as exactly one of three kinds: a literature value, a heuristic, or a project-chosen value.</w:t>
+      </w:r>
+    </w:p>
+    <w:bookmarkStart w:id="43" w:name="X06d7dae79141ed2a698261f5b2e7129f8bc8165"/>
+    <w:p>
+      <w:pPr>
+        <w:pStyle w:val="Heading3"/>
+      </w:pPr>
+      <w:r>
+        <w:t xml:space="preserve">(a) Tiered checks - Tier 1 distributional / Tier 2 structural / Tier 3 downstream</w:t>
+      </w:r>
+    </w:p>
+    <w:p>
+      <w:pPr>
+        <w:pStyle w:val="FirstParagraph"/>
+      </w:pPr>
+      <w:r>
+        <w:t xml:space="preserve">Applied per day type, to retail presence exactly as to work presence in the two-channel version.</w:t>
       </w:r>
     </w:p>
     <w:tbl>
@@ -71,19 +362,26 @@
         <w:tblStyle w:val="Table"/>
         <w:tblW w:type="pct" w:w="5000"/>
         <w:tblLayout w:type="fixed"/>
+        <w:tblCellMar>
+          <w:left w:w="72" w:type="dxa"/>
+          <w:right w:w="72" w:type="dxa"/>
+        </w:tblCellMar>
         <w:tblLook w:firstRow="1" w:lastRow="0" w:firstColumn="0" w:lastColumn="0" w:noHBand="0" w:noVBand="0" w:val="0020"/>
       </w:tblPr>
       <w:tblGrid>
-        <w:gridCol w:w="1980"/>
-        <w:gridCol w:w="1980"/>
-        <w:gridCol w:w="1980"/>
-        <w:gridCol w:w="1980"/>
+        <w:gridCol w:w="1848"/>
+        <w:gridCol w:w="3300"/>
+        <w:gridCol w:w="2215"/>
+        <w:gridCol w:w="1997"/>
       </w:tblGrid>
       <w:tr>
         <w:trPr>
           <w:tblHeader w:val="on"/>
         </w:trPr>
         <w:tc>
+          <w:tcPr>
+            <w:tcW w:w="1848" w:type="dxa"/>
+          </w:tcPr>
           <w:tcPr/>
           <w:p>
             <w:pPr>
@@ -100,6 +398,9 @@
           </w:p>
         </w:tc>
         <w:tc>
+          <w:tcPr>
+            <w:tcW w:w="3300" w:type="dxa"/>
+          </w:tcPr>
           <w:tcPr/>
           <w:p>
             <w:pPr>
@@ -116,6 +417,9 @@
           </w:p>
         </w:tc>
         <w:tc>
+          <w:tcPr>
+            <w:tcW w:w="2215" w:type="dxa"/>
+          </w:tcPr>
           <w:tcPr/>
           <w:p>
             <w:pPr>
@@ -132,6 +436,9 @@
           </w:p>
         </w:tc>
         <w:tc>
+          <w:tcPr>
+            <w:tcW w:w="1997" w:type="dxa"/>
+          </w:tcPr>
           <w:tcPr/>
           <w:p>
             <w:pPr>
@@ -150,6 +457,9 @@
       </w:tr>
       <w:tr>
         <w:tc>
+          <w:tcPr>
+            <w:tcW w:w="1848" w:type="dxa"/>
+          </w:tcPr>
           <w:tcPr/>
           <w:p>
             <w:pPr>
@@ -166,6 +476,9 @@
           </w:p>
         </w:tc>
         <w:tc>
+          <w:tcPr>
+            <w:tcW w:w="3300" w:type="dxa"/>
+          </w:tcPr>
           <w:tcPr/>
           <w:p>
             <w:pPr>
@@ -182,6 +495,9 @@
           </w:p>
         </w:tc>
         <w:tc>
+          <w:tcPr>
+            <w:tcW w:w="2215" w:type="dxa"/>
+          </w:tcPr>
           <w:tcPr/>
           <w:p>
             <w:pPr>
@@ -198,6 +514,9 @@
           </w:p>
         </w:tc>
         <w:tc>
+          <w:tcPr>
+            <w:tcW w:w="1997" w:type="dxa"/>
+          </w:tcPr>
           <w:tcPr/>
           <w:p>
             <w:pPr>
@@ -216,6 +535,9 @@
       </w:tr>
       <w:tr>
         <w:tc>
+          <w:tcPr>
+            <w:tcW w:w="1848" w:type="dxa"/>
+          </w:tcPr>
           <w:tcPr/>
           <w:p>
             <w:pPr>
@@ -232,6 +554,9 @@
           </w:p>
         </w:tc>
         <w:tc>
+          <w:tcPr>
+            <w:tcW w:w="3300" w:type="dxa"/>
+          </w:tcPr>
           <w:tcPr/>
           <w:p>
             <w:pPr>
@@ -248,6 +573,9 @@
           </w:p>
         </w:tc>
         <w:tc>
+          <w:tcPr>
+            <w:tcW w:w="2215" w:type="dxa"/>
+          </w:tcPr>
           <w:tcPr/>
           <w:p>
             <w:pPr>
@@ -264,6 +592,9 @@
           </w:p>
         </w:tc>
         <w:tc>
+          <w:tcPr>
+            <w:tcW w:w="1997" w:type="dxa"/>
+          </w:tcPr>
           <w:tcPr/>
           <w:p>
             <w:pPr>
@@ -282,6 +613,9 @@
       </w:tr>
       <w:tr>
         <w:tc>
+          <w:tcPr>
+            <w:tcW w:w="1848" w:type="dxa"/>
+          </w:tcPr>
           <w:tcPr/>
           <w:p>
             <w:pPr>
@@ -298,6 +632,9 @@
           </w:p>
         </w:tc>
         <w:tc>
+          <w:tcPr>
+            <w:tcW w:w="3300" w:type="dxa"/>
+          </w:tcPr>
           <w:tcPr/>
           <w:p>
             <w:pPr>
@@ -314,6 +651,9 @@
           </w:p>
         </w:tc>
         <w:tc>
+          <w:tcPr>
+            <w:tcW w:w="2215" w:type="dxa"/>
+          </w:tcPr>
           <w:tcPr/>
           <w:p>
             <w:pPr>
@@ -330,6 +670,9 @@
           </w:p>
         </w:tc>
         <w:tc>
+          <w:tcPr>
+            <w:tcW w:w="1997" w:type="dxa"/>
+          </w:tcPr>
           <w:tcPr/>
           <w:p>
             <w:pPr>
@@ -348,6 +691,9 @@
       </w:tr>
       <w:tr>
         <w:tc>
+          <w:tcPr>
+            <w:tcW w:w="1848" w:type="dxa"/>
+          </w:tcPr>
           <w:tcPr/>
           <w:p>
             <w:pPr>
@@ -364,6 +710,9 @@
           </w:p>
         </w:tc>
         <w:tc>
+          <w:tcPr>
+            <w:tcW w:w="3300" w:type="dxa"/>
+          </w:tcPr>
           <w:tcPr/>
           <w:p>
             <w:pPr>
@@ -380,6 +729,9 @@
           </w:p>
         </w:tc>
         <w:tc>
+          <w:tcPr>
+            <w:tcW w:w="2215" w:type="dxa"/>
+          </w:tcPr>
           <w:tcPr/>
           <w:p>
             <w:pPr>
@@ -396,6 +748,9 @@
           </w:p>
         </w:tc>
         <w:tc>
+          <w:tcPr>
+            <w:tcW w:w="1997" w:type="dxa"/>
+          </w:tcPr>
           <w:tcPr/>
           <w:p>
             <w:pPr>
@@ -414,6 +769,9 @@
       </w:tr>
       <w:tr>
         <w:tc>
+          <w:tcPr>
+            <w:tcW w:w="1848" w:type="dxa"/>
+          </w:tcPr>
           <w:tcPr/>
           <w:p>
             <w:pPr>
@@ -430,6 +788,9 @@
           </w:p>
         </w:tc>
         <w:tc>
+          <w:tcPr>
+            <w:tcW w:w="3300" w:type="dxa"/>
+          </w:tcPr>
           <w:tcPr/>
           <w:p>
             <w:pPr>
@@ -446,6 +807,9 @@
           </w:p>
         </w:tc>
         <w:tc>
+          <w:tcPr>
+            <w:tcW w:w="2215" w:type="dxa"/>
+          </w:tcPr>
           <w:tcPr/>
           <w:p>
             <w:pPr>
@@ -462,6 +826,9 @@
           </w:p>
         </w:tc>
         <w:tc>
+          <w:tcPr>
+            <w:tcW w:w="1997" w:type="dxa"/>
+          </w:tcPr>
           <w:tcPr/>
           <w:p>
             <w:pPr>
@@ -480,6 +847,9 @@
       </w:tr>
       <w:tr>
         <w:tc>
+          <w:tcPr>
+            <w:tcW w:w="1848" w:type="dxa"/>
+          </w:tcPr>
           <w:tcPr/>
           <w:p>
             <w:pPr>
@@ -496,6 +866,9 @@
           </w:p>
         </w:tc>
         <w:tc>
+          <w:tcPr>
+            <w:tcW w:w="3300" w:type="dxa"/>
+          </w:tcPr>
           <w:tcPr/>
           <w:p>
             <w:pPr>
@@ -512,6 +885,9 @@
           </w:p>
         </w:tc>
         <w:tc>
+          <w:tcPr>
+            <w:tcW w:w="2215" w:type="dxa"/>
+          </w:tcPr>
           <w:tcPr/>
           <w:p>
             <w:pPr>
@@ -528,6 +904,9 @@
           </w:p>
         </w:tc>
         <w:tc>
+          <w:tcPr>
+            <w:tcW w:w="1997" w:type="dxa"/>
+          </w:tcPr>
           <w:tcPr/>
           <w:p>
             <w:pPr>
@@ -546,6 +925,9 @@
       </w:tr>
       <w:tr>
         <w:tc>
+          <w:tcPr>
+            <w:tcW w:w="1848" w:type="dxa"/>
+          </w:tcPr>
           <w:tcPr/>
           <w:p>
             <w:pPr>
@@ -562,6 +944,9 @@
           </w:p>
         </w:tc>
         <w:tc>
+          <w:tcPr>
+            <w:tcW w:w="3300" w:type="dxa"/>
+          </w:tcPr>
           <w:tcPr/>
           <w:p>
             <w:pPr>
@@ -578,6 +963,9 @@
           </w:p>
         </w:tc>
         <w:tc>
+          <w:tcPr>
+            <w:tcW w:w="2215" w:type="dxa"/>
+          </w:tcPr>
           <w:tcPr/>
           <w:p>
             <w:pPr>
@@ -594,6 +982,9 @@
           </w:p>
         </w:tc>
         <w:tc>
+          <w:tcPr>
+            <w:tcW w:w="1997" w:type="dxa"/>
+          </w:tcPr>
           <w:tcPr/>
           <w:p>
             <w:pPr>
@@ -612,6 +1003,9 @@
       </w:tr>
       <w:tr>
         <w:tc>
+          <w:tcPr>
+            <w:tcW w:w="1848" w:type="dxa"/>
+          </w:tcPr>
           <w:tcPr/>
           <w:p>
             <w:pPr>
@@ -628,6 +1022,9 @@
           </w:p>
         </w:tc>
         <w:tc>
+          <w:tcPr>
+            <w:tcW w:w="3300" w:type="dxa"/>
+          </w:tcPr>
           <w:tcPr/>
           <w:p>
             <w:pPr>
@@ -644,6 +1041,9 @@
           </w:p>
         </w:tc>
         <w:tc>
+          <w:tcPr>
+            <w:tcW w:w="2215" w:type="dxa"/>
+          </w:tcPr>
           <w:tcPr/>
           <w:p>
             <w:pPr>
@@ -660,6 +1060,9 @@
           </w:p>
         </w:tc>
         <w:tc>
+          <w:tcPr>
+            <w:tcW w:w="1997" w:type="dxa"/>
+          </w:tcPr>
           <w:tcPr/>
           <w:p>
             <w:pPr>
@@ -678,6 +1081,9 @@
       </w:tr>
       <w:tr>
         <w:tc>
+          <w:tcPr>
+            <w:tcW w:w="1848" w:type="dxa"/>
+          </w:tcPr>
           <w:tcPr/>
           <w:p>
             <w:pPr>
@@ -694,6 +1100,9 @@
           </w:p>
         </w:tc>
         <w:tc>
+          <w:tcPr>
+            <w:tcW w:w="3300" w:type="dxa"/>
+          </w:tcPr>
           <w:tcPr/>
           <w:p>
             <w:pPr>
@@ -710,6 +1119,9 @@
           </w:p>
         </w:tc>
         <w:tc>
+          <w:tcPr>
+            <w:tcW w:w="2215" w:type="dxa"/>
+          </w:tcPr>
           <w:tcPr/>
           <w:p>
             <w:pPr>
@@ -726,6 +1138,9 @@
           </w:p>
         </w:tc>
         <w:tc>
+          <w:tcPr>
+            <w:tcW w:w="1997" w:type="dxa"/>
+          </w:tcPr>
           <w:tcPr/>
           <w:p>
             <w:pPr>
@@ -743,14 +1158,14 @@
         </w:tc>
       </w:tr>
     </w:tbl>
-    <w:bookmarkEnd w:id="40"/>
-    <w:bookmarkStart w:id="41" w:name="b-channel-specific-gates"/>
+    <w:bookmarkEnd w:id="43"/>
+    <w:bookmarkStart w:id="44" w:name="b-channel-specific-checks"/>
     <w:p>
       <w:pPr>
-        <w:pStyle w:val="Heading2"/>
+        <w:pStyle w:val="Heading3"/>
       </w:pPr>
       <w:r>
-        <w:t xml:space="preserve">(b) Channel-specific gates</w:t>
+        <w:t xml:space="preserve">(b) Channel-specific checks</w:t>
       </w:r>
     </w:p>
     <w:tbl>
@@ -758,19 +1173,26 @@
         <w:tblStyle w:val="Table"/>
         <w:tblW w:type="pct" w:w="5000"/>
         <w:tblLayout w:type="fixed"/>
+        <w:tblCellMar>
+          <w:left w:w="72" w:type="dxa"/>
+          <w:right w:w="72" w:type="dxa"/>
+        </w:tblCellMar>
         <w:tblLook w:firstRow="1" w:lastRow="0" w:firstColumn="0" w:lastColumn="0" w:noHBand="0" w:noVBand="0" w:val="0020"/>
       </w:tblPr>
       <w:tblGrid>
-        <w:gridCol w:w="1980"/>
-        <w:gridCol w:w="1980"/>
-        <w:gridCol w:w="1980"/>
-        <w:gridCol w:w="1980"/>
+        <w:gridCol w:w="1614"/>
+        <w:gridCol w:w="3986"/>
+        <w:gridCol w:w="2554"/>
+        <w:gridCol w:w="1206"/>
       </w:tblGrid>
       <w:tr>
         <w:trPr>
           <w:tblHeader w:val="on"/>
         </w:trPr>
         <w:tc>
+          <w:tcPr>
+            <w:tcW w:w="1614" w:type="dxa"/>
+          </w:tcPr>
           <w:tcPr/>
           <w:p>
             <w:pPr>
@@ -787,6 +1209,9 @@
           </w:p>
         </w:tc>
         <w:tc>
+          <w:tcPr>
+            <w:tcW w:w="3986" w:type="dxa"/>
+          </w:tcPr>
           <w:tcPr/>
           <w:p>
             <w:pPr>
@@ -803,6 +1228,9 @@
           </w:p>
         </w:tc>
         <w:tc>
+          <w:tcPr>
+            <w:tcW w:w="2554" w:type="dxa"/>
+          </w:tcPr>
           <w:tcPr/>
           <w:p>
             <w:pPr>
@@ -819,6 +1247,9 @@
           </w:p>
         </w:tc>
         <w:tc>
+          <w:tcPr>
+            <w:tcW w:w="1206" w:type="dxa"/>
+          </w:tcPr>
           <w:tcPr/>
           <w:p>
             <w:pPr>
@@ -837,38 +1268,47 @@
       </w:tr>
       <w:tr>
         <w:tc>
-          <w:tcPr/>
-          <w:p>
-            <w:pPr>
-              <w:spacing w:after="0" w:line="240" w:lineRule="auto"/>
-              <w:pStyle w:val="Compact"/>
-            </w:pPr>
-            <w:r>
-              <w:rPr>
-                <w:sz w:val="20"/>
-                <w:szCs w:val="20"/>
-              </w:rPr>
-              <w:t xml:space="preserve">LOCATION mapping</w:t>
-            </w:r>
-          </w:p>
-        </w:tc>
-        <w:tc>
-          <w:tcPr/>
-          <w:p>
-            <w:pPr>
-              <w:spacing w:after="0" w:line="240" w:lineRule="auto"/>
-              <w:pStyle w:val="Compact"/>
-            </w:pPr>
-            <w:r>
-              <w:rPr>
-                <w:sz w:val="20"/>
-                <w:szCs w:val="20"/>
-              </w:rPr>
-              <w:t xml:space="preserve">AT_RETAIL rate, weekday 12:00-14:00, per cycle</w:t>
-            </w:r>
-          </w:p>
-        </w:tc>
-        <w:tc>
+          <w:tcPr>
+            <w:tcW w:w="1614" w:type="dxa"/>
+          </w:tcPr>
+          <w:tcPr/>
+          <w:p>
+            <w:pPr>
+              <w:spacing w:after="0" w:line="240" w:lineRule="auto"/>
+              <w:pStyle w:val="Compact"/>
+            </w:pPr>
+            <w:r>
+              <w:rPr>
+                <w:sz w:val="20"/>
+                <w:szCs w:val="20"/>
+              </w:rPr>
+              <w:t xml:space="preserve">Location mapping</w:t>
+            </w:r>
+          </w:p>
+        </w:tc>
+        <w:tc>
+          <w:tcPr>
+            <w:tcW w:w="3986" w:type="dxa"/>
+          </w:tcPr>
+          <w:tcPr/>
+          <w:p>
+            <w:pPr>
+              <w:spacing w:after="0" w:line="240" w:lineRule="auto"/>
+              <w:pStyle w:val="Compact"/>
+            </w:pPr>
+            <w:r>
+              <w:rPr>
+                <w:sz w:val="20"/>
+                <w:szCs w:val="20"/>
+              </w:rPr>
+              <w:t xml:space="preserve">Retail presence rate, weekday 12:00-14:00, per cycle</w:t>
+            </w:r>
+          </w:p>
+        </w:tc>
+        <w:tc>
+          <w:tcPr>
+            <w:tcW w:w="2554" w:type="dxa"/>
+          </w:tcPr>
           <w:tcPr/>
           <w:p>
             <w:pPr>
@@ -885,6 +1325,9 @@
           </w:p>
         </w:tc>
         <w:tc>
+          <w:tcPr>
+            <w:tcW w:w="1206" w:type="dxa"/>
+          </w:tcPr>
           <w:tcPr/>
           <w:p>
             <w:pPr>
@@ -903,22 +1346,28 @@
       </w:tr>
       <w:tr>
         <w:tc>
-          <w:tcPr/>
-          <w:p>
-            <w:pPr>
-              <w:spacing w:after="0" w:line="240" w:lineRule="auto"/>
-              <w:pStyle w:val="Compact"/>
-            </w:pPr>
-            <w:r>
-              <w:rPr>
-                <w:sz w:val="20"/>
-                <w:szCs w:val="20"/>
-              </w:rPr>
-              <w:t xml:space="preserve">LOCATION mapping</w:t>
-            </w:r>
-          </w:p>
-        </w:tc>
-        <w:tc>
+          <w:tcPr>
+            <w:tcW w:w="1614" w:type="dxa"/>
+          </w:tcPr>
+          <w:tcPr/>
+          <w:p>
+            <w:pPr>
+              <w:spacing w:after="0" w:line="240" w:lineRule="auto"/>
+              <w:pStyle w:val="Compact"/>
+            </w:pPr>
+            <w:r>
+              <w:rPr>
+                <w:sz w:val="20"/>
+                <w:szCs w:val="20"/>
+              </w:rPr>
+              <w:t xml:space="preserve">Location mapping</w:t>
+            </w:r>
+          </w:p>
+        </w:tc>
+        <w:tc>
+          <w:tcPr>
+            <w:tcW w:w="3986" w:type="dxa"/>
+          </w:tcPr>
           <w:tcPr/>
           <w:p>
             <w:pPr>
@@ -935,6 +1384,9 @@
           </w:p>
         </w:tc>
         <w:tc>
+          <w:tcPr>
+            <w:tcW w:w="2554" w:type="dxa"/>
+          </w:tcPr>
           <w:tcPr/>
           <w:p>
             <w:pPr>
@@ -951,6 +1403,9 @@
           </w:p>
         </w:tc>
         <w:tc>
+          <w:tcPr>
+            <w:tcW w:w="1206" w:type="dxa"/>
+          </w:tcPr>
           <w:tcPr/>
           <w:p>
             <w:pPr>
@@ -969,22 +1424,28 @@
       </w:tr>
       <w:tr>
         <w:tc>
-          <w:tcPr/>
-          <w:p>
-            <w:pPr>
-              <w:spacing w:after="0" w:line="240" w:lineRule="auto"/>
-              <w:pStyle w:val="Compact"/>
-            </w:pPr>
-            <w:r>
-              <w:rPr>
-                <w:sz w:val="20"/>
-                <w:szCs w:val="20"/>
-              </w:rPr>
-              <w:t xml:space="preserve">LOCATION mapping</w:t>
-            </w:r>
-          </w:p>
-        </w:tc>
-        <w:tc>
+          <w:tcPr>
+            <w:tcW w:w="1614" w:type="dxa"/>
+          </w:tcPr>
+          <w:tcPr/>
+          <w:p>
+            <w:pPr>
+              <w:spacing w:after="0" w:line="240" w:lineRule="auto"/>
+              <w:pStyle w:val="Compact"/>
+            </w:pPr>
+            <w:r>
+              <w:rPr>
+                <w:sz w:val="20"/>
+                <w:szCs w:val="20"/>
+              </w:rPr>
+              <w:t xml:space="preserve">Location mapping</w:t>
+            </w:r>
+          </w:p>
+        </w:tc>
+        <w:tc>
+          <w:tcPr>
+            <w:tcW w:w="3986" w:type="dxa"/>
+          </w:tcPr>
           <w:tcPr/>
           <w:p>
             <w:pPr>
@@ -1001,6 +1462,9 @@
           </w:p>
         </w:tc>
         <w:tc>
+          <w:tcPr>
+            <w:tcW w:w="2554" w:type="dxa"/>
+          </w:tcPr>
           <w:tcPr/>
           <w:p>
             <w:pPr>
@@ -1017,6 +1481,9 @@
           </w:p>
         </w:tc>
         <w:tc>
+          <w:tcPr>
+            <w:tcW w:w="1206" w:type="dxa"/>
+          </w:tcPr>
           <w:tcPr/>
           <w:p>
             <w:pPr>
@@ -1035,22 +1502,28 @@
       </w:tr>
       <w:tr>
         <w:tc>
-          <w:tcPr/>
-          <w:p>
-            <w:pPr>
-              <w:spacing w:after="0" w:line="240" w:lineRule="auto"/>
-              <w:pStyle w:val="Compact"/>
-            </w:pPr>
-            <w:r>
-              <w:rPr>
-                <w:sz w:val="20"/>
-                <w:szCs w:val="20"/>
-              </w:rPr>
-              <w:t xml:space="preserve">LOCATION mapping</w:t>
-            </w:r>
-          </w:p>
-        </w:tc>
-        <w:tc>
+          <w:tcPr>
+            <w:tcW w:w="1614" w:type="dxa"/>
+          </w:tcPr>
+          <w:tcPr/>
+          <w:p>
+            <w:pPr>
+              <w:spacing w:after="0" w:line="240" w:lineRule="auto"/>
+              <w:pStyle w:val="Compact"/>
+            </w:pPr>
+            <w:r>
+              <w:rPr>
+                <w:sz w:val="20"/>
+                <w:szCs w:val="20"/>
+              </w:rPr>
+              <w:t xml:space="preserve">Location mapping</w:t>
+            </w:r>
+          </w:p>
+        </w:tc>
+        <w:tc>
+          <w:tcPr>
+            <w:tcW w:w="3986" w:type="dxa"/>
+          </w:tcPr>
           <w:tcPr/>
           <w:p>
             <w:pPr>
@@ -1067,6 +1540,9 @@
           </w:p>
         </w:tc>
         <w:tc>
+          <w:tcPr>
+            <w:tcW w:w="2554" w:type="dxa"/>
+          </w:tcPr>
           <w:tcPr/>
           <w:p>
             <w:pPr>
@@ -1083,6 +1559,9 @@
           </w:p>
         </w:tc>
         <w:tc>
+          <w:tcPr>
+            <w:tcW w:w="1206" w:type="dxa"/>
+          </w:tcPr>
           <w:tcPr/>
           <w:p>
             <w:pPr>
@@ -1101,54 +1580,66 @@
       </w:tr>
       <w:tr>
         <w:tc>
-          <w:tcPr/>
-          <w:p>
-            <w:pPr>
-              <w:spacing w:after="0" w:line="240" w:lineRule="auto"/>
-              <w:pStyle w:val="Compact"/>
-            </w:pPr>
-            <w:r>
-              <w:rPr>
-                <w:sz w:val="20"/>
-                <w:szCs w:val="20"/>
-              </w:rPr>
-              <w:t xml:space="preserve">OR-rule leak</w:t>
-            </w:r>
-          </w:p>
-        </w:tc>
-        <w:tc>
-          <w:tcPr/>
-          <w:p>
-            <w:pPr>
-              <w:spacing w:after="0" w:line="240" w:lineRule="auto"/>
-              <w:pStyle w:val="Compact"/>
-            </w:pPr>
-            <w:r>
-              <w:rPr>
-                <w:sz w:val="20"/>
-                <w:szCs w:val="20"/>
-              </w:rPr>
-              <w:t xml:space="preserve">Online shopping, excluded from AT_RETAIL</w:t>
-            </w:r>
-          </w:p>
-        </w:tc>
-        <w:tc>
-          <w:tcPr/>
-          <w:p>
-            <w:pPr>
-              <w:spacing w:after="0" w:line="240" w:lineRule="auto"/>
-              <w:pStyle w:val="Compact"/>
-            </w:pPr>
-            <w:r>
-              <w:rPr>
-                <w:sz w:val="20"/>
-                <w:szCs w:val="20"/>
-              </w:rPr>
-              <w:t xml:space="preserve">rule fixed before training; cross-tab still reported</w:t>
-            </w:r>
-          </w:p>
-        </w:tc>
-        <w:tc>
+          <w:tcPr>
+            <w:tcW w:w="1614" w:type="dxa"/>
+          </w:tcPr>
+          <w:tcPr/>
+          <w:p>
+            <w:pPr>
+              <w:spacing w:after="0" w:line="240" w:lineRule="auto"/>
+              <w:pStyle w:val="Compact"/>
+            </w:pPr>
+            <w:r>
+              <w:rPr>
+                <w:sz w:val="20"/>
+                <w:szCs w:val="20"/>
+              </w:rPr>
+              <w:t xml:space="preserve">Retail rule (Eq. B.1)</w:t>
+            </w:r>
+          </w:p>
+        </w:tc>
+        <w:tc>
+          <w:tcPr>
+            <w:tcW w:w="3986" w:type="dxa"/>
+          </w:tcPr>
+          <w:tcPr/>
+          <w:p>
+            <w:pPr>
+              <w:spacing w:after="0" w:line="240" w:lineRule="auto"/>
+              <w:pStyle w:val="Compact"/>
+            </w:pPr>
+            <w:r>
+              <w:rPr>
+                <w:sz w:val="20"/>
+                <w:szCs w:val="20"/>
+              </w:rPr>
+              <w:t xml:space="preserve">Online shopping excluded from retail presence</w:t>
+            </w:r>
+          </w:p>
+        </w:tc>
+        <w:tc>
+          <w:tcPr>
+            <w:tcW w:w="2554" w:type="dxa"/>
+          </w:tcPr>
+          <w:tcPr/>
+          <w:p>
+            <w:pPr>
+              <w:spacing w:after="0" w:line="240" w:lineRule="auto"/>
+              <w:pStyle w:val="Compact"/>
+            </w:pPr>
+            <w:r>
+              <w:rPr>
+                <w:sz w:val="20"/>
+                <w:szCs w:val="20"/>
+              </w:rPr>
+              <w:t xml:space="preserve">rule fixed before training; cross-tabulation still reported</w:t>
+            </w:r>
+          </w:p>
+        </w:tc>
+        <w:tc>
+          <w:tcPr>
+            <w:tcW w:w="1206" w:type="dxa"/>
+          </w:tcPr>
           <w:tcPr/>
           <w:p>
             <w:pPr>
@@ -1167,6 +1658,9 @@
       </w:tr>
       <w:tr>
         <w:tc>
+          <w:tcPr>
+            <w:tcW w:w="1614" w:type="dxa"/>
+          </w:tcPr>
           <w:tcPr/>
           <w:p>
             <w:pPr>
@@ -1183,22 +1677,28 @@
           </w:p>
         </w:tc>
         <w:tc>
-          <w:tcPr/>
-          <w:p>
-            <w:pPr>
-              <w:spacing w:after="0" w:line="240" w:lineRule="auto"/>
-              <w:pStyle w:val="Compact"/>
-            </w:pPr>
-            <w:r>
-              <w:rPr>
-                <w:sz w:val="20"/>
-                <w:szCs w:val="20"/>
-              </w:rPr>
-              <w:t xml:space="preserve">JS(AT_WORK), JS(AT_RETAIL) per stratum</w:t>
-            </w:r>
-          </w:p>
-        </w:tc>
-        <w:tc>
+          <w:tcPr>
+            <w:tcW w:w="3986" w:type="dxa"/>
+          </w:tcPr>
+          <w:tcPr/>
+          <w:p>
+            <w:pPr>
+              <w:spacing w:after="0" w:line="240" w:lineRule="auto"/>
+              <w:pStyle w:val="Compact"/>
+            </w:pPr>
+            <w:r>
+              <w:rPr>
+                <w:sz w:val="20"/>
+                <w:szCs w:val="20"/>
+              </w:rPr>
+              <w:t xml:space="preserve">JS for work presence and for retail presence, per stratum</w:t>
+            </w:r>
+          </w:p>
+        </w:tc>
+        <w:tc>
+          <w:tcPr>
+            <w:tcW w:w="2554" w:type="dxa"/>
+          </w:tcPr>
           <w:tcPr/>
           <w:p>
             <w:pPr>
@@ -1215,6 +1715,9 @@
           </w:p>
         </w:tc>
         <w:tc>
+          <w:tcPr>
+            <w:tcW w:w="1206" w:type="dxa"/>
+          </w:tcPr>
           <w:tcPr/>
           <w:p>
             <w:pPr>
@@ -1233,6 +1736,9 @@
       </w:tr>
       <w:tr>
         <w:tc>
+          <w:tcPr>
+            <w:tcW w:w="1614" w:type="dxa"/>
+          </w:tcPr>
           <w:tcPr/>
           <w:p>
             <w:pPr>
@@ -1249,22 +1755,28 @@
           </w:p>
         </w:tc>
         <w:tc>
-          <w:tcPr/>
-          <w:p>
-            <w:pPr>
-              <w:spacing w:after="0" w:line="240" w:lineRule="auto"/>
-              <w:pStyle w:val="Compact"/>
-            </w:pPr>
-            <w:r>
-              <w:rPr>
-                <w:sz w:val="20"/>
-                <w:szCs w:val="20"/>
-              </w:rPr>
-              <w:t xml:space="preserve">PR-AUC and F1 on positive slots, AT_RETAIL</w:t>
-            </w:r>
-          </w:p>
-        </w:tc>
-        <w:tc>
+          <w:tcPr>
+            <w:tcW w:w="3986" w:type="dxa"/>
+          </w:tcPr>
+          <w:tcPr/>
+          <w:p>
+            <w:pPr>
+              <w:spacing w:after="0" w:line="240" w:lineRule="auto"/>
+              <w:pStyle w:val="Compact"/>
+            </w:pPr>
+            <w:r>
+              <w:rPr>
+                <w:sz w:val="20"/>
+                <w:szCs w:val="20"/>
+              </w:rPr>
+              <w:t xml:space="preserve">PR-AUC and F1 on positive slots, retail presence</w:t>
+            </w:r>
+          </w:p>
+        </w:tc>
+        <w:tc>
+          <w:tcPr>
+            <w:tcW w:w="2554" w:type="dxa"/>
+          </w:tcPr>
           <w:tcPr/>
           <w:p>
             <w:pPr>
@@ -1281,6 +1793,9 @@
           </w:p>
         </w:tc>
         <w:tc>
+          <w:tcPr>
+            <w:tcW w:w="1206" w:type="dxa"/>
+          </w:tcPr>
           <w:tcPr/>
           <w:p>
             <w:pPr>
@@ -1299,6 +1814,9 @@
       </w:tr>
       <w:tr>
         <w:tc>
+          <w:tcPr>
+            <w:tcW w:w="1614" w:type="dxa"/>
+          </w:tcPr>
           <w:tcPr/>
           <w:p>
             <w:pPr>
@@ -1315,6 +1833,9 @@
           </w:p>
         </w:tc>
         <w:tc>
+          <w:tcPr>
+            <w:tcW w:w="3986" w:type="dxa"/>
+          </w:tcPr>
           <w:tcPr/>
           <w:p>
             <w:pPr>
@@ -1331,6 +1852,9 @@
           </w:p>
         </w:tc>
         <w:tc>
+          <w:tcPr>
+            <w:tcW w:w="2554" w:type="dxa"/>
+          </w:tcPr>
           <w:tcPr/>
           <w:p>
             <w:pPr>
@@ -1347,6 +1871,9 @@
           </w:p>
         </w:tc>
         <w:tc>
+          <w:tcPr>
+            <w:tcW w:w="1206" w:type="dxa"/>
+          </w:tcPr>
           <w:tcPr/>
           <w:p>
             <w:pPr>
@@ -1365,6 +1892,9 @@
       </w:tr>
       <w:tr>
         <w:tc>
+          <w:tcPr>
+            <w:tcW w:w="1614" w:type="dxa"/>
+          </w:tcPr>
           <w:tcPr/>
           <w:p>
             <w:pPr>
@@ -1381,6 +1911,9 @@
           </w:p>
         </w:tc>
         <w:tc>
+          <w:tcPr>
+            <w:tcW w:w="3986" w:type="dxa"/>
+          </w:tcPr>
           <w:tcPr/>
           <w:p>
             <w:pPr>
@@ -1397,6 +1930,9 @@
           </w:p>
         </w:tc>
         <w:tc>
+          <w:tcPr>
+            <w:tcW w:w="2554" w:type="dxa"/>
+          </w:tcPr>
           <w:tcPr/>
           <w:p>
             <w:pPr>
@@ -1444,11 +1980,14 @@
                 <w:sz w:val="20"/>
                 <w:szCs w:val="20"/>
               </w:rPr>
-              <w:t xml:space="preserve">bits vs the two-channel baseline</w:t>
-            </w:r>
-          </w:p>
-        </w:tc>
-        <w:tc>
+              <w:t xml:space="preserve">bits versus the two-channel version</w:t>
+            </w:r>
+          </w:p>
+        </w:tc>
+        <w:tc>
+          <w:tcPr>
+            <w:tcW w:w="1206" w:type="dxa"/>
+          </w:tcPr>
           <w:tcPr/>
           <w:p>
             <w:pPr>
@@ -1467,6 +2006,9 @@
       </w:tr>
       <w:tr>
         <w:tc>
+          <w:tcPr>
+            <w:tcW w:w="1614" w:type="dxa"/>
+          </w:tcPr>
           <w:tcPr/>
           <w:p>
             <w:pPr>
@@ -1483,6 +2025,9 @@
           </w:p>
         </w:tc>
         <w:tc>
+          <w:tcPr>
+            <w:tcW w:w="3986" w:type="dxa"/>
+          </w:tcPr>
           <w:tcPr/>
           <w:p>
             <w:pPr>
@@ -1499,6 +2044,9 @@
           </w:p>
         </w:tc>
         <w:tc>
+          <w:tcPr>
+            <w:tcW w:w="2554" w:type="dxa"/>
+          </w:tcPr>
           <w:tcPr/>
           <w:p>
             <w:pPr>
@@ -1515,6 +2063,9 @@
           </w:p>
         </w:tc>
         <w:tc>
+          <w:tcPr>
+            <w:tcW w:w="1206" w:type="dxa"/>
+          </w:tcPr>
           <w:tcPr/>
           <w:p>
             <w:pPr>
@@ -1533,6 +2084,9 @@
       </w:tr>
       <w:tr>
         <w:tc>
+          <w:tcPr>
+            <w:tcW w:w="1614" w:type="dxa"/>
+          </w:tcPr>
           <w:tcPr/>
           <w:p>
             <w:pPr>
@@ -1549,22 +2103,28 @@
           </w:p>
         </w:tc>
         <w:tc>
-          <w:tcPr/>
-          <w:p>
-            <w:pPr>
-              <w:spacing w:after="0" w:line="240" w:lineRule="auto"/>
-              <w:pStyle w:val="Compact"/>
-            </w:pPr>
-            <w:r>
-              <w:rPr>
-                <w:sz w:val="20"/>
-                <w:szCs w:val="20"/>
-              </w:rPr>
-              <w:t xml:space="preserve">QC and AB monthly 2015-2019 vs reconstruction</w:t>
-            </w:r>
-          </w:p>
-        </w:tc>
-        <w:tc>
+          <w:tcPr>
+            <w:tcW w:w="3986" w:type="dxa"/>
+          </w:tcPr>
+          <w:tcPr/>
+          <w:p>
+            <w:pPr>
+              <w:spacing w:after="0" w:line="240" w:lineRule="auto"/>
+              <w:pStyle w:val="Compact"/>
+            </w:pPr>
+            <w:r>
+              <w:rPr>
+                <w:sz w:val="20"/>
+                <w:szCs w:val="20"/>
+              </w:rPr>
+              <w:t xml:space="preserve">Alberta monthly 2015-2019 and Quebec monthly 2019 versus reconstruction</w:t>
+            </w:r>
+          </w:p>
+        </w:tc>
+        <w:tc>
+          <w:tcPr>
+            <w:tcW w:w="2554" w:type="dxa"/>
+          </w:tcPr>
           <w:tcPr/>
           <w:p>
             <w:pPr>
@@ -1581,6 +2141,9 @@
           </w:p>
         </w:tc>
         <w:tc>
+          <w:tcPr>
+            <w:tcW w:w="1206" w:type="dxa"/>
+          </w:tcPr>
           <w:tcPr/>
           <w:p>
             <w:pPr>
@@ -1599,6 +2162,9 @@
       </w:tr>
       <w:tr>
         <w:tc>
+          <w:tcPr>
+            <w:tcW w:w="1614" w:type="dxa"/>
+          </w:tcPr>
           <w:tcPr/>
           <w:p>
             <w:pPr>
@@ -1615,6 +2181,9 @@
           </w:p>
         </w:tc>
         <w:tc>
+          <w:tcPr>
+            <w:tcW w:w="3986" w:type="dxa"/>
+          </w:tcPr>
           <w:tcPr/>
           <w:p>
             <w:pPr>
@@ -1631,6 +2200,9 @@
           </w:p>
         </w:tc>
         <w:tc>
+          <w:tcPr>
+            <w:tcW w:w="2554" w:type="dxa"/>
+          </w:tcPr>
           <w:tcPr/>
           <w:p>
             <w:pPr>
@@ -1647,6 +2219,9 @@
           </w:p>
         </w:tc>
         <w:tc>
+          <w:tcPr>
+            <w:tcW w:w="1206" w:type="dxa"/>
+          </w:tcPr>
           <w:tcPr/>
           <w:p>
             <w:pPr>
@@ -1665,6 +2240,9 @@
       </w:tr>
       <w:tr>
         <w:tc>
+          <w:tcPr>
+            <w:tcW w:w="1614" w:type="dxa"/>
+          </w:tcPr>
           <w:tcPr/>
           <w:p>
             <w:pPr>
@@ -1681,22 +2259,28 @@
           </w:p>
         </w:tc>
         <w:tc>
-          <w:tcPr/>
-          <w:p>
-            <w:pPr>
-              <w:spacing w:after="0" w:line="240" w:lineRule="auto"/>
-              <w:pStyle w:val="Compact"/>
-            </w:pPr>
-            <w:r>
-              <w:rPr>
-                <w:sz w:val="20"/>
-                <w:szCs w:val="20"/>
-              </w:rPr>
-              <w:t xml:space="preserve">Default vs 2022, Montreal SuperTall</w:t>
-            </w:r>
-          </w:p>
-        </w:tc>
-        <w:tc>
+          <w:tcPr>
+            <w:tcW w:w="3986" w:type="dxa"/>
+          </w:tcPr>
+          <w:tcPr/>
+          <w:p>
+            <w:pPr>
+              <w:spacing w:after="0" w:line="240" w:lineRule="auto"/>
+              <w:pStyle w:val="Compact"/>
+            </w:pPr>
+            <w:r>
+              <w:rPr>
+                <w:sz w:val="20"/>
+                <w:szCs w:val="20"/>
+              </w:rPr>
+              <w:t xml:space="preserve">Code-schedule control versus 2022, Montreal SuperTall</w:t>
+            </w:r>
+          </w:p>
+        </w:tc>
+        <w:tc>
+          <w:tcPr>
+            <w:tcW w:w="2554" w:type="dxa"/>
+          </w:tcPr>
           <w:tcPr/>
           <w:p>
             <w:pPr>
@@ -1713,6 +2297,9 @@
           </w:p>
         </w:tc>
         <w:tc>
+          <w:tcPr>
+            <w:tcW w:w="1206" w:type="dxa"/>
+          </w:tcPr>
           <w:tcPr/>
           <w:p>
             <w:pPr>
@@ -1731,6 +2318,9 @@
       </w:tr>
       <w:tr>
         <w:tc>
+          <w:tcPr>
+            <w:tcW w:w="1614" w:type="dxa"/>
+          </w:tcPr>
           <w:tcPr/>
           <w:p>
             <w:pPr>
@@ -1747,6 +2337,9 @@
           </w:p>
         </w:tc>
         <w:tc>
+          <w:tcPr>
+            <w:tcW w:w="3986" w:type="dxa"/>
+          </w:tcPr>
           <w:tcPr/>
           <w:p>
             <w:pPr>
@@ -1763,6 +2356,9 @@
           </w:p>
         </w:tc>
         <w:tc>
+          <w:tcPr>
+            <w:tcW w:w="2554" w:type="dxa"/>
+          </w:tcPr>
           <w:tcPr/>
           <w:p>
             <w:pPr>
@@ -1779,6 +2375,9 @@
           </w:p>
         </w:tc>
         <w:tc>
+          <w:tcPr>
+            <w:tcW w:w="1206" w:type="dxa"/>
+          </w:tcPr>
           <w:tcPr/>
           <w:p>
             <w:pPr>
@@ -1796,14 +2395,14 @@
         </w:tc>
       </w:tr>
     </w:tbl>
-    <w:bookmarkEnd w:id="41"/>
-    <w:bookmarkStart w:id="42" w:name="c-wiring-and-differentiation-gates"/>
+    <w:bookmarkEnd w:id="44"/>
+    <w:bookmarkStart w:id="45" w:name="c-wiring-and-differentiation-checks"/>
     <w:p>
       <w:pPr>
-        <w:pStyle w:val="Heading2"/>
+        <w:pStyle w:val="Heading3"/>
       </w:pPr>
       <w:r>
-        <w:t xml:space="preserve">(c) Wiring and differentiation gates</w:t>
+        <w:t xml:space="preserve">(c) Wiring and differentiation checks</w:t>
       </w:r>
     </w:p>
     <w:p>
@@ -1811,13 +2410,13 @@
         <w:pStyle w:val="FirstParagraph"/>
       </w:pPr>
       <w:r>
-        <w:t xml:space="preserve">Made mandatory because the two-channel stage’s occupancy-field wiring defect passed every input-side</w:t>
+        <w:t xml:space="preserve">Made mandatory because the two-channel version’s occupancy-field wiring defect passed every input-side</w:t>
       </w:r>
       <w:r>
         <w:t xml:space="preserve"> </w:t>
       </w:r>
       <w:r>
-        <w:t xml:space="preserve">check and was caught only on the output side (§3.5).</w:t>
+        <w:t xml:space="preserve">check and was caught only on the output side (Section S.2).</w:t>
       </w:r>
     </w:p>
     <w:tbl>
@@ -1825,19 +2424,26 @@
         <w:tblStyle w:val="Table"/>
         <w:tblW w:type="pct" w:w="5000"/>
         <w:tblLayout w:type="fixed"/>
+        <w:tblCellMar>
+          <w:left w:w="72" w:type="dxa"/>
+          <w:right w:w="72" w:type="dxa"/>
+        </w:tblCellMar>
         <w:tblLook w:firstRow="1" w:lastRow="0" w:firstColumn="0" w:lastColumn="0" w:noHBand="0" w:noVBand="0" w:val="0020"/>
       </w:tblPr>
       <w:tblGrid>
-        <w:gridCol w:w="1980"/>
-        <w:gridCol w:w="1980"/>
-        <w:gridCol w:w="1980"/>
-        <w:gridCol w:w="1980"/>
+        <w:gridCol w:w="1094"/>
+        <w:gridCol w:w="2907"/>
+        <w:gridCol w:w="4195"/>
+        <w:gridCol w:w="1164"/>
       </w:tblGrid>
       <w:tr>
         <w:trPr>
           <w:tblHeader w:val="on"/>
         </w:trPr>
         <w:tc>
+          <w:tcPr>
+            <w:tcW w:w="1094" w:type="dxa"/>
+          </w:tcPr>
           <w:tcPr/>
           <w:p>
             <w:pPr>
@@ -1854,6 +2460,9 @@
           </w:p>
         </w:tc>
         <w:tc>
+          <w:tcPr>
+            <w:tcW w:w="2907" w:type="dxa"/>
+          </w:tcPr>
           <w:tcPr/>
           <w:p>
             <w:pPr>
@@ -1870,6 +2479,9 @@
           </w:p>
         </w:tc>
         <w:tc>
+          <w:tcPr>
+            <w:tcW w:w="4195" w:type="dxa"/>
+          </w:tcPr>
           <w:tcPr/>
           <w:p>
             <w:pPr>
@@ -1886,6 +2498,9 @@
           </w:p>
         </w:tc>
         <w:tc>
+          <w:tcPr>
+            <w:tcW w:w="1164" w:type="dxa"/>
+          </w:tcPr>
           <w:tcPr/>
           <w:p>
             <w:pPr>
@@ -1904,6 +2519,9 @@
       </w:tr>
       <w:tr>
         <w:tc>
+          <w:tcPr>
+            <w:tcW w:w="1094" w:type="dxa"/>
+          </w:tcPr>
           <w:tcPr/>
           <w:p>
             <w:pPr>
@@ -1920,6 +2538,9 @@
           </w:p>
         </w:tc>
         <w:tc>
+          <w:tcPr>
+            <w:tcW w:w="2907" w:type="dxa"/>
+          </w:tcPr>
           <w:tcPr/>
           <w:p>
             <w:pPr>
@@ -1936,22 +2557,28 @@
           </w:p>
         </w:tc>
         <w:tc>
-          <w:tcPr/>
-          <w:p>
-            <w:pPr>
-              <w:spacing w:after="0" w:line="240" w:lineRule="auto"/>
-              <w:pStyle w:val="Compact"/>
-            </w:pPr>
-            <w:r>
-              <w:rPr>
-                <w:sz w:val="20"/>
-                <w:szCs w:val="20"/>
-              </w:rPr>
-              <w:t xml:space="preserve">100 % of modulated Spaces pass</w:t>
-            </w:r>
-          </w:p>
-        </w:tc>
-        <w:tc>
+          <w:tcPr>
+            <w:tcW w:w="4195" w:type="dxa"/>
+          </w:tcPr>
+          <w:tcPr/>
+          <w:p>
+            <w:pPr>
+              <w:spacing w:after="0" w:line="240" w:lineRule="auto"/>
+              <w:pStyle w:val="Compact"/>
+            </w:pPr>
+            <w:r>
+              <w:rPr>
+                <w:sz w:val="20"/>
+                <w:szCs w:val="20"/>
+              </w:rPr>
+              <w:t xml:space="preserve">100 % of modulated spaces pass</w:t>
+            </w:r>
+          </w:p>
+        </w:tc>
+        <w:tc>
+          <w:tcPr>
+            <w:tcW w:w="1164" w:type="dxa"/>
+          </w:tcPr>
           <w:tcPr/>
           <w:p>
             <w:pPr>
@@ -1970,6 +2597,9 @@
       </w:tr>
       <w:tr>
         <w:tc>
+          <w:tcPr>
+            <w:tcW w:w="1094" w:type="dxa"/>
+          </w:tcPr>
           <w:tcPr/>
           <w:p>
             <w:pPr>
@@ -1986,6 +2616,9 @@
           </w:p>
         </w:tc>
         <w:tc>
+          <w:tcPr>
+            <w:tcW w:w="2907" w:type="dxa"/>
+          </w:tcPr>
           <w:tcPr/>
           <w:p>
             <w:pPr>
@@ -2002,22 +2635,28 @@
           </w:p>
         </w:tc>
         <w:tc>
-          <w:tcPr/>
-          <w:p>
-            <w:pPr>
-              <w:spacing w:after="0" w:line="240" w:lineRule="auto"/>
-              <w:pStyle w:val="Compact"/>
-            </w:pPr>
-            <w:r>
-              <w:rPr>
-                <w:sz w:val="20"/>
-                <w:szCs w:val="20"/>
-              </w:rPr>
-              <w:t xml:space="preserve">Outputs differ across ≥ 2 scenarios; byte-identical = FAIL</w:t>
-            </w:r>
-          </w:p>
-        </w:tc>
-        <w:tc>
+          <w:tcPr>
+            <w:tcW w:w="4195" w:type="dxa"/>
+          </w:tcPr>
+          <w:tcPr/>
+          <w:p>
+            <w:pPr>
+              <w:spacing w:after="0" w:line="240" w:lineRule="auto"/>
+              <w:pStyle w:val="Compact"/>
+            </w:pPr>
+            <w:r>
+              <w:rPr>
+                <w:sz w:val="20"/>
+                <w:szCs w:val="20"/>
+              </w:rPr>
+              <w:t xml:space="preserve">Outputs differ across ≥ 2 scenarios; byte-identical outputs do not pass</w:t>
+            </w:r>
+          </w:p>
+        </w:tc>
+        <w:tc>
+          <w:tcPr>
+            <w:tcW w:w="1164" w:type="dxa"/>
+          </w:tcPr>
           <w:tcPr/>
           <w:p>
             <w:pPr>
@@ -2035,11 +2674,11 @@
         </w:tc>
       </w:tr>
     </w:tbl>
-    <w:bookmarkEnd w:id="42"/>
-    <w:bookmarkStart w:id="50" w:name="threshold-provenance"/>
+    <w:bookmarkEnd w:id="45"/>
+    <w:bookmarkStart w:id="46" w:name="threshold-provenance"/>
     <w:p>
       <w:pPr>
-        <w:pStyle w:val="Heading2"/>
+        <w:pStyle w:val="Heading3"/>
       </w:pPr>
       <w:r>
         <w:t xml:space="preserve">Threshold provenance</w:t>
@@ -2062,19 +2701,19 @@
         <w:t xml:space="preserve"> </w:t>
       </w:r>
       <w:r>
-        <w:t xml:space="preserve">from ASHRAE Guideline 14. Two more are heuristic, the PR-AUC bar of 0.15 and the F1 bar of 0.25, adopted</w:t>
+        <w:t xml:space="preserve">from ASHRAE Guideline 14. Two more are heuristic, the PR-AUC bar of 0.15 and the F1 bar of 0.25. They were adopted</w:t>
       </w:r>
       <w:r>
         <w:t xml:space="preserve"> </w:t>
       </w:r>
       <w:r>
-        <w:t xml:space="preserve">to catch an all-zeros failure mode and flagged as heuristic rather than literature-derived by this</w:t>
+        <w:t xml:space="preserve">to catch a model that predicts no retail presence at all, and they are treated as heuristic rather</w:t>
       </w:r>
       <w:r>
         <w:t xml:space="preserve"> </w:t>
       </w:r>
       <w:r>
-        <w:t xml:space="preserve">project’s own architecture and training reviews. Every other threshold above is project-chosen and was</w:t>
+        <w:t xml:space="preserve">than literature-derived. Every other threshold above is project-chosen and was</w:t>
       </w:r>
       <w:r>
         <w:t xml:space="preserve"> </w:t>
@@ -2092,13 +2731,13 @@
         <w:t xml:space="preserve"> </w:t>
       </w:r>
       <w:r>
-        <w:t xml:space="preserve">peak magnitude and timing gate, the retail rate family, the OR-rule freeze, the Jensen-Shannon pairing</w:t>
+        <w:t xml:space="preserve">peak magnitude and timing check, the retail rate family, fixing the retail rule before training, the</w:t>
       </w:r>
       <w:r>
         <w:t xml:space="preserve"> </w:t>
       </w:r>
       <w:r>
-        <w:t xml:space="preserve">and drift gates, the midday-dynamics gate, the impossible-state bar, the hotel backcast and</w:t>
+        <w:t xml:space="preserve">Jensen-Shannon pairing and drift checks, the midday-dynamics check, the impossible-state bar, the hotel backcast and</w:t>
       </w:r>
       <w:r>
         <w:t xml:space="preserve"> </w:t>
@@ -2110,13 +2749,33 @@
         <w:t xml:space="preserve"> </w:t>
       </w:r>
       <w:r>
-        <w:t xml:space="preserve">gates, and the EUI-share gate of 2 percentage points. These are project acceptance bars, not literature</w:t>
+        <w:t xml:space="preserve">checks, and the EUI-share check of 2 percentage points. These are acceptance thresholds chosen for this</w:t>
       </w:r>
       <w:r>
         <w:t xml:space="preserve"> </w:t>
       </w:r>
       <w:r>
-        <w:t xml:space="preserve">values.</w:t>
+        <w:t xml:space="preserve">study, not literature values.</w:t>
+      </w:r>
+    </w:p>
+    <w:p>
+      <w:pPr>
+        <w:pStyle w:val="BodyText"/>
+        <w:keepNext/>
+        <w:jc w:val="center"/>
+      </w:pPr>
+      <w:r>
+        <w:rPr>
+          <w:b/>
+          <w:bCs/>
+        </w:rPr>
+        <w:t xml:space="preserve">Table S2.</w:t>
+      </w:r>
+      <w:r>
+        <w:t xml:space="preserve"> </w:t>
+      </w:r>
+      <w:r>
+        <w:t xml:space="preserve">Limitations with a bounding measurement for each.</w:t>
       </w:r>
     </w:p>
     <w:p>
@@ -2124,31 +2783,7 @@
         <w:pStyle w:val="BodyText"/>
       </w:pPr>
       <w:r>
-        <w:rPr>
-          <w:b/>
-          <w:bCs/>
-        </w:rPr>
-        <w:t xml:space="preserve">Table 7.</w:t>
-      </w:r>
-      <w:r>
-        <w:t xml:space="preserve"> </w:t>
-      </w:r>
-      <w:r>
-        <w:t xml:space="preserve">- Sixteen limitations and bounding measurements.</w:t>
-      </w:r>
-    </w:p>
-    <w:p>
-      <w:pPr>
-        <w:pStyle w:val="BodyText"/>
-      </w:pPr>
-      <w:r>
-        <w:t xml:space="preserve">The Discussion carries the deciding statements in full; the wording here is condensed to fit a cell.</w:t>
-      </w:r>
-      <w:r>
-        <w:t xml:space="preserve"> </w:t>
-      </w:r>
-      <w:r>
-        <w:t xml:space="preserve">No verdict is paraphrased and every number is the source’s own.</w:t>
+        <w:t xml:space="preserve">Section 5 of the main text states the limitations in full; the wording here is condensed to fit a cell. Rows L5 and L7 give values from the simulations reported in the main text; the other rows give design values or measurements made during model development.</w:t>
       </w:r>
     </w:p>
     <w:tbl>
@@ -2156,19 +2791,26 @@
         <w:tblStyle w:val="Table"/>
         <w:tblW w:type="pct" w:w="5000"/>
         <w:tblLayout w:type="fixed"/>
+        <w:tblCellMar>
+          <w:left w:w="72" w:type="dxa"/>
+          <w:right w:w="72" w:type="dxa"/>
+        </w:tblCellMar>
         <w:tblLook w:firstRow="1" w:lastRow="0" w:firstColumn="0" w:lastColumn="0" w:noHBand="0" w:noVBand="0" w:val="0020"/>
       </w:tblPr>
       <w:tblGrid>
-        <w:gridCol w:w="1980"/>
-        <w:gridCol w:w="1980"/>
-        <w:gridCol w:w="1980"/>
-        <w:gridCol w:w="1980"/>
+        <w:gridCol w:w="429"/>
+        <w:gridCol w:w="1189"/>
+        <w:gridCol w:w="3500"/>
+        <w:gridCol w:w="4242"/>
       </w:tblGrid>
       <w:tr>
         <w:trPr>
           <w:tblHeader w:val="on"/>
         </w:trPr>
         <w:tc>
+          <w:tcPr>
+            <w:tcW w:w="429" w:type="dxa"/>
+          </w:tcPr>
           <w:tcPr/>
           <w:p>
             <w:pPr>
@@ -2185,6 +2827,9 @@
           </w:p>
         </w:tc>
         <w:tc>
+          <w:tcPr>
+            <w:tcW w:w="1189" w:type="dxa"/>
+          </w:tcPr>
           <w:tcPr/>
           <w:p>
             <w:pPr>
@@ -2201,6 +2846,9 @@
           </w:p>
         </w:tc>
         <w:tc>
+          <w:tcPr>
+            <w:tcW w:w="3500" w:type="dxa"/>
+          </w:tcPr>
           <w:tcPr/>
           <w:p>
             <w:pPr>
@@ -2217,6 +2865,9 @@
           </w:p>
         </w:tc>
         <w:tc>
+          <w:tcPr>
+            <w:tcW w:w="4242" w:type="dxa"/>
+          </w:tcPr>
           <w:tcPr/>
           <w:p>
             <w:pPr>
@@ -2235,6 +2886,9 @@
       </w:tr>
       <w:tr>
         <w:tc>
+          <w:tcPr>
+            <w:tcW w:w="429" w:type="dxa"/>
+          </w:tcPr>
           <w:tcPr/>
           <w:p>
             <w:pPr>
@@ -2251,6 +2905,9 @@
           </w:p>
         </w:tc>
         <w:tc>
+          <w:tcPr>
+            <w:tcW w:w="1189" w:type="dxa"/>
+          </w:tcPr>
           <w:tcPr/>
           <w:p>
             <w:pPr>
@@ -2267,6 +2924,9 @@
           </w:p>
         </w:tc>
         <w:tc>
+          <w:tcPr>
+            <w:tcW w:w="3500" w:type="dxa"/>
+          </w:tcPr>
           <w:tcPr/>
           <w:p>
             <w:pPr>
@@ -2283,6 +2943,9 @@
           </w:p>
         </w:tc>
         <w:tc>
+          <w:tcPr>
+            <w:tcW w:w="4242" w:type="dxa"/>
+          </w:tcPr>
           <w:tcPr/>
           <w:p>
             <w:pPr>
@@ -2301,6 +2964,9 @@
       </w:tr>
       <w:tr>
         <w:tc>
+          <w:tcPr>
+            <w:tcW w:w="429" w:type="dxa"/>
+          </w:tcPr>
           <w:tcPr/>
           <w:p>
             <w:pPr>
@@ -2317,6 +2983,9 @@
           </w:p>
         </w:tc>
         <w:tc>
+          <w:tcPr>
+            <w:tcW w:w="1189" w:type="dxa"/>
+          </w:tcPr>
           <w:tcPr/>
           <w:p>
             <w:pPr>
@@ -2333,6 +3002,9 @@
           </w:p>
         </w:tc>
         <w:tc>
+          <w:tcPr>
+            <w:tcW w:w="3500" w:type="dxa"/>
+          </w:tcPr>
           <w:tcPr/>
           <w:p>
             <w:pPr>
@@ -2349,6 +3021,9 @@
           </w:p>
         </w:tc>
         <w:tc>
+          <w:tcPr>
+            <w:tcW w:w="4242" w:type="dxa"/>
+          </w:tcPr>
           <w:tcPr/>
           <w:p>
             <w:pPr>
@@ -2367,6 +3042,9 @@
       </w:tr>
       <w:tr>
         <w:tc>
+          <w:tcPr>
+            <w:tcW w:w="429" w:type="dxa"/>
+          </w:tcPr>
           <w:tcPr/>
           <w:p>
             <w:pPr>
@@ -2383,6 +3061,9 @@
           </w:p>
         </w:tc>
         <w:tc>
+          <w:tcPr>
+            <w:tcW w:w="1189" w:type="dxa"/>
+          </w:tcPr>
           <w:tcPr/>
           <w:p>
             <w:pPr>
@@ -2399,6 +3080,9 @@
           </w:p>
         </w:tc>
         <w:tc>
+          <w:tcPr>
+            <w:tcW w:w="3500" w:type="dxa"/>
+          </w:tcPr>
           <w:tcPr/>
           <w:p>
             <w:pPr>
@@ -2415,6 +3099,9 @@
           </w:p>
         </w:tc>
         <w:tc>
+          <w:tcPr>
+            <w:tcW w:w="4242" w:type="dxa"/>
+          </w:tcPr>
           <w:tcPr/>
           <w:p>
             <w:pPr>
@@ -2433,6 +3120,9 @@
       </w:tr>
       <w:tr>
         <w:tc>
+          <w:tcPr>
+            <w:tcW w:w="429" w:type="dxa"/>
+          </w:tcPr>
           <w:tcPr/>
           <w:p>
             <w:pPr>
@@ -2449,56 +3139,68 @@
           </w:p>
         </w:tc>
         <w:tc>
-          <w:tcPr/>
-          <w:p>
-            <w:pPr>
-              <w:spacing w:after="0" w:line="240" w:lineRule="auto"/>
-              <w:pStyle w:val="Compact"/>
-            </w:pPr>
-            <w:r>
-              <w:rPr>
-                <w:sz w:val="20"/>
-                <w:szCs w:val="20"/>
-              </w:rPr>
-              <w:t xml:space="preserve">Reference bands</w:t>
-            </w:r>
-          </w:p>
-        </w:tc>
-        <w:tc>
-          <w:tcPr/>
-          <w:p>
-            <w:pPr>
-              <w:spacing w:after="0" w:line="240" w:lineRule="auto"/>
-              <w:pStyle w:val="Compact"/>
-            </w:pPr>
-            <w:r>
-              <w:rPr>
-                <w:sz w:val="20"/>
-                <w:szCs w:val="20"/>
-              </w:rPr>
-              <w:t xml:space="preserve">The office floor is contested and unsourced; the gate is a band-applicability finding.</w:t>
-            </w:r>
-          </w:p>
-        </w:tc>
-        <w:tc>
-          <w:tcPr/>
-          <w:p>
-            <w:pPr>
-              <w:spacing w:after="0" w:line="240" w:lineRule="auto"/>
-              <w:pStyle w:val="Compact"/>
-            </w:pPr>
-            <w:r>
-              <w:rPr>
-                <w:sz w:val="20"/>
-                <w:szCs w:val="20"/>
-              </w:rPr>
-              <w:t xml:space="preserve">The uninjected control scores 85.45 against a floor of 100. Two mechanisms refuted; the source gives three floors for itself.</w:t>
-            </w:r>
-          </w:p>
-        </w:tc>
-      </w:tr>
-      <w:tr>
-        <w:tc>
+          <w:tcPr>
+            <w:tcW w:w="1189" w:type="dxa"/>
+          </w:tcPr>
+          <w:tcPr/>
+          <w:p>
+            <w:pPr>
+              <w:spacing w:after="0" w:line="240" w:lineRule="auto"/>
+              <w:pStyle w:val="Compact"/>
+            </w:pPr>
+            <w:r>
+              <w:rPr>
+                <w:sz w:val="20"/>
+                <w:szCs w:val="20"/>
+              </w:rPr>
+              <w:t xml:space="preserve">Reference ranges</w:t>
+            </w:r>
+          </w:p>
+        </w:tc>
+        <w:tc>
+          <w:tcPr>
+            <w:tcW w:w="3500" w:type="dxa"/>
+          </w:tcPr>
+          <w:tcPr/>
+          <w:p>
+            <w:pPr>
+              <w:spacing w:after="0" w:line="240" w:lineRule="auto"/>
+              <w:pStyle w:val="Compact"/>
+            </w:pPr>
+            <w:r>
+              <w:rPr>
+                <w:sz w:val="20"/>
+                <w:szCs w:val="20"/>
+              </w:rPr>
+              <w:t xml:space="preserve">The office floor is contested and unsourced; the check result reflects the fit of the range to this tower, not a model defect.</w:t>
+            </w:r>
+          </w:p>
+        </w:tc>
+        <w:tc>
+          <w:tcPr>
+            <w:tcW w:w="4242" w:type="dxa"/>
+          </w:tcPr>
+          <w:tcPr/>
+          <w:p>
+            <w:pPr>
+              <w:spacing w:after="0" w:line="240" w:lineRule="auto"/>
+              <w:pStyle w:val="Compact"/>
+            </w:pPr>
+            <w:r>
+              <w:rPr>
+                <w:sz w:val="20"/>
+                <w:szCs w:val="20"/>
+              </w:rPr>
+              <w:t xml:space="preserve">The code-schedule control scores 85.36 against a floor of 100. Two candidate explanations were ruled out; the reference source gives three different floors.</w:t>
+            </w:r>
+          </w:p>
+        </w:tc>
+      </w:tr>
+      <w:tr>
+        <w:tc>
+          <w:tcPr>
+            <w:tcW w:w="429" w:type="dxa"/>
+          </w:tcPr>
           <w:tcPr/>
           <w:p>
             <w:pPr>
@@ -2515,56 +3217,68 @@
           </w:p>
         </w:tc>
         <w:tc>
-          <w:tcPr/>
-          <w:p>
-            <w:pPr>
-              <w:spacing w:after="0" w:line="240" w:lineRule="auto"/>
-              <w:pStyle w:val="Compact"/>
-            </w:pPr>
-            <w:r>
-              <w:rPr>
-                <w:sz w:val="20"/>
-                <w:szCs w:val="20"/>
-              </w:rPr>
-              <w:t xml:space="preserve">Reference bands</w:t>
-            </w:r>
-          </w:p>
-        </w:tc>
-        <w:tc>
-          <w:tcPr/>
-          <w:p>
-            <w:pPr>
-              <w:spacing w:after="0" w:line="240" w:lineRule="auto"/>
-              <w:pStyle w:val="Compact"/>
-            </w:pPr>
-            <w:r>
-              <w:rPr>
-                <w:sz w:val="20"/>
-                <w:szCs w:val="20"/>
-              </w:rPr>
-              <w:t xml:space="preserve">The hotel band is archetype- and city-mismatched.</w:t>
-            </w:r>
-          </w:p>
-        </w:tc>
-        <w:tc>
-          <w:tcPr/>
-          <w:p>
-            <w:pPr>
-              <w:spacing w:after="0" w:line="240" w:lineRule="auto"/>
-              <w:pStyle w:val="Compact"/>
-            </w:pPr>
-            <w:r>
-              <w:rPr>
-                <w:sz w:val="20"/>
-                <w:szCs w:val="20"/>
-              </w:rPr>
-              <w:t xml:space="preserve">Reference 284.44 and 299.28 kWh/m2/yr. FAIL on 28 of 56 cells, all Tall, all over the 300 ceiling; range 203.33-318.42.</w:t>
-            </w:r>
-          </w:p>
-        </w:tc>
-      </w:tr>
-      <w:tr>
-        <w:tc>
+          <w:tcPr>
+            <w:tcW w:w="1189" w:type="dxa"/>
+          </w:tcPr>
+          <w:tcPr/>
+          <w:p>
+            <w:pPr>
+              <w:spacing w:after="0" w:line="240" w:lineRule="auto"/>
+              <w:pStyle w:val="Compact"/>
+            </w:pPr>
+            <w:r>
+              <w:rPr>
+                <w:sz w:val="20"/>
+                <w:szCs w:val="20"/>
+              </w:rPr>
+              <w:t xml:space="preserve">Reference ranges</w:t>
+            </w:r>
+          </w:p>
+        </w:tc>
+        <w:tc>
+          <w:tcPr>
+            <w:tcW w:w="3500" w:type="dxa"/>
+          </w:tcPr>
+          <w:tcPr/>
+          <w:p>
+            <w:pPr>
+              <w:spacing w:after="0" w:line="240" w:lineRule="auto"/>
+              <w:pStyle w:val="Compact"/>
+            </w:pPr>
+            <w:r>
+              <w:rPr>
+                <w:sz w:val="20"/>
+                <w:szCs w:val="20"/>
+              </w:rPr>
+              <w:t xml:space="preserve">The hotel reference range comes from a different building archetype and different cities.</w:t>
+            </w:r>
+          </w:p>
+        </w:tc>
+        <w:tc>
+          <w:tcPr>
+            <w:tcW w:w="4242" w:type="dxa"/>
+          </w:tcPr>
+          <w:tcPr/>
+          <w:p>
+            <w:pPr>
+              <w:spacing w:after="0" w:line="240" w:lineRule="auto"/>
+              <w:pStyle w:val="Compact"/>
+            </w:pPr>
+            <w:r>
+              <w:rPr>
+                <w:sz w:val="20"/>
+                <w:szCs w:val="20"/>
+              </w:rPr>
+              <w:t xml:space="preserve">Reference 284.44 and 299.28 kWh/m2/yr. Outside the range in 28 of 56 simulations, all in the Tall tower and all over the 300 ceiling; simulated values 204.83-321.55.</w:t>
+            </w:r>
+          </w:p>
+        </w:tc>
+      </w:tr>
+      <w:tr>
+        <w:tc>
+          <w:tcPr>
+            <w:tcW w:w="429" w:type="dxa"/>
+          </w:tcPr>
           <w:tcPr/>
           <w:p>
             <w:pPr>
@@ -2581,56 +3295,68 @@
           </w:p>
         </w:tc>
         <w:tc>
-          <w:tcPr/>
-          <w:p>
-            <w:pPr>
-              <w:spacing w:after="0" w:line="240" w:lineRule="auto"/>
-              <w:pStyle w:val="Compact"/>
-            </w:pPr>
-            <w:r>
-              <w:rPr>
-                <w:sz w:val="20"/>
-                <w:szCs w:val="20"/>
-              </w:rPr>
-              <w:t xml:space="preserve">Reference bands</w:t>
-            </w:r>
-          </w:p>
-        </w:tc>
-        <w:tc>
-          <w:tcPr/>
-          <w:p>
-            <w:pPr>
-              <w:spacing w:after="0" w:line="240" w:lineRule="auto"/>
-              <w:pStyle w:val="Compact"/>
-            </w:pPr>
-            <w:r>
-              <w:rPr>
-                <w:sz w:val="20"/>
-                <w:szCs w:val="20"/>
-              </w:rPr>
-              <w:t xml:space="preserve">The stacked-channel explanation for low hotel EUI was tested and refuted; it is cited nowhere.</w:t>
-            </w:r>
-          </w:p>
-        </w:tc>
-        <w:tc>
-          <w:tcPr/>
-          <w:p>
-            <w:pPr>
-              <w:spacing w:after="0" w:line="240" w:lineRule="auto"/>
-              <w:pStyle w:val="Compact"/>
-            </w:pPr>
-            <w:r>
-              <w:rPr>
-                <w:sz w:val="20"/>
-                <w:szCs w:val="20"/>
-              </w:rPr>
-              <w:t xml:space="preserve">Wrong in sign and order in 56 of 56 cells. Exposure takes 2 values across the campaign, not 56.</w:t>
-            </w:r>
-          </w:p>
-        </w:tc>
-      </w:tr>
-      <w:tr>
-        <w:tc>
+          <w:tcPr>
+            <w:tcW w:w="1189" w:type="dxa"/>
+          </w:tcPr>
+          <w:tcPr/>
+          <w:p>
+            <w:pPr>
+              <w:spacing w:after="0" w:line="240" w:lineRule="auto"/>
+              <w:pStyle w:val="Compact"/>
+            </w:pPr>
+            <w:r>
+              <w:rPr>
+                <w:sz w:val="20"/>
+                <w:szCs w:val="20"/>
+              </w:rPr>
+              <w:t xml:space="preserve">Reference ranges</w:t>
+            </w:r>
+          </w:p>
+        </w:tc>
+        <w:tc>
+          <w:tcPr>
+            <w:tcW w:w="3500" w:type="dxa"/>
+          </w:tcPr>
+          <w:tcPr/>
+          <w:p>
+            <w:pPr>
+              <w:spacing w:after="0" w:line="240" w:lineRule="auto"/>
+              <w:pStyle w:val="Compact"/>
+            </w:pPr>
+            <w:r>
+              <w:rPr>
+                <w:sz w:val="20"/>
+                <w:szCs w:val="20"/>
+              </w:rPr>
+              <w:t xml:space="preserve">The stacked-channel explanation for low hotel EUI is not used in this paper.</w:t>
+            </w:r>
+          </w:p>
+        </w:tc>
+        <w:tc>
+          <w:tcPr>
+            <w:tcW w:w="4242" w:type="dxa"/>
+          </w:tcPr>
+          <w:tcPr/>
+          <w:p>
+            <w:pPr>
+              <w:spacing w:after="0" w:line="240" w:lineRule="auto"/>
+              <w:pStyle w:val="Compact"/>
+            </w:pPr>
+            <w:r>
+              <w:rPr>
+                <w:sz w:val="20"/>
+                <w:szCs w:val="20"/>
+              </w:rPr>
+              <w:t xml:space="preserve">Not evaluated in the reported runs.</w:t>
+            </w:r>
+          </w:p>
+        </w:tc>
+      </w:tr>
+      <w:tr>
+        <w:tc>
+          <w:tcPr>
+            <w:tcW w:w="429" w:type="dxa"/>
+          </w:tcPr>
           <w:tcPr/>
           <w:p>
             <w:pPr>
@@ -2647,22 +3373,28 @@
           </w:p>
         </w:tc>
         <w:tc>
-          <w:tcPr/>
-          <w:p>
-            <w:pPr>
-              <w:spacing w:after="0" w:line="240" w:lineRule="auto"/>
-              <w:pStyle w:val="Compact"/>
-            </w:pPr>
-            <w:r>
-              <w:rPr>
-                <w:sz w:val="20"/>
-                <w:szCs w:val="20"/>
-              </w:rPr>
-              <w:t xml:space="preserve">Reference bands</w:t>
-            </w:r>
-          </w:p>
-        </w:tc>
-        <w:tc>
+          <w:tcPr>
+            <w:tcW w:w="1189" w:type="dxa"/>
+          </w:tcPr>
+          <w:tcPr/>
+          <w:p>
+            <w:pPr>
+              <w:spacing w:after="0" w:line="240" w:lineRule="auto"/>
+              <w:pStyle w:val="Compact"/>
+            </w:pPr>
+            <w:r>
+              <w:rPr>
+                <w:sz w:val="20"/>
+                <w:szCs w:val="20"/>
+              </w:rPr>
+              <w:t xml:space="preserve">Reference ranges</w:t>
+            </w:r>
+          </w:p>
+        </w:tc>
+        <w:tc>
+          <w:tcPr>
+            <w:tcW w:w="3500" w:type="dxa"/>
+          </w:tcPr>
           <w:tcPr/>
           <w:p>
             <w:pPr>
@@ -2679,24 +3411,30 @@
           </w:p>
         </w:tc>
         <w:tc>
-          <w:tcPr/>
-          <w:p>
-            <w:pPr>
-              <w:spacing w:after="0" w:line="240" w:lineRule="auto"/>
-              <w:pStyle w:val="Compact"/>
-            </w:pPr>
-            <w:r>
-              <w:rPr>
-                <w:sz w:val="20"/>
-                <w:szCs w:val="20"/>
-              </w:rPr>
-              <w:t xml:space="preserve">Median 75.63 against a floor of 80, 5.47 % below, 44 of 56 cells under. The rate gate is informational.</w:t>
-            </w:r>
-          </w:p>
-        </w:tc>
-      </w:tr>
-      <w:tr>
-        <w:tc>
+          <w:tcPr>
+            <w:tcW w:w="4242" w:type="dxa"/>
+          </w:tcPr>
+          <w:tcPr/>
+          <w:p>
+            <w:pPr>
+              <w:spacing w:after="0" w:line="240" w:lineRule="auto"/>
+              <w:pStyle w:val="Compact"/>
+            </w:pPr>
+            <w:r>
+              <w:rPr>
+                <w:sz w:val="20"/>
+                <w:szCs w:val="20"/>
+              </w:rPr>
+              <w:t xml:space="preserve">Median 84.82 against a floor of 80, inside the range; 19 of 56 simulations under the floor. The retail rate check is reported for information only.</w:t>
+            </w:r>
+          </w:p>
+        </w:tc>
+      </w:tr>
+      <w:tr>
+        <w:tc>
+          <w:tcPr>
+            <w:tcW w:w="429" w:type="dxa"/>
+          </w:tcPr>
           <w:tcPr/>
           <w:p>
             <w:pPr>
@@ -2713,38 +3451,47 @@
           </w:p>
         </w:tc>
         <w:tc>
-          <w:tcPr/>
-          <w:p>
-            <w:pPr>
-              <w:spacing w:after="0" w:line="240" w:lineRule="auto"/>
-              <w:pStyle w:val="Compact"/>
-            </w:pPr>
-            <w:r>
-              <w:rPr>
-                <w:sz w:val="20"/>
-                <w:szCs w:val="20"/>
-              </w:rPr>
-              <w:t xml:space="preserve">Reference bands</w:t>
-            </w:r>
-          </w:p>
-        </w:tc>
-        <w:tc>
-          <w:tcPr/>
-          <w:p>
-            <w:pPr>
-              <w:spacing w:after="0" w:line="240" w:lineRule="auto"/>
-              <w:pStyle w:val="Compact"/>
-            </w:pPr>
-            <w:r>
-              <w:rPr>
-                <w:sz w:val="20"/>
-                <w:szCs w:val="20"/>
-              </w:rPr>
-              <w:t xml:space="preserve">Residential has no as-modelled band; the survey high-rise figure is context only.</w:t>
-            </w:r>
-          </w:p>
-        </w:tc>
-        <w:tc>
+          <w:tcPr>
+            <w:tcW w:w="1189" w:type="dxa"/>
+          </w:tcPr>
+          <w:tcPr/>
+          <w:p>
+            <w:pPr>
+              <w:spacing w:after="0" w:line="240" w:lineRule="auto"/>
+              <w:pStyle w:val="Compact"/>
+            </w:pPr>
+            <w:r>
+              <w:rPr>
+                <w:sz w:val="20"/>
+                <w:szCs w:val="20"/>
+              </w:rPr>
+              <w:t xml:space="preserve">Reference ranges</w:t>
+            </w:r>
+          </w:p>
+        </w:tc>
+        <w:tc>
+          <w:tcPr>
+            <w:tcW w:w="3500" w:type="dxa"/>
+          </w:tcPr>
+          <w:tcPr/>
+          <w:p>
+            <w:pPr>
+              <w:spacing w:after="0" w:line="240" w:lineRule="auto"/>
+              <w:pStyle w:val="Compact"/>
+            </w:pPr>
+            <w:r>
+              <w:rPr>
+                <w:sz w:val="20"/>
+                <w:szCs w:val="20"/>
+              </w:rPr>
+              <w:t xml:space="preserve">Residential has no reference range that matches the modelled building; the survey high-rise figure is context only.</w:t>
+            </w:r>
+          </w:p>
+        </w:tc>
+        <w:tc>
+          <w:tcPr>
+            <w:tcW w:w="4242" w:type="dxa"/>
+          </w:tcPr>
           <w:tcPr/>
           <w:p>
             <w:pPr>
@@ -2763,6 +3510,9 @@
       </w:tr>
       <w:tr>
         <w:tc>
+          <w:tcPr>
+            <w:tcW w:w="429" w:type="dxa"/>
+          </w:tcPr>
           <w:tcPr/>
           <w:p>
             <w:pPr>
@@ -2779,6 +3529,9 @@
           </w:p>
         </w:tc>
         <w:tc>
+          <w:tcPr>
+            <w:tcW w:w="1189" w:type="dxa"/>
+          </w:tcPr>
           <w:tcPr/>
           <w:p>
             <w:pPr>
@@ -2795,6 +3548,9 @@
           </w:p>
         </w:tc>
         <w:tc>
+          <w:tcPr>
+            <w:tcW w:w="3500" w:type="dxa"/>
+          </w:tcPr>
           <w:tcPr/>
           <w:p>
             <w:pPr>
@@ -2811,6 +3567,9 @@
           </w:p>
         </w:tc>
         <w:tc>
+          <w:tcPr>
+            <w:tcW w:w="4242" w:type="dxa"/>
+          </w:tcPr>
           <w:tcPr/>
           <w:p>
             <w:pPr>
@@ -2829,6 +3588,9 @@
       </w:tr>
       <w:tr>
         <w:tc>
+          <w:tcPr>
+            <w:tcW w:w="429" w:type="dxa"/>
+          </w:tcPr>
           <w:tcPr/>
           <w:p>
             <w:pPr>
@@ -2845,6 +3607,9 @@
           </w:p>
         </w:tc>
         <w:tc>
+          <w:tcPr>
+            <w:tcW w:w="1189" w:type="dxa"/>
+          </w:tcPr>
           <w:tcPr/>
           <w:p>
             <w:pPr>
@@ -2861,6 +3626,9 @@
           </w:p>
         </w:tc>
         <w:tc>
+          <w:tcPr>
+            <w:tcW w:w="3500" w:type="dxa"/>
+          </w:tcPr>
           <w:tcPr/>
           <w:p>
             <w:pPr>
@@ -2877,6 +3645,9 @@
           </w:p>
         </w:tc>
         <w:tc>
+          <w:tcPr>
+            <w:tcW w:w="4242" w:type="dxa"/>
+          </w:tcPr>
           <w:tcPr/>
           <w:p>
             <w:pPr>
@@ -2895,6 +3666,9 @@
       </w:tr>
       <w:tr>
         <w:tc>
+          <w:tcPr>
+            <w:tcW w:w="429" w:type="dxa"/>
+          </w:tcPr>
           <w:tcPr/>
           <w:p>
             <w:pPr>
@@ -2911,6 +3685,9 @@
           </w:p>
         </w:tc>
         <w:tc>
+          <w:tcPr>
+            <w:tcW w:w="1189" w:type="dxa"/>
+          </w:tcPr>
           <w:tcPr/>
           <w:p>
             <w:pPr>
@@ -2927,6 +3704,9 @@
           </w:p>
         </w:tc>
         <w:tc>
+          <w:tcPr>
+            <w:tcW w:w="3500" w:type="dxa"/>
+          </w:tcPr>
           <w:tcPr/>
           <w:p>
             <w:pPr>
@@ -2943,24 +3723,30 @@
           </w:p>
         </w:tc>
         <w:tc>
-          <w:tcPr/>
-          <w:p>
-            <w:pPr>
-              <w:spacing w:after="0" w:line="240" w:lineRule="auto"/>
-              <w:pStyle w:val="Compact"/>
-            </w:pPr>
-            <w:r>
-              <w:rPr>
-                <w:sz w:val="20"/>
-                <w:szCs w:val="20"/>
-              </w:rPr>
-              <w:t xml:space="preserve">The tower carries the office curve, peak 0.90 with a 0.50 lunch dip, times 0.95: 18.75 % hot on the wrong shape.</w:t>
-            </w:r>
-          </w:p>
-        </w:tc>
-      </w:tr>
-      <w:tr>
-        <w:tc>
+          <w:tcPr>
+            <w:tcW w:w="4242" w:type="dxa"/>
+          </w:tcPr>
+          <w:tcPr/>
+          <w:p>
+            <w:pPr>
+              <w:spacing w:after="0" w:line="240" w:lineRule="auto"/>
+              <w:pStyle w:val="Compact"/>
+            </w:pPr>
+            <w:r>
+              <w:rPr>
+                <w:sz w:val="20"/>
+                <w:szCs w:val="20"/>
+              </w:rPr>
+              <w:t xml:space="preserve">The tower carries the office curve, peak 0.90 with a 0.50 lunch dip, times 0.95: 18.75 % too high, on the wrong shape.</w:t>
+            </w:r>
+          </w:p>
+        </w:tc>
+      </w:tr>
+      <w:tr>
+        <w:tc>
+          <w:tcPr>
+            <w:tcW w:w="429" w:type="dxa"/>
+          </w:tcPr>
           <w:tcPr/>
           <w:p>
             <w:pPr>
@@ -2977,6 +3763,9 @@
           </w:p>
         </w:tc>
         <w:tc>
+          <w:tcPr>
+            <w:tcW w:w="1189" w:type="dxa"/>
+          </w:tcPr>
           <w:tcPr/>
           <w:p>
             <w:pPr>
@@ -2993,6 +3782,9 @@
           </w:p>
         </w:tc>
         <w:tc>
+          <w:tcPr>
+            <w:tcW w:w="3500" w:type="dxa"/>
+          </w:tcPr>
           <w:tcPr/>
           <w:p>
             <w:pPr>
@@ -3009,24 +3801,30 @@
           </w:p>
         </w:tc>
         <w:tc>
-          <w:tcPr/>
-          <w:p>
-            <w:pPr>
-              <w:spacing w:after="0" w:line="240" w:lineRule="auto"/>
-              <w:pStyle w:val="Compact"/>
-            </w:pPr>
-            <w:r>
-              <w:rPr>
-                <w:sz w:val="20"/>
-                <w:szCs w:val="20"/>
-              </w:rPr>
-              <w:t xml:space="preserve">The anchor previously cited gives 5. The gate is non-monotonic: fails at 10, passes at 11-20, fails at 30.</w:t>
-            </w:r>
-          </w:p>
-        </w:tc>
-      </w:tr>
-      <w:tr>
-        <w:tc>
+          <w:tcPr>
+            <w:tcW w:w="4242" w:type="dxa"/>
+          </w:tcPr>
+          <w:tcPr/>
+          <w:p>
+            <w:pPr>
+              <w:spacing w:after="0" w:line="240" w:lineRule="auto"/>
+              <w:pStyle w:val="Compact"/>
+            </w:pPr>
+            <w:r>
+              <w:rPr>
+                <w:sz w:val="20"/>
+                <w:szCs w:val="20"/>
+              </w:rPr>
+              <w:t xml:space="preserve">The nearest literature value is 5, a study design rather than a recommendation. The check is non-monotonic: it does not pass at 10, passes at 11-20 and does not pass at 30.</w:t>
+            </w:r>
+          </w:p>
+        </w:tc>
+      </w:tr>
+      <w:tr>
+        <w:tc>
+          <w:tcPr>
+            <w:tcW w:w="429" w:type="dxa"/>
+          </w:tcPr>
           <w:tcPr/>
           <w:p>
             <w:pPr>
@@ -3043,6 +3841,9 @@
           </w:p>
         </w:tc>
         <w:tc>
+          <w:tcPr>
+            <w:tcW w:w="1189" w:type="dxa"/>
+          </w:tcPr>
           <w:tcPr/>
           <w:p>
             <w:pPr>
@@ -3059,6 +3860,9 @@
           </w:p>
         </w:tc>
         <w:tc>
+          <w:tcPr>
+            <w:tcW w:w="3500" w:type="dxa"/>
+          </w:tcPr>
           <w:tcPr/>
           <w:p>
             <w:pPr>
@@ -3075,24 +3879,30 @@
           </w:p>
         </w:tc>
         <w:tc>
-          <w:tcPr/>
-          <w:p>
-            <w:pPr>
-              <w:spacing w:after="0" w:line="240" w:lineRule="auto"/>
-              <w:pStyle w:val="Compact"/>
-            </w:pPr>
-            <w:r>
-              <w:rPr>
-                <w:sz w:val="20"/>
-                <w:szCs w:val="20"/>
-              </w:rPr>
-              <w:t xml:space="preserve">Three construction stages, three implementations; this one verified against its own code.</w:t>
-            </w:r>
-          </w:p>
-        </w:tc>
-      </w:tr>
-      <w:tr>
-        <w:tc>
+          <w:tcPr>
+            <w:tcW w:w="4242" w:type="dxa"/>
+          </w:tcPr>
+          <w:tcPr/>
+          <w:p>
+            <w:pPr>
+              <w:spacing w:after="0" w:line="240" w:lineRule="auto"/>
+              <w:pStyle w:val="Compact"/>
+            </w:pPr>
+            <w:r>
+              <w:rPr>
+                <w:sz w:val="20"/>
+                <w:szCs w:val="20"/>
+              </w:rPr>
+              <w:t xml:space="preserve">The three model versions aggregate households in three different ways; this version was checked against its own code.</w:t>
+            </w:r>
+          </w:p>
+        </w:tc>
+      </w:tr>
+      <w:tr>
+        <w:tc>
+          <w:tcPr>
+            <w:tcW w:w="429" w:type="dxa"/>
+          </w:tcPr>
           <w:tcPr/>
           <w:p>
             <w:pPr>
@@ -3109,6 +3919,9 @@
           </w:p>
         </w:tc>
         <w:tc>
+          <w:tcPr>
+            <w:tcW w:w="1189" w:type="dxa"/>
+          </w:tcPr>
           <w:tcPr/>
           <w:p>
             <w:pPr>
@@ -3125,22 +3938,28 @@
           </w:p>
         </w:tc>
         <w:tc>
-          <w:tcPr/>
-          <w:p>
-            <w:pPr>
-              <w:spacing w:after="0" w:line="240" w:lineRule="auto"/>
-              <w:pStyle w:val="Compact"/>
-            </w:pPr>
-            <w:r>
-              <w:rPr>
-                <w:sz w:val="20"/>
-                <w:szCs w:val="20"/>
-              </w:rPr>
-              <w:t xml:space="preserve">The retail episode-time share declines across cycles; the earlier stable claim was a documentation defect.</w:t>
-            </w:r>
-          </w:p>
-        </w:tc>
-        <w:tc>
+          <w:tcPr>
+            <w:tcW w:w="3500" w:type="dxa"/>
+          </w:tcPr>
+          <w:tcPr/>
+          <w:p>
+            <w:pPr>
+              <w:spacing w:after="0" w:line="240" w:lineRule="auto"/>
+              <w:pStyle w:val="Compact"/>
+            </w:pPr>
+            <w:r>
+              <w:rPr>
+                <w:sz w:val="20"/>
+                <w:szCs w:val="20"/>
+              </w:rPr>
+              <w:t xml:space="preserve">The retail episode-time share declines across cycles; it is not stable.</w:t>
+            </w:r>
+          </w:p>
+        </w:tc>
+        <w:tc>
+          <w:tcPr>
+            <w:tcW w:w="4242" w:type="dxa"/>
+          </w:tcPr>
           <w:tcPr/>
           <w:p>
             <w:pPr>
@@ -3159,6 +3978,9 @@
       </w:tr>
       <w:tr>
         <w:tc>
+          <w:tcPr>
+            <w:tcW w:w="429" w:type="dxa"/>
+          </w:tcPr>
           <w:tcPr/>
           <w:p>
             <w:pPr>
@@ -3175,6 +3997,9 @@
           </w:p>
         </w:tc>
         <w:tc>
+          <w:tcPr>
+            <w:tcW w:w="1189" w:type="dxa"/>
+          </w:tcPr>
           <w:tcPr/>
           <w:p>
             <w:pPr>
@@ -3191,6 +4016,9 @@
           </w:p>
         </w:tc>
         <w:tc>
+          <w:tcPr>
+            <w:tcW w:w="3500" w:type="dxa"/>
+          </w:tcPr>
           <w:tcPr/>
           <w:p>
             <w:pPr>
@@ -3207,6 +4035,9 @@
           </w:p>
         </w:tc>
         <w:tc>
+          <w:tcPr>
+            <w:tcW w:w="4242" w:type="dxa"/>
+          </w:tcPr>
           <w:tcPr/>
           <w:p>
             <w:pPr>
@@ -3225,6 +4056,9 @@
       </w:tr>
       <w:tr>
         <w:tc>
+          <w:tcPr>
+            <w:tcW w:w="429" w:type="dxa"/>
+          </w:tcPr>
           <w:tcPr/>
           <w:p>
             <w:pPr>
@@ -3241,6 +4075,9 @@
           </w:p>
         </w:tc>
         <w:tc>
+          <w:tcPr>
+            <w:tcW w:w="1189" w:type="dxa"/>
+          </w:tcPr>
           <w:tcPr/>
           <w:p>
             <w:pPr>
@@ -3257,34 +4094,40 @@
           </w:p>
         </w:tc>
         <w:tc>
-          <w:tcPr/>
-          <w:p>
-            <w:pPr>
-              <w:spacing w:after="0" w:line="240" w:lineRule="auto"/>
-              <w:pStyle w:val="Compact"/>
-            </w:pPr>
-            <w:r>
-              <w:rPr>
-                <w:sz w:val="20"/>
-                <w:szCs w:val="20"/>
-              </w:rPr>
-              <w:t xml:space="preserve">The hotel hot-water plant is capacity-pinned on one object, and a global fix does not correct it.</w:t>
-            </w:r>
-          </w:p>
-        </w:tc>
-        <w:tc>
-          <w:tcPr/>
-          <w:p>
-            <w:pPr>
-              <w:spacing w:after="0" w:line="240" w:lineRule="auto"/>
-              <w:pStyle w:val="Compact"/>
-            </w:pPr>
-            <w:r>
-              <w:rPr>
-                <w:sz w:val="20"/>
-                <w:szCs w:val="20"/>
-              </w:rPr>
-              <w:t xml:space="preserve">Slope -0.98 against draw volume. A global factor of 6 moved that object’s share from 26.7 % to 65.4 % by reweighting alone.</w:t>
+          <w:tcPr>
+            <w:tcW w:w="3500" w:type="dxa"/>
+          </w:tcPr>
+          <w:tcPr/>
+          <w:p>
+            <w:pPr>
+              <w:spacing w:after="0" w:line="240" w:lineRule="auto"/>
+              <w:pStyle w:val="Compact"/>
+            </w:pPr>
+            <w:r>
+              <w:rPr>
+                <w:sz w:val="20"/>
+                <w:szCs w:val="20"/>
+              </w:rPr>
+              <w:t xml:space="preserve">The hotel hot-water plant is limited by the capacity of one water heater, and a global resize does not correct it.</w:t>
+            </w:r>
+          </w:p>
+        </w:tc>
+        <w:tc>
+          <w:tcPr>
+            <w:tcW w:w="4242" w:type="dxa"/>
+          </w:tcPr>
+          <w:tcPr/>
+          <w:p>
+            <w:pPr>
+              <w:spacing w:after="0" w:line="240" w:lineRule="auto"/>
+              <w:pStyle w:val="Compact"/>
+            </w:pPr>
+            <w:r>
+              <w:rPr>
+                <w:sz w:val="20"/>
+                <w:szCs w:val="20"/>
+              </w:rPr>
+              <w:t xml:space="preserve">Slope -0.98 against draw volume. A global factor of 6 moved that heater’s share from 26.7 % to 65.4 % by reweighting alone.</w:t>
             </w:r>
           </w:p>
         </w:tc>
@@ -3293,28 +4136,31 @@
     <w:p>
       <w:pPr>
         <w:pStyle w:val="BodyText"/>
+        <w:keepNext/>
+        <w:jc w:val="center"/>
       </w:pPr>
       <w:r>
         <w:rPr>
           <w:b/>
           <w:bCs/>
         </w:rPr>
-        <w:t xml:space="preserve">Table A1.</w:t>
+        <w:t xml:space="preserve">Table S3.</w:t>
       </w:r>
       <w:r>
         <w:t xml:space="preserve"> </w:t>
       </w:r>
       <w:r>
-        <w:t xml:space="preserve">- Model card, three-head Transformer.</w:t>
+        <w:t xml:space="preserve">Model card and per-cycle retail code mapping.</w:t>
       </w:r>
     </w:p>
-    <w:bookmarkStart w:id="43" w:name="a1.1-architecture"/>
+    <w:bookmarkEnd w:id="46"/>
+    <w:bookmarkStart w:id="47" w:name="a-architecture"/>
     <w:p>
       <w:pPr>
         <w:pStyle w:val="Heading3"/>
       </w:pPr>
       <w:r>
-        <w:t xml:space="preserve">A1.1 Architecture</w:t>
+        <w:t xml:space="preserve">(a) Architecture</w:t>
       </w:r>
     </w:p>
     <w:tbl>
@@ -3322,17 +4168,24 @@
         <w:tblStyle w:val="Table"/>
         <w:tblW w:type="pct" w:w="5000"/>
         <w:tblLayout w:type="fixed"/>
+        <w:tblCellMar>
+          <w:left w:w="72" w:type="dxa"/>
+          <w:right w:w="72" w:type="dxa"/>
+        </w:tblCellMar>
         <w:tblLook w:firstRow="1" w:lastRow="0" w:firstColumn="0" w:lastColumn="0" w:noHBand="0" w:noVBand="0" w:val="0020"/>
       </w:tblPr>
       <w:tblGrid>
-        <w:gridCol w:w="3960"/>
-        <w:gridCol w:w="3960"/>
+        <w:gridCol w:w="999"/>
+        <w:gridCol w:w="8361"/>
       </w:tblGrid>
       <w:tr>
         <w:trPr>
           <w:tblHeader w:val="on"/>
         </w:trPr>
         <w:tc>
+          <w:tcPr>
+            <w:tcW w:w="999" w:type="dxa"/>
+          </w:tcPr>
           <w:tcPr/>
           <w:p>
             <w:pPr>
@@ -3349,6 +4202,9 @@
           </w:p>
         </w:tc>
         <w:tc>
+          <w:tcPr>
+            <w:tcW w:w="8361" w:type="dxa"/>
+          </w:tcPr>
           <w:tcPr/>
           <w:p>
             <w:pPr>
@@ -3367,6 +4223,9 @@
       </w:tr>
       <w:tr>
         <w:tc>
+          <w:tcPr>
+            <w:tcW w:w="999" w:type="dxa"/>
+          </w:tcPr>
           <w:tcPr/>
           <w:p>
             <w:pPr>
@@ -3383,24 +4242,30 @@
           </w:p>
         </w:tc>
         <w:tc>
-          <w:tcPr/>
-          <w:p>
-            <w:pPr>
-              <w:spacing w:after="0" w:line="240" w:lineRule="auto"/>
-              <w:pStyle w:val="Compact"/>
-            </w:pPr>
-            <w:r>
-              <w:rPr>
-                <w:sz w:val="20"/>
-                <w:szCs w:val="20"/>
-              </w:rPr>
-              <w:t xml:space="preserve">Shared multi-head Transformer encoder-decoder, kept from the two-channel stage with targeted upgrades rather than replaced</w:t>
-            </w:r>
-          </w:p>
-        </w:tc>
-      </w:tr>
-      <w:tr>
-        <w:tc>
+          <w:tcPr>
+            <w:tcW w:w="8361" w:type="dxa"/>
+          </w:tcPr>
+          <w:tcPr/>
+          <w:p>
+            <w:pPr>
+              <w:spacing w:after="0" w:line="240" w:lineRule="auto"/>
+              <w:pStyle w:val="Compact"/>
+            </w:pPr>
+            <w:r>
+              <w:rPr>
+                <w:sz w:val="20"/>
+                <w:szCs w:val="20"/>
+              </w:rPr>
+              <w:t xml:space="preserve">Shared multi-head Transformer encoder-decoder, kept from the two-channel version with targeted upgrades rather than replaced</w:t>
+            </w:r>
+          </w:p>
+        </w:tc>
+      </w:tr>
+      <w:tr>
+        <w:tc>
+          <w:tcPr>
+            <w:tcW w:w="999" w:type="dxa"/>
+          </w:tcPr>
           <w:tcPr/>
           <w:p>
             <w:pPr>
@@ -3417,6 +4282,9 @@
           </w:p>
         </w:tc>
         <w:tc>
+          <w:tcPr>
+            <w:tcW w:w="8361" w:type="dxa"/>
+          </w:tcPr>
           <w:tcPr/>
           <w:p>
             <w:pPr>
@@ -3435,22 +4303,28 @@
       </w:tr>
       <w:tr>
         <w:tc>
-          <w:tcPr/>
-          <w:p>
-            <w:pPr>
-              <w:spacing w:after="0" w:line="240" w:lineRule="auto"/>
-              <w:pStyle w:val="Compact"/>
-            </w:pPr>
-            <w:r>
-              <w:rPr>
-                <w:sz w:val="20"/>
-                <w:szCs w:val="20"/>
-              </w:rPr>
-              <w:t xml:space="preserve">Activity arm</w:t>
-            </w:r>
-          </w:p>
-        </w:tc>
-        <w:tc>
+          <w:tcPr>
+            <w:tcW w:w="999" w:type="dxa"/>
+          </w:tcPr>
+          <w:tcPr/>
+          <w:p>
+            <w:pPr>
+              <w:spacing w:after="0" w:line="240" w:lineRule="auto"/>
+              <w:pStyle w:val="Compact"/>
+            </w:pPr>
+            <w:r>
+              <w:rPr>
+                <w:sz w:val="20"/>
+                <w:szCs w:val="20"/>
+              </w:rPr>
+              <w:t xml:space="preserve">Activity decoder</w:t>
+            </w:r>
+          </w:p>
+        </w:tc>
+        <w:tc>
+          <w:tcPr>
+            <w:tcW w:w="8361" w:type="dxa"/>
+          </w:tcPr>
           <w:tcPr/>
           <w:p>
             <w:pPr>
@@ -3469,6 +4343,9 @@
       </w:tr>
       <w:tr>
         <w:tc>
+          <w:tcPr>
+            <w:tcW w:w="999" w:type="dxa"/>
+          </w:tcPr>
           <w:tcPr/>
           <w:p>
             <w:pPr>
@@ -3485,24 +4362,30 @@
           </w:p>
         </w:tc>
         <w:tc>
-          <w:tcPr/>
-          <w:p>
-            <w:pPr>
-              <w:spacing w:after="0" w:line="240" w:lineRule="auto"/>
-              <w:pStyle w:val="Compact"/>
-            </w:pPr>
-            <w:r>
-              <w:rPr>
-                <w:sz w:val="20"/>
-                <w:szCs w:val="20"/>
-              </w:rPr>
-              <w:t xml:space="preserve">Residential presence, unchanged from the earlier stages</w:t>
-            </w:r>
-          </w:p>
-        </w:tc>
-      </w:tr>
-      <w:tr>
-        <w:tc>
+          <w:tcPr>
+            <w:tcW w:w="8361" w:type="dxa"/>
+          </w:tcPr>
+          <w:tcPr/>
+          <w:p>
+            <w:pPr>
+              <w:spacing w:after="0" w:line="240" w:lineRule="auto"/>
+              <w:pStyle w:val="Compact"/>
+            </w:pPr>
+            <w:r>
+              <w:rPr>
+                <w:sz w:val="20"/>
+                <w:szCs w:val="20"/>
+              </w:rPr>
+              <w:t xml:space="preserve">Residential presence, unchanged from the earlier versions</w:t>
+            </w:r>
+          </w:p>
+        </w:tc>
+      </w:tr>
+      <w:tr>
+        <w:tc>
+          <w:tcPr>
+            <w:tcW w:w="999" w:type="dxa"/>
+          </w:tcPr>
           <w:tcPr/>
           <w:p>
             <w:pPr>
@@ -3519,24 +4402,30 @@
           </w:p>
         </w:tc>
         <w:tc>
-          <w:tcPr/>
-          <w:p>
-            <w:pPr>
-              <w:spacing w:after="0" w:line="240" w:lineRule="auto"/>
-              <w:pStyle w:val="Compact"/>
-            </w:pPr>
-            <w:r>
-              <w:rPr>
-                <w:sz w:val="20"/>
-                <w:szCs w:val="20"/>
-              </w:rPr>
-              <w:t xml:space="preserve">Office presence, unchanged from the two-channel stage</w:t>
-            </w:r>
-          </w:p>
-        </w:tc>
-      </w:tr>
-      <w:tr>
-        <w:tc>
+          <w:tcPr>
+            <w:tcW w:w="8361" w:type="dxa"/>
+          </w:tcPr>
+          <w:tcPr/>
+          <w:p>
+            <w:pPr>
+              <w:spacing w:after="0" w:line="240" w:lineRule="auto"/>
+              <w:pStyle w:val="Compact"/>
+            </w:pPr>
+            <w:r>
+              <w:rPr>
+                <w:sz w:val="20"/>
+                <w:szCs w:val="20"/>
+              </w:rPr>
+              <w:t xml:space="preserve">Office presence, unchanged from the two-channel version</w:t>
+            </w:r>
+          </w:p>
+        </w:tc>
+      </w:tr>
+      <w:tr>
+        <w:tc>
+          <w:tcPr>
+            <w:tcW w:w="999" w:type="dxa"/>
+          </w:tcPr>
           <w:tcPr/>
           <w:p>
             <w:pPr>
@@ -3553,24 +4442,30 @@
           </w:p>
         </w:tc>
         <w:tc>
-          <w:tcPr/>
-          <w:p>
-            <w:pPr>
-              <w:spacing w:after="0" w:line="240" w:lineRule="auto"/>
-              <w:pStyle w:val="Compact"/>
-            </w:pPr>
-            <w:r>
-              <w:rPr>
-                <w:sz w:val="20"/>
-                <w:szCs w:val="20"/>
-              </w:rPr>
-              <w:t xml:space="preserve">Retail presence, new in this study; mirrors Head 2 off the same fused representation, with the activity arm’s gradient barrier untouched</w:t>
-            </w:r>
-          </w:p>
-        </w:tc>
-      </w:tr>
-      <w:tr>
-        <w:tc>
+          <w:tcPr>
+            <w:tcW w:w="8361" w:type="dxa"/>
+          </w:tcPr>
+          <w:tcPr/>
+          <w:p>
+            <w:pPr>
+              <w:spacing w:after="0" w:line="240" w:lineRule="auto"/>
+              <w:pStyle w:val="Compact"/>
+            </w:pPr>
+            <w:r>
+              <w:rPr>
+                <w:sz w:val="20"/>
+                <w:szCs w:val="20"/>
+              </w:rPr>
+              <w:t xml:space="preserve">Retail presence, new in this study; mirrors Head 2 off the same fused representation, with the activity decoder’s gradient barrier unchanged</w:t>
+            </w:r>
+          </w:p>
+        </w:tc>
+      </w:tr>
+      <w:tr>
+        <w:tc>
+          <w:tcPr>
+            <w:tcW w:w="999" w:type="dxa"/>
+          </w:tcPr>
           <w:tcPr/>
           <w:p>
             <w:pPr>
@@ -3587,6 +4482,9 @@
           </w:p>
         </w:tc>
         <w:tc>
+          <w:tcPr>
+            <w:tcW w:w="8361" w:type="dxa"/>
+          </w:tcPr>
           <w:tcPr/>
           <w:p>
             <w:pPr>
@@ -3604,14 +4502,14 @@
         </w:tc>
       </w:tr>
     </w:tbl>
-    <w:bookmarkEnd w:id="43"/>
-    <w:bookmarkStart w:id="44" w:name="a1.2-conditioning-vector-width-120"/>
+    <w:bookmarkEnd w:id="47"/>
+    <w:bookmarkStart w:id="48" w:name="b-conditioning-vector-width-120"/>
     <w:p>
       <w:pPr>
         <w:pStyle w:val="Heading3"/>
       </w:pPr>
       <w:r>
-        <w:t xml:space="preserve">A1.2 Conditioning vector (width 120)</w:t>
+        <w:t xml:space="preserve">(b) Conditioning vector (width 120)</w:t>
       </w:r>
     </w:p>
     <w:tbl>
@@ -3619,17 +4517,24 @@
         <w:tblStyle w:val="Table"/>
         <w:tblW w:type="pct" w:w="5000"/>
         <w:tblLayout w:type="fixed"/>
+        <w:tblCellMar>
+          <w:left w:w="72" w:type="dxa"/>
+          <w:right w:w="72" w:type="dxa"/>
+        </w:tblCellMar>
         <w:tblLook w:firstRow="1" w:lastRow="0" w:firstColumn="0" w:lastColumn="0" w:noHBand="0" w:noVBand="0" w:val="0020"/>
       </w:tblPr>
       <w:tblGrid>
-        <w:gridCol w:w="3960"/>
-        <w:gridCol w:w="3960"/>
+        <w:gridCol w:w="1284"/>
+        <w:gridCol w:w="8076"/>
       </w:tblGrid>
       <w:tr>
         <w:trPr>
           <w:tblHeader w:val="on"/>
         </w:trPr>
         <w:tc>
+          <w:tcPr>
+            <w:tcW w:w="1284" w:type="dxa"/>
+          </w:tcPr>
           <w:tcPr/>
           <w:p>
             <w:pPr>
@@ -3646,6 +4551,9 @@
           </w:p>
         </w:tc>
         <w:tc>
+          <w:tcPr>
+            <w:tcW w:w="8076" w:type="dxa"/>
+          </w:tcPr>
           <w:tcPr/>
           <w:p>
             <w:pPr>
@@ -3664,6 +4572,9 @@
       </w:tr>
       <w:tr>
         <w:tc>
+          <w:tcPr>
+            <w:tcW w:w="1284" w:type="dxa"/>
+          </w:tcPr>
           <w:tcPr/>
           <w:p>
             <w:pPr>
@@ -3680,6 +4591,9 @@
           </w:p>
         </w:tc>
         <w:tc>
+          <w:tcPr>
+            <w:tcW w:w="8076" w:type="dxa"/>
+          </w:tcPr>
           <w:tcPr/>
           <w:p>
             <w:pPr>
@@ -3698,6 +4612,9 @@
       </w:tr>
       <w:tr>
         <w:tc>
+          <w:tcPr>
+            <w:tcW w:w="1284" w:type="dxa"/>
+          </w:tcPr>
           <w:tcPr/>
           <w:p>
             <w:pPr>
@@ -3714,6 +4631,9 @@
           </w:p>
         </w:tc>
         <w:tc>
+          <w:tcPr>
+            <w:tcW w:w="8076" w:type="dxa"/>
+          </w:tcPr>
           <w:tcPr/>
           <w:p>
             <w:pPr>
@@ -3732,6 +4652,9 @@
       </w:tr>
       <w:tr>
         <w:tc>
+          <w:tcPr>
+            <w:tcW w:w="1284" w:type="dxa"/>
+          </w:tcPr>
           <w:tcPr/>
           <w:p>
             <w:pPr>
@@ -3748,6 +4671,9 @@
           </w:p>
         </w:tc>
         <w:tc>
+          <w:tcPr>
+            <w:tcW w:w="8076" w:type="dxa"/>
+          </w:tcPr>
           <w:tcPr/>
           <w:p>
             <w:pPr>
@@ -3766,6 +4692,9 @@
       </w:tr>
       <w:tr>
         <w:tc>
+          <w:tcPr>
+            <w:tcW w:w="1284" w:type="dxa"/>
+          </w:tcPr>
           <w:tcPr/>
           <w:p>
             <w:pPr>
@@ -3782,6 +4711,9 @@
           </w:p>
         </w:tc>
         <w:tc>
+          <w:tcPr>
+            <w:tcW w:w="8076" w:type="dxa"/>
+          </w:tcPr>
           <w:tcPr/>
           <w:p>
             <w:pPr>
@@ -3800,6 +4732,9 @@
       </w:tr>
       <w:tr>
         <w:tc>
+          <w:tcPr>
+            <w:tcW w:w="1284" w:type="dxa"/>
+          </w:tcPr>
           <w:tcPr/>
           <w:p>
             <w:pPr>
@@ -3816,6 +4751,9 @@
           </w:p>
         </w:tc>
         <w:tc>
+          <w:tcPr>
+            <w:tcW w:w="8076" w:type="dxa"/>
+          </w:tcPr>
           <w:tcPr/>
           <w:p>
             <w:pPr>
@@ -3838,23 +4776,23 @@
         <w:pStyle w:val="BodyText"/>
       </w:pPr>
       <w:r>
-        <w:t xml:space="preserve">The width grew from 119 to 120 between the two stages because one demographic field gained a</w:t>
+        <w:t xml:space="preserve">The width grew from 119 to 120 between the two versions because one demographic field gained a</w:t>
       </w:r>
       <w:r>
         <w:t xml:space="preserve"> </w:t>
       </w:r>
       <w:r>
-        <w:t xml:space="preserve">missing-value category, an independent data-pipeline fix rather than part of the retail addition.</w:t>
+        <w:t xml:space="preserve">missing-value category, a data-preparation correction unrelated to the retail addition.</w:t>
       </w:r>
     </w:p>
-    <w:bookmarkEnd w:id="44"/>
-    <w:bookmarkStart w:id="45" w:name="a1.3-training-regimen"/>
+    <w:bookmarkEnd w:id="48"/>
+    <w:bookmarkStart w:id="49" w:name="c-training-regimen"/>
     <w:p>
       <w:pPr>
         <w:pStyle w:val="Heading3"/>
       </w:pPr>
       <w:r>
-        <w:t xml:space="preserve">A1.3 Training regimen</w:t>
+        <w:t xml:space="preserve">(c) Training regimen</w:t>
       </w:r>
     </w:p>
     <w:tbl>
@@ -3862,17 +4800,24 @@
         <w:tblStyle w:val="Table"/>
         <w:tblW w:type="pct" w:w="5000"/>
         <w:tblLayout w:type="fixed"/>
+        <w:tblCellMar>
+          <w:left w:w="72" w:type="dxa"/>
+          <w:right w:w="72" w:type="dxa"/>
+        </w:tblCellMar>
         <w:tblLook w:firstRow="1" w:lastRow="0" w:firstColumn="0" w:lastColumn="0" w:noHBand="0" w:noVBand="0" w:val="0020"/>
       </w:tblPr>
       <w:tblGrid>
-        <w:gridCol w:w="3960"/>
-        <w:gridCol w:w="3960"/>
+        <w:gridCol w:w="1970"/>
+        <w:gridCol w:w="7390"/>
       </w:tblGrid>
       <w:tr>
         <w:trPr>
           <w:tblHeader w:val="on"/>
         </w:trPr>
         <w:tc>
+          <w:tcPr>
+            <w:tcW w:w="1970" w:type="dxa"/>
+          </w:tcPr>
           <w:tcPr/>
           <w:p>
             <w:pPr>
@@ -3889,6 +4834,9 @@
           </w:p>
         </w:tc>
         <w:tc>
+          <w:tcPr>
+            <w:tcW w:w="7390" w:type="dxa"/>
+          </w:tcPr>
           <w:tcPr/>
           <w:p>
             <w:pPr>
@@ -3907,6 +4855,9 @@
       </w:tr>
       <w:tr>
         <w:tc>
+          <w:tcPr>
+            <w:tcW w:w="1970" w:type="dxa"/>
+          </w:tcPr>
           <w:tcPr/>
           <w:p>
             <w:pPr>
@@ -3923,6 +4874,9 @@
           </w:p>
         </w:tc>
         <w:tc>
+          <w:tcPr>
+            <w:tcW w:w="7390" w:type="dxa"/>
+          </w:tcPr>
           <w:tcPr/>
           <w:p>
             <w:pPr>
@@ -3941,6 +4895,9 @@
       </w:tr>
       <w:tr>
         <w:tc>
+          <w:tcPr>
+            <w:tcW w:w="1970" w:type="dxa"/>
+          </w:tcPr>
           <w:tcPr/>
           <w:p>
             <w:pPr>
@@ -3957,6 +4914,9 @@
           </w:p>
         </w:tc>
         <w:tc>
+          <w:tcPr>
+            <w:tcW w:w="7390" w:type="dxa"/>
+          </w:tcPr>
           <w:tcPr/>
           <w:p>
             <w:pPr>
@@ -3975,6 +4935,9 @@
       </w:tr>
       <w:tr>
         <w:tc>
+          <w:tcPr>
+            <w:tcW w:w="1970" w:type="dxa"/>
+          </w:tcPr>
           <w:tcPr/>
           <w:p>
             <w:pPr>
@@ -3991,6 +4954,9 @@
           </w:p>
         </w:tc>
         <w:tc>
+          <w:tcPr>
+            <w:tcW w:w="7390" w:type="dxa"/>
+          </w:tcPr>
           <w:tcPr/>
           <w:p>
             <w:pPr>
@@ -4009,6 +4975,9 @@
       </w:tr>
       <w:tr>
         <w:tc>
+          <w:tcPr>
+            <w:tcW w:w="1970" w:type="dxa"/>
+          </w:tcPr>
           <w:tcPr/>
           <w:p>
             <w:pPr>
@@ -4025,6 +4994,9 @@
           </w:p>
         </w:tc>
         <w:tc>
+          <w:tcPr>
+            <w:tcW w:w="7390" w:type="dxa"/>
+          </w:tcPr>
           <w:tcPr/>
           <w:p>
             <w:pPr>
@@ -4043,6 +5015,9 @@
       </w:tr>
       <w:tr>
         <w:tc>
+          <w:tcPr>
+            <w:tcW w:w="1970" w:type="dxa"/>
+          </w:tcPr>
           <w:tcPr/>
           <w:p>
             <w:pPr>
@@ -4059,6 +5034,9 @@
           </w:p>
         </w:tc>
         <w:tc>
+          <w:tcPr>
+            <w:tcW w:w="7390" w:type="dxa"/>
+          </w:tcPr>
           <w:tcPr/>
           <w:p>
             <w:pPr>
@@ -4109,6 +5087,9 @@
       </w:tr>
       <w:tr>
         <w:tc>
+          <w:tcPr>
+            <w:tcW w:w="1970" w:type="dxa"/>
+          </w:tcPr>
           <w:tcPr/>
           <w:p>
             <w:pPr>
@@ -4125,6 +5106,9 @@
           </w:p>
         </w:tc>
         <w:tc>
+          <w:tcPr>
+            <w:tcW w:w="7390" w:type="dxa"/>
+          </w:tcPr>
           <w:tcPr/>
           <w:p>
             <w:pPr>
@@ -4143,6 +5127,9 @@
       </w:tr>
       <w:tr>
         <w:tc>
+          <w:tcPr>
+            <w:tcW w:w="1970" w:type="dxa"/>
+          </w:tcPr>
           <w:tcPr/>
           <w:p>
             <w:pPr>
@@ -4159,24 +5146,30 @@
           </w:p>
         </w:tc>
         <w:tc>
-          <w:tcPr/>
-          <w:p>
-            <w:pPr>
-              <w:spacing w:after="0" w:line="240" w:lineRule="auto"/>
-              <w:pStyle w:val="Compact"/>
-            </w:pPr>
-            <w:r>
-              <w:rPr>
-                <w:sz w:val="20"/>
-                <w:szCs w:val="20"/>
-              </w:rPr>
-              <w:t xml:space="preserve">15 epochs, all parameters trainable, learning rate 1e-4, PCGrad on, early stopping on the gate set</w:t>
-            </w:r>
-          </w:p>
-        </w:tc>
-      </w:tr>
-      <w:tr>
-        <w:tc>
+          <w:tcPr>
+            <w:tcW w:w="7390" w:type="dxa"/>
+          </w:tcPr>
+          <w:tcPr/>
+          <w:p>
+            <w:pPr>
+              <w:spacing w:after="0" w:line="240" w:lineRule="auto"/>
+              <w:pStyle w:val="Compact"/>
+            </w:pPr>
+            <w:r>
+              <w:rPr>
+                <w:sz w:val="20"/>
+                <w:szCs w:val="20"/>
+              </w:rPr>
+              <w:t xml:space="preserve">15 epochs, all parameters trainable, learning rate 1e-4, PCGrad on, early stopping on the check set</w:t>
+            </w:r>
+          </w:p>
+        </w:tc>
+      </w:tr>
+      <w:tr>
+        <w:tc>
+          <w:tcPr>
+            <w:tcW w:w="1970" w:type="dxa"/>
+          </w:tcPr>
           <w:tcPr/>
           <w:p>
             <w:pPr>
@@ -4193,6 +5186,9 @@
           </w:p>
         </w:tc>
         <w:tc>
+          <w:tcPr>
+            <w:tcW w:w="7390" w:type="dxa"/>
+          </w:tcPr>
           <w:tcPr/>
           <w:p>
             <w:pPr>
@@ -4211,6 +5207,9 @@
       </w:tr>
       <w:tr>
         <w:tc>
+          <w:tcPr>
+            <w:tcW w:w="1970" w:type="dxa"/>
+          </w:tcPr>
           <w:tcPr/>
           <w:p>
             <w:pPr>
@@ -4227,6 +5226,9 @@
           </w:p>
         </w:tc>
         <w:tc>
+          <w:tcPr>
+            <w:tcW w:w="7390" w:type="dxa"/>
+          </w:tcPr>
           <w:tcPr/>
           <w:p>
             <w:pPr>
@@ -4245,6 +5247,9 @@
       </w:tr>
       <w:tr>
         <w:tc>
+          <w:tcPr>
+            <w:tcW w:w="1970" w:type="dxa"/>
+          </w:tcPr>
           <w:tcPr/>
           <w:p>
             <w:pPr>
@@ -4261,6 +5266,9 @@
           </w:p>
         </w:tc>
         <w:tc>
+          <w:tcPr>
+            <w:tcW w:w="7390" w:type="dxa"/>
+          </w:tcPr>
           <w:tcPr/>
           <w:p>
             <w:pPr>
@@ -4279,6 +5287,9 @@
       </w:tr>
       <w:tr>
         <w:tc>
+          <w:tcPr>
+            <w:tcW w:w="1970" w:type="dxa"/>
+          </w:tcPr>
           <w:tcPr/>
           <w:p>
             <w:pPr>
@@ -4295,6 +5306,9 @@
           </w:p>
         </w:tc>
         <w:tc>
+          <w:tcPr>
+            <w:tcW w:w="7390" w:type="dxa"/>
+          </w:tcPr>
           <w:tcPr/>
           <w:p>
             <w:pPr>
@@ -4313,6 +5327,9 @@
       </w:tr>
       <w:tr>
         <w:tc>
+          <w:tcPr>
+            <w:tcW w:w="1970" w:type="dxa"/>
+          </w:tcPr>
           <w:tcPr/>
           <w:p>
             <w:pPr>
@@ -4329,6 +5346,9 @@
           </w:p>
         </w:tc>
         <w:tc>
+          <w:tcPr>
+            <w:tcW w:w="7390" w:type="dxa"/>
+          </w:tcPr>
           <w:tcPr/>
           <w:p>
             <w:pPr>
@@ -4347,6 +5367,9 @@
       </w:tr>
       <w:tr>
         <w:tc>
+          <w:tcPr>
+            <w:tcW w:w="1970" w:type="dxa"/>
+          </w:tcPr>
           <w:tcPr/>
           <w:p>
             <w:pPr>
@@ -4363,6 +5386,9 @@
           </w:p>
         </w:tc>
         <w:tc>
+          <w:tcPr>
+            <w:tcW w:w="7390" w:type="dxa"/>
+          </w:tcPr>
           <w:tcPr/>
           <w:p>
             <w:pPr>
@@ -4381,6 +5407,9 @@
       </w:tr>
       <w:tr>
         <w:tc>
+          <w:tcPr>
+            <w:tcW w:w="1970" w:type="dxa"/>
+          </w:tcPr>
           <w:tcPr/>
           <w:p>
             <w:pPr>
@@ -4397,52 +5426,61 @@
           </w:p>
         </w:tc>
         <w:tc>
-          <w:tcPr/>
-          <w:p>
-            <w:pPr>
-              <w:spacing w:after="0" w:line="240" w:lineRule="auto"/>
-              <w:pStyle w:val="Compact"/>
-            </w:pPr>
-            <w:r>
-              <w:rPr>
-                <w:sz w:val="20"/>
-                <w:szCs w:val="20"/>
-              </w:rPr>
-              <w:t xml:space="preserve">Gate-first, then maximize retail F1 among survivors; no composite score. The shipped checkpoint deviates from this rule, as disclosed in §3.2</w:t>
-            </w:r>
-          </w:p>
-        </w:tc>
-      </w:tr>
-      <w:tr>
-        <w:tc>
-          <w:tcPr/>
-          <w:p>
-            <w:pPr>
-              <w:spacing w:after="0" w:line="240" w:lineRule="auto"/>
-              <w:pStyle w:val="Compact"/>
-            </w:pPr>
-            <w:r>
-              <w:rPr>
-                <w:sz w:val="20"/>
-                <w:szCs w:val="20"/>
-              </w:rPr>
-              <w:t xml:space="preserve">Shipped scorecard</w:t>
-            </w:r>
-          </w:p>
-        </w:tc>
-        <w:tc>
-          <w:tcPr/>
-          <w:p>
-            <w:pPr>
-              <w:spacing w:after="0" w:line="240" w:lineRule="auto"/>
-              <w:pStyle w:val="Compact"/>
-            </w:pPr>
-            <w:r>
-              <w:rPr>
-                <w:sz w:val="20"/>
-                <w:szCs w:val="20"/>
-              </w:rPr>
-              <w:t xml:space="preserve">147 PASS / 18 WARN / 1 FAIL; the single FAIL is a day-type ordering check pre-existing in the two-channel baseline, with no new failure introduced</w:t>
+          <w:tcPr>
+            <w:tcW w:w="7390" w:type="dxa"/>
+          </w:tcPr>
+          <w:tcPr/>
+          <w:p>
+            <w:pPr>
+              <w:spacing w:after="0" w:line="240" w:lineRule="auto"/>
+              <w:pStyle w:val="Compact"/>
+            </w:pPr>
+            <w:r>
+              <w:rPr>
+                <w:sz w:val="20"/>
+                <w:szCs w:val="20"/>
+              </w:rPr>
+              <w:t xml:space="preserve">Discard checkpoints that do not pass the hard checks, then maximize retail F1 among the rest; no composite score. The delivered checkpoint deviates from this rule, as described in Section S.1</w:t>
+            </w:r>
+          </w:p>
+        </w:tc>
+      </w:tr>
+      <w:tr>
+        <w:tc>
+          <w:tcPr>
+            <w:tcW w:w="1970" w:type="dxa"/>
+          </w:tcPr>
+          <w:tcPr/>
+          <w:p>
+            <w:pPr>
+              <w:spacing w:after="0" w:line="240" w:lineRule="auto"/>
+              <w:pStyle w:val="Compact"/>
+            </w:pPr>
+            <w:r>
+              <w:rPr>
+                <w:sz w:val="20"/>
+                <w:szCs w:val="20"/>
+              </w:rPr>
+              <w:t xml:space="preserve">Automated checks on the generated diaries</w:t>
+            </w:r>
+          </w:p>
+        </w:tc>
+        <w:tc>
+          <w:tcPr>
+            <w:tcW w:w="7390" w:type="dxa"/>
+          </w:tcPr>
+          <w:tcPr/>
+          <w:p>
+            <w:pPr>
+              <w:spacing w:after="0" w:line="240" w:lineRule="auto"/>
+              <w:pStyle w:val="Compact"/>
+            </w:pPr>
+            <w:r>
+              <w:rPr>
+                <w:sz w:val="20"/>
+                <w:szCs w:val="20"/>
+              </w:rPr>
+              <w:t xml:space="preserve">166 checks: 147 pass, 18 give a warning and 1 does not pass. The one that does not pass is a day-type ordering check that also did not pass in the two-channel version; no check that passed there stops passing here</w:t>
             </w:r>
           </w:p>
         </w:tc>
@@ -4459,17 +5497,17 @@
         <w:t xml:space="preserve"> </w:t>
       </w:r>
       <w:r>
-        <w:t xml:space="preserve">50.1056. The shipped model trains on 49.</w:t>
+        <w:t xml:space="preserve">50.1056. The delivered model is trained with 49.</w:t>
       </w:r>
     </w:p>
-    <w:bookmarkEnd w:id="45"/>
-    <w:bookmarkStart w:id="49" w:name="a1.4-decoding"/>
+    <w:bookmarkEnd w:id="49"/>
+    <w:bookmarkStart w:id="50" w:name="d-decoding"/>
     <w:p>
       <w:pPr>
         <w:pStyle w:val="Heading3"/>
       </w:pPr>
       <w:r>
-        <w:t xml:space="preserve">A1.4 Decoding</w:t>
+        <w:t xml:space="preserve">(d) Decoding</w:t>
       </w:r>
     </w:p>
     <w:tbl>
@@ -4477,17 +5515,24 @@
         <w:tblStyle w:val="Table"/>
         <w:tblW w:type="pct" w:w="5000"/>
         <w:tblLayout w:type="fixed"/>
+        <w:tblCellMar>
+          <w:left w:w="72" w:type="dxa"/>
+          <w:right w:w="72" w:type="dxa"/>
+        </w:tblCellMar>
         <w:tblLook w:firstRow="1" w:lastRow="0" w:firstColumn="0" w:lastColumn="0" w:noHBand="0" w:noVBand="0" w:val="0020"/>
       </w:tblPr>
       <w:tblGrid>
-        <w:gridCol w:w="3960"/>
-        <w:gridCol w:w="3960"/>
+        <w:gridCol w:w="1308"/>
+        <w:gridCol w:w="8052"/>
       </w:tblGrid>
       <w:tr>
         <w:trPr>
           <w:tblHeader w:val="on"/>
         </w:trPr>
         <w:tc>
+          <w:tcPr>
+            <w:tcW w:w="1308" w:type="dxa"/>
+          </w:tcPr>
           <w:tcPr/>
           <w:p>
             <w:pPr>
@@ -4504,6 +5549,9 @@
           </w:p>
         </w:tc>
         <w:tc>
+          <w:tcPr>
+            <w:tcW w:w="8052" w:type="dxa"/>
+          </w:tcPr>
           <w:tcPr/>
           <w:p>
             <w:pPr>
@@ -4522,6 +5570,9 @@
       </w:tr>
       <w:tr>
         <w:tc>
+          <w:tcPr>
+            <w:tcW w:w="1308" w:type="dxa"/>
+          </w:tcPr>
           <w:tcPr/>
           <w:p>
             <w:pPr>
@@ -4538,24 +5589,30 @@
           </w:p>
         </w:tc>
         <w:tc>
-          <w:tcPr/>
-          <w:p>
-            <w:pPr>
-              <w:spacing w:after="0" w:line="240" w:lineRule="auto"/>
-              <w:pStyle w:val="Compact"/>
-            </w:pPr>
-            <w:r>
-              <w:rPr>
-                <w:sz w:val="20"/>
-                <w:szCs w:val="20"/>
-              </w:rPr>
-              <w:t xml:space="preserve">Temperature 0.7 with nucleus sampling at 0.9; the two-channel stage used 0.8 with no nucleus</w:t>
-            </w:r>
-          </w:p>
-        </w:tc>
-      </w:tr>
-      <w:tr>
-        <w:tc>
+          <w:tcPr>
+            <w:tcW w:w="8052" w:type="dxa"/>
+          </w:tcPr>
+          <w:tcPr/>
+          <w:p>
+            <w:pPr>
+              <w:spacing w:after="0" w:line="240" w:lineRule="auto"/>
+              <w:pStyle w:val="Compact"/>
+            </w:pPr>
+            <w:r>
+              <w:rPr>
+                <w:sz w:val="20"/>
+                <w:szCs w:val="20"/>
+              </w:rPr>
+              <w:t xml:space="preserve">Temperature 0.7 with nucleus sampling at 0.9; the two-channel version used 0.8 with no nucleus</w:t>
+            </w:r>
+          </w:p>
+        </w:tc>
+      </w:tr>
+      <w:tr>
+        <w:tc>
+          <w:tcPr>
+            <w:tcW w:w="1308" w:type="dxa"/>
+          </w:tcPr>
           <w:tcPr/>
           <w:p>
             <w:pPr>
@@ -4572,6 +5629,9 @@
           </w:p>
         </w:tc>
         <w:tc>
+          <w:tcPr>
+            <w:tcW w:w="8052" w:type="dxa"/>
+          </w:tcPr>
           <w:tcPr/>
           <w:p>
             <w:pPr>
@@ -4590,6 +5650,9 @@
       </w:tr>
       <w:tr>
         <w:tc>
+          <w:tcPr>
+            <w:tcW w:w="1308" w:type="dxa"/>
+          </w:tcPr>
           <w:tcPr/>
           <w:p>
             <w:pPr>
@@ -4606,6 +5669,9 @@
           </w:p>
         </w:tc>
         <w:tc>
+          <w:tcPr>
+            <w:tcW w:w="8052" w:type="dxa"/>
+          </w:tcPr>
           <w:tcPr/>
           <w:p>
             <w:pPr>
@@ -4624,6 +5690,9 @@
       </w:tr>
       <w:tr>
         <w:tc>
+          <w:tcPr>
+            <w:tcW w:w="1308" w:type="dxa"/>
+          </w:tcPr>
           <w:tcPr/>
           <w:p>
             <w:pPr>
@@ -4640,6 +5709,9 @@
           </w:p>
         </w:tc>
         <w:tc>
+          <w:tcPr>
+            <w:tcW w:w="8052" w:type="dxa"/>
+          </w:tcPr>
           <w:tcPr/>
           <w:p>
             <w:pPr>
@@ -4658,6 +5730,9 @@
       </w:tr>
       <w:tr>
         <w:tc>
+          <w:tcPr>
+            <w:tcW w:w="1308" w:type="dxa"/>
+          </w:tcPr>
           <w:tcPr/>
           <w:p>
             <w:pPr>
@@ -4674,6 +5749,9 @@
           </w:p>
         </w:tc>
         <w:tc>
+          <w:tcPr>
+            <w:tcW w:w="8052" w:type="dxa"/>
+          </w:tcPr>
           <w:tcPr/>
           <w:p>
             <w:pPr>
@@ -4692,6 +5770,9 @@
       </w:tr>
       <w:tr>
         <w:tc>
+          <w:tcPr>
+            <w:tcW w:w="1308" w:type="dxa"/>
+          </w:tcPr>
           <w:tcPr/>
           <w:p>
             <w:pPr>
@@ -4708,6 +5789,9 @@
           </w:p>
         </w:tc>
         <w:tc>
+          <w:tcPr>
+            <w:tcW w:w="8052" w:type="dxa"/>
+          </w:tcPr>
           <w:tcPr/>
           <w:p>
             <w:pPr>
@@ -4725,22 +5809,22 @@
         </w:tc>
       </w:tr>
     </w:tbl>
+    <w:bookmarkEnd w:id="50"/>
+    <w:bookmarkStart w:id="51" w:name="e-per-cycle-retail-code-mapping"/>
     <w:p>
       <w:pPr>
-        <w:pStyle w:val="BodyText"/>
+        <w:pStyle w:val="Heading3"/>
       </w:pPr>
       <w:r>
-        <w:rPr>
-          <w:b/>
-          <w:bCs/>
-        </w:rPr>
-        <w:t xml:space="preserve">Table A2.</w:t>
-      </w:r>
-      <w:r>
-        <w:t xml:space="preserve"> </w:t>
-      </w:r>
-      <w:r>
-        <w:t xml:space="preserve">- AT_RETAIL codebook per GSS cycle.</w:t>
+        <w:t xml:space="preserve">(e) Per-cycle retail code mapping</w:t>
+      </w:r>
+    </w:p>
+    <w:p>
+      <w:pPr>
+        <w:pStyle w:val="FirstParagraph"/>
+      </w:pPr>
+      <w:r>
+        <w:t xml:space="preserve">Each raw code below maps to the harmonised location code 5 (store) used in Eq. B.1.</w:t>
       </w:r>
     </w:p>
     <w:tbl>
@@ -4748,19 +5832,26 @@
         <w:tblStyle w:val="Table"/>
         <w:tblW w:type="pct" w:w="5000"/>
         <w:tblLayout w:type="fixed"/>
+        <w:tblCellMar>
+          <w:left w:w="72" w:type="dxa"/>
+          <w:right w:w="72" w:type="dxa"/>
+        </w:tblCellMar>
         <w:tblLook w:firstRow="1" w:lastRow="0" w:firstColumn="0" w:lastColumn="0" w:noHBand="0" w:noVBand="0" w:val="0020"/>
       </w:tblPr>
       <w:tblGrid>
-        <w:gridCol w:w="1980"/>
-        <w:gridCol w:w="1980"/>
-        <w:gridCol w:w="1980"/>
-        <w:gridCol w:w="1980"/>
+        <w:gridCol w:w="2053"/>
+        <w:gridCol w:w="1932"/>
+        <w:gridCol w:w="3200"/>
+        <w:gridCol w:w="2175"/>
       </w:tblGrid>
       <w:tr>
         <w:trPr>
           <w:tblHeader w:val="on"/>
         </w:trPr>
         <w:tc>
+          <w:tcPr>
+            <w:tcW w:w="2053" w:type="dxa"/>
+          </w:tcPr>
           <w:tcPr/>
           <w:p>
             <w:pPr>
@@ -4777,6 +5868,9 @@
           </w:p>
         </w:tc>
         <w:tc>
+          <w:tcPr>
+            <w:tcW w:w="1932" w:type="dxa"/>
+          </w:tcPr>
           <w:tcPr/>
           <w:p>
             <w:pPr>
@@ -4793,6 +5887,9 @@
           </w:p>
         </w:tc>
         <w:tc>
+          <w:tcPr>
+            <w:tcW w:w="3200" w:type="dxa"/>
+          </w:tcPr>
           <w:tcPr/>
           <w:p>
             <w:pPr>
@@ -4809,6 +5906,9 @@
           </w:p>
         </w:tc>
         <w:tc>
+          <w:tcPr>
+            <w:tcW w:w="2175" w:type="dxa"/>
+          </w:tcPr>
           <w:tcPr/>
           <w:p>
             <w:pPr>
@@ -4827,6 +5927,9 @@
       </w:tr>
       <w:tr>
         <w:tc>
+          <w:tcPr>
+            <w:tcW w:w="2053" w:type="dxa"/>
+          </w:tcPr>
           <w:tcPr/>
           <w:p>
             <w:pPr>
@@ -4843,6 +5946,9 @@
           </w:p>
         </w:tc>
         <w:tc>
+          <w:tcPr>
+            <w:tcW w:w="1932" w:type="dxa"/>
+          </w:tcPr>
           <w:tcPr/>
           <w:p>
             <w:pPr>
@@ -4859,6 +5965,9 @@
           </w:p>
         </w:tc>
         <w:tc>
+          <w:tcPr>
+            <w:tcW w:w="3200" w:type="dxa"/>
+          </w:tcPr>
           <w:tcPr/>
           <w:p>
             <w:pPr>
@@ -4875,6 +5984,9 @@
           </w:p>
         </w:tc>
         <w:tc>
+          <w:tcPr>
+            <w:tcW w:w="2175" w:type="dxa"/>
+          </w:tcPr>
           <w:tcPr/>
           <w:p>
             <w:pPr>
@@ -4893,6 +6005,9 @@
       </w:tr>
       <w:tr>
         <w:tc>
+          <w:tcPr>
+            <w:tcW w:w="2053" w:type="dxa"/>
+          </w:tcPr>
           <w:tcPr/>
           <w:p>
             <w:pPr>
@@ -4909,6 +6024,9 @@
           </w:p>
         </w:tc>
         <w:tc>
+          <w:tcPr>
+            <w:tcW w:w="1932" w:type="dxa"/>
+          </w:tcPr>
           <w:tcPr/>
           <w:p>
             <w:pPr>
@@ -4925,6 +6043,9 @@
           </w:p>
         </w:tc>
         <w:tc>
+          <w:tcPr>
+            <w:tcW w:w="3200" w:type="dxa"/>
+          </w:tcPr>
           <w:tcPr/>
           <w:p>
             <w:pPr>
@@ -4941,6 +6062,9 @@
           </w:p>
         </w:tc>
         <w:tc>
+          <w:tcPr>
+            <w:tcW w:w="2175" w:type="dxa"/>
+          </w:tcPr>
           <w:tcPr/>
           <w:p>
             <w:pPr>
@@ -4959,6 +6083,9 @@
       </w:tr>
       <w:tr>
         <w:tc>
+          <w:tcPr>
+            <w:tcW w:w="2053" w:type="dxa"/>
+          </w:tcPr>
           <w:tcPr/>
           <w:p>
             <w:pPr>
@@ -4975,6 +6102,9 @@
           </w:p>
         </w:tc>
         <w:tc>
+          <w:tcPr>
+            <w:tcW w:w="1932" w:type="dxa"/>
+          </w:tcPr>
           <w:tcPr/>
           <w:p>
             <w:pPr>
@@ -4991,6 +6121,9 @@
           </w:p>
         </w:tc>
         <w:tc>
+          <w:tcPr>
+            <w:tcW w:w="3200" w:type="dxa"/>
+          </w:tcPr>
           <w:tcPr/>
           <w:p>
             <w:pPr>
@@ -5007,6 +6140,9 @@
           </w:p>
         </w:tc>
         <w:tc>
+          <w:tcPr>
+            <w:tcW w:w="2175" w:type="dxa"/>
+          </w:tcPr>
           <w:tcPr/>
           <w:p>
             <w:pPr>
@@ -5025,22 +6161,28 @@
       </w:tr>
       <w:tr>
         <w:tc>
-          <w:tcPr/>
-          <w:p>
-            <w:pPr>
-              <w:spacing w:after="0" w:line="240" w:lineRule="auto"/>
-              <w:pStyle w:val="Compact"/>
-            </w:pPr>
-            <w:r>
-              <w:rPr>
-                <w:sz w:val="20"/>
-                <w:szCs w:val="20"/>
-              </w:rPr>
-              <w:t xml:space="preserve">2022 (GSSP)</w:t>
-            </w:r>
-          </w:p>
-        </w:tc>
-        <w:tc>
+          <w:tcPr>
+            <w:tcW w:w="2053" w:type="dxa"/>
+          </w:tcPr>
+          <w:tcPr/>
+          <w:p>
+            <w:pPr>
+              <w:spacing w:after="0" w:line="240" w:lineRule="auto"/>
+              <w:pStyle w:val="Compact"/>
+            </w:pPr>
+            <w:r>
+              <w:rPr>
+                <w:sz w:val="20"/>
+                <w:szCs w:val="20"/>
+              </w:rPr>
+              <w:t xml:space="preserve">2022</w:t>
+            </w:r>
+          </w:p>
+        </w:tc>
+        <w:tc>
+          <w:tcPr>
+            <w:tcW w:w="1932" w:type="dxa"/>
+          </w:tcPr>
           <w:tcPr/>
           <w:p>
             <w:pPr>
@@ -5057,6 +6199,9 @@
           </w:p>
         </w:tc>
         <w:tc>
+          <w:tcPr>
+            <w:tcW w:w="3200" w:type="dxa"/>
+          </w:tcPr>
           <w:tcPr/>
           <w:p>
             <w:pPr>
@@ -5073,6 +6218,9 @@
           </w:p>
         </w:tc>
         <w:tc>
+          <w:tcPr>
+            <w:tcW w:w="2175" w:type="dxa"/>
+          </w:tcPr>
           <w:tcPr/>
           <w:p>
             <w:pPr>
@@ -5118,25 +6266,1070 @@
     </w:p>
     <w:p>
       <w:pPr>
-        <w:pStyle w:val="CaptionedFigure"/>
+        <w:pStyle w:val="BodyText"/>
+        <w:keepNext/>
+        <w:jc w:val="center"/>
+      </w:pPr>
+      <w:r>
+        <w:rPr>
+          <w:b/>
+          <w:bCs/>
+        </w:rPr>
+        <w:t xml:space="preserve">Table S4.</w:t>
+      </w:r>
+      <w:r>
+        <w:t xml:space="preserve"> </w:t>
+      </w:r>
+      <w:r>
+        <w:t xml:space="preserve">Components carried over from the two-channel version.</w:t>
+      </w:r>
+    </w:p>
+    <w:p>
+      <w:pPr>
+        <w:pStyle w:val="BodyText"/>
+      </w:pPr>
+      <w:r>
+        <w:t xml:space="preserve">A</w:t>
+      </w:r>
+      <w:r>
+        <w:t xml:space="preserve"> </w:t>
+      </w:r>
+      <w:r>
+        <w:t xml:space="preserve">“Yes”</w:t>
+      </w:r>
+      <w:r>
+        <w:t xml:space="preserve"> </w:t>
+      </w:r>
+      <w:r>
+        <w:t xml:space="preserve">is entered only where the files themselves were compared by checksum. Where nothing was compared, the table says so.</w:t>
+      </w:r>
+    </w:p>
+    <w:tbl>
+      <w:tblPr>
+        <w:tblStyle w:val="Table"/>
+        <w:tblW w:type="pct" w:w="5000"/>
+        <w:tblLayout w:type="fixed"/>
+        <w:tblCellMar>
+          <w:left w:w="72" w:type="dxa"/>
+          <w:right w:w="72" w:type="dxa"/>
+        </w:tblCellMar>
+        <w:tblLook w:firstRow="1" w:lastRow="0" w:firstColumn="0" w:lastColumn="0" w:noHBand="0" w:noVBand="0" w:val="0020"/>
+      </w:tblPr>
+      <w:tblGrid>
+        <w:gridCol w:w="1379"/>
+        <w:gridCol w:w="1630"/>
+        <w:gridCol w:w="2521"/>
+        <w:gridCol w:w="1094"/>
+        <w:gridCol w:w="2736"/>
+      </w:tblGrid>
+      <w:tr>
+        <w:trPr>
+          <w:tblHeader w:val="on"/>
+        </w:trPr>
+        <w:tc>
+          <w:tcPr>
+            <w:tcW w:w="1379" w:type="dxa"/>
+          </w:tcPr>
+          <w:tcPr/>
+          <w:p>
+            <w:pPr>
+              <w:spacing w:after="0" w:line="240" w:lineRule="auto"/>
+              <w:pStyle w:val="Compact"/>
+            </w:pPr>
+            <w:r>
+              <w:rPr>
+                <w:sz w:val="20"/>
+                <w:szCs w:val="20"/>
+              </w:rPr>
+              <w:t xml:space="preserve">Component</w:t>
+            </w:r>
+          </w:p>
+        </w:tc>
+        <w:tc>
+          <w:tcPr>
+            <w:tcW w:w="1630" w:type="dxa"/>
+          </w:tcPr>
+          <w:tcPr/>
+          <w:p>
+            <w:pPr>
+              <w:spacing w:after="0" w:line="240" w:lineRule="auto"/>
+              <w:pStyle w:val="Compact"/>
+            </w:pPr>
+            <w:r>
+              <w:rPr>
+                <w:sz w:val="20"/>
+                <w:szCs w:val="20"/>
+              </w:rPr>
+              <w:t xml:space="preserve">Two-channel version</w:t>
+            </w:r>
+          </w:p>
+        </w:tc>
+        <w:tc>
+          <w:tcPr>
+            <w:tcW w:w="2521" w:type="dxa"/>
+          </w:tcPr>
+          <w:tcPr/>
+          <w:p>
+            <w:pPr>
+              <w:spacing w:after="0" w:line="240" w:lineRule="auto"/>
+              <w:pStyle w:val="Compact"/>
+            </w:pPr>
+            <w:r>
+              <w:rPr>
+                <w:sz w:val="20"/>
+                <w:szCs w:val="20"/>
+              </w:rPr>
+              <w:t xml:space="preserve">Four-channel change</w:t>
+            </w:r>
+          </w:p>
+        </w:tc>
+        <w:tc>
+          <w:tcPr>
+            <w:tcW w:w="1094" w:type="dxa"/>
+          </w:tcPr>
+          <w:tcPr/>
+          <w:p>
+            <w:pPr>
+              <w:spacing w:after="0" w:line="240" w:lineRule="auto"/>
+              <w:pStyle w:val="Compact"/>
+            </w:pPr>
+            <w:r>
+              <w:rPr>
+                <w:sz w:val="20"/>
+                <w:szCs w:val="20"/>
+              </w:rPr>
+              <w:t xml:space="preserve">Identical?</w:t>
+            </w:r>
+          </w:p>
+        </w:tc>
+        <w:tc>
+          <w:tcPr>
+            <w:tcW w:w="2736" w:type="dxa"/>
+          </w:tcPr>
+          <w:tcPr/>
+          <w:p>
+            <w:pPr>
+              <w:spacing w:after="0" w:line="240" w:lineRule="auto"/>
+              <w:pStyle w:val="Compact"/>
+            </w:pPr>
+            <w:r>
+              <w:rPr>
+                <w:sz w:val="20"/>
+                <w:szCs w:val="20"/>
+              </w:rPr>
+              <w:t xml:space="preserve">Basis</w:t>
+            </w:r>
+          </w:p>
+        </w:tc>
+      </w:tr>
+      <w:tr>
+        <w:tc>
+          <w:tcPr>
+            <w:tcW w:w="1379" w:type="dxa"/>
+          </w:tcPr>
+          <w:tcPr/>
+          <w:p>
+            <w:pPr>
+              <w:spacing w:after="0" w:line="240" w:lineRule="auto"/>
+              <w:pStyle w:val="Compact"/>
+            </w:pPr>
+            <w:r>
+              <w:rPr>
+                <w:sz w:val="20"/>
+                <w:szCs w:val="20"/>
+              </w:rPr>
+              <w:t xml:space="preserve">Data collection</w:t>
+            </w:r>
+          </w:p>
+        </w:tc>
+        <w:tc>
+          <w:tcPr>
+            <w:tcW w:w="1630" w:type="dxa"/>
+          </w:tcPr>
+          <w:tcPr/>
+          <w:p>
+            <w:pPr>
+              <w:spacing w:after="0" w:line="240" w:lineRule="auto"/>
+              <w:pStyle w:val="Compact"/>
+            </w:pPr>
+            <w:r>
+              <w:rPr>
+                <w:sz w:val="20"/>
+                <w:szCs w:val="20"/>
+              </w:rPr>
+              <w:t xml:space="preserve">Survey columns for residential and office</w:t>
+            </w:r>
+          </w:p>
+        </w:tc>
+        <w:tc>
+          <w:tcPr>
+            <w:tcW w:w="2521" w:type="dxa"/>
+          </w:tcPr>
+          <w:tcPr/>
+          <w:p>
+            <w:pPr>
+              <w:spacing w:after="0" w:line="240" w:lineRule="auto"/>
+              <w:pStyle w:val="Compact"/>
+            </w:pPr>
+            <w:r>
+              <w:rPr>
+                <w:sz w:val="20"/>
+                <w:szCs w:val="20"/>
+              </w:rPr>
+              <w:t xml:space="preserve">Monthly provincial hotel series added; retail needs no new survey variable</w:t>
+            </w:r>
+          </w:p>
+        </w:tc>
+        <w:tc>
+          <w:tcPr>
+            <w:tcW w:w="1094" w:type="dxa"/>
+          </w:tcPr>
+          <w:tcPr/>
+          <w:p>
+            <w:pPr>
+              <w:spacing w:after="0" w:line="240" w:lineRule="auto"/>
+              <w:pStyle w:val="Compact"/>
+            </w:pPr>
+            <w:r>
+              <w:rPr>
+                <w:sz w:val="20"/>
+                <w:szCs w:val="20"/>
+              </w:rPr>
+              <w:t xml:space="preserve">Not compared</w:t>
+            </w:r>
+          </w:p>
+        </w:tc>
+        <w:tc>
+          <w:tcPr>
+            <w:tcW w:w="2736" w:type="dxa"/>
+          </w:tcPr>
+          <w:tcPr/>
+          <w:p>
+            <w:pPr>
+              <w:spacing w:after="0" w:line="240" w:lineRule="auto"/>
+              <w:pStyle w:val="Compact"/>
+            </w:pPr>
+            <w:r>
+              <w:rPr>
+                <w:sz w:val="20"/>
+                <w:szCs w:val="20"/>
+              </w:rPr>
+              <w:t xml:space="preserve">No comparison was run</w:t>
+            </w:r>
+          </w:p>
+        </w:tc>
+      </w:tr>
+      <w:tr>
+        <w:tc>
+          <w:tcPr>
+            <w:tcW w:w="1379" w:type="dxa"/>
+          </w:tcPr>
+          <w:tcPr/>
+          <w:p>
+            <w:pPr>
+              <w:spacing w:after="0" w:line="240" w:lineRule="auto"/>
+              <w:pStyle w:val="Compact"/>
+            </w:pPr>
+            <w:r>
+              <w:rPr>
+                <w:sz w:val="20"/>
+                <w:szCs w:val="20"/>
+              </w:rPr>
+              <w:t xml:space="preserve">Harmonisation</w:t>
+            </w:r>
+          </w:p>
+        </w:tc>
+        <w:tc>
+          <w:tcPr>
+            <w:tcW w:w="1630" w:type="dxa"/>
+          </w:tcPr>
+          <w:tcPr/>
+          <w:p>
+            <w:pPr>
+              <w:spacing w:after="0" w:line="240" w:lineRule="auto"/>
+              <w:pStyle w:val="Compact"/>
+            </w:pPr>
+            <w:r>
+              <w:rPr>
+                <w:sz w:val="20"/>
+                <w:szCs w:val="20"/>
+              </w:rPr>
+              <w:t xml:space="preserve">Code mapping for residential and office</w:t>
+            </w:r>
+          </w:p>
+        </w:tc>
+        <w:tc>
+          <w:tcPr>
+            <w:tcW w:w="2521" w:type="dxa"/>
+          </w:tcPr>
+          <w:tcPr/>
+          <w:p>
+            <w:pPr>
+              <w:spacing w:after="0" w:line="240" w:lineRule="auto"/>
+              <w:pStyle w:val="Compact"/>
+            </w:pPr>
+            <w:r>
+              <w:rPr>
+                <w:sz w:val="20"/>
+                <w:szCs w:val="20"/>
+              </w:rPr>
+              <w:t xml:space="preserve">Hotel series preparation added, plus the retail rule (Eq. B.1)</w:t>
+            </w:r>
+          </w:p>
+        </w:tc>
+        <w:tc>
+          <w:tcPr>
+            <w:tcW w:w="1094" w:type="dxa"/>
+          </w:tcPr>
+          <w:tcPr/>
+          <w:p>
+            <w:pPr>
+              <w:spacing w:after="0" w:line="240" w:lineRule="auto"/>
+              <w:pStyle w:val="Compact"/>
+            </w:pPr>
+            <w:r>
+              <w:rPr>
+                <w:sz w:val="20"/>
+                <w:szCs w:val="20"/>
+              </w:rPr>
+              <w:t xml:space="preserve">Not compared</w:t>
+            </w:r>
+          </w:p>
+        </w:tc>
+        <w:tc>
+          <w:tcPr>
+            <w:tcW w:w="2736" w:type="dxa"/>
+          </w:tcPr>
+          <w:tcPr/>
+          <w:p>
+            <w:pPr>
+              <w:spacing w:after="0" w:line="240" w:lineRule="auto"/>
+              <w:pStyle w:val="Compact"/>
+            </w:pPr>
+            <w:r>
+              <w:rPr>
+                <w:sz w:val="20"/>
+                <w:szCs w:val="20"/>
+              </w:rPr>
+              <w:t xml:space="preserve">No comparison was run</w:t>
+            </w:r>
+          </w:p>
+        </w:tc>
+      </w:tr>
+      <w:tr>
+        <w:tc>
+          <w:tcPr>
+            <w:tcW w:w="1379" w:type="dxa"/>
+          </w:tcPr>
+          <w:tcPr/>
+          <w:p>
+            <w:pPr>
+              <w:spacing w:after="0" w:line="240" w:lineRule="auto"/>
+              <w:pStyle w:val="Compact"/>
+            </w:pPr>
+            <w:r>
+              <w:rPr>
+                <w:sz w:val="20"/>
+                <w:szCs w:val="20"/>
+              </w:rPr>
+              <w:t xml:space="preserve">Half-hour slot tables</w:t>
+            </w:r>
+          </w:p>
+        </w:tc>
+        <w:tc>
+          <w:tcPr>
+            <w:tcW w:w="1630" w:type="dxa"/>
+          </w:tcPr>
+          <w:tcPr/>
+          <w:p>
+            <w:pPr>
+              <w:spacing w:after="0" w:line="240" w:lineRule="auto"/>
+              <w:pStyle w:val="Compact"/>
+            </w:pPr>
+            <w:r>
+              <w:rPr>
+                <w:sz w:val="20"/>
+                <w:szCs w:val="20"/>
+              </w:rPr>
+              <w:t xml:space="preserve">Residential and office slot tables</w:t>
+            </w:r>
+          </w:p>
+        </w:tc>
+        <w:tc>
+          <w:tcPr>
+            <w:tcW w:w="2521" w:type="dxa"/>
+          </w:tcPr>
+          <w:tcPr/>
+          <w:p>
+            <w:pPr>
+              <w:spacing w:after="0" w:line="240" w:lineRule="auto"/>
+              <w:pStyle w:val="Compact"/>
+            </w:pPr>
+            <w:r>
+              <w:rPr>
+                <w:sz w:val="20"/>
+                <w:szCs w:val="20"/>
+              </w:rPr>
+              <w:t xml:space="preserve">One added retail entry, written to a separate file</w:t>
+            </w:r>
+          </w:p>
+        </w:tc>
+        <w:tc>
+          <w:tcPr>
+            <w:tcW w:w="1094" w:type="dxa"/>
+          </w:tcPr>
+          <w:tcPr/>
+          <w:p>
+            <w:pPr>
+              <w:spacing w:after="0" w:line="240" w:lineRule="auto"/>
+              <w:pStyle w:val="Compact"/>
+            </w:pPr>
+            <w:r>
+              <w:rPr>
+                <w:sz w:val="20"/>
+                <w:szCs w:val="20"/>
+              </w:rPr>
+              <w:t xml:space="preserve">Not compared</w:t>
+            </w:r>
+          </w:p>
+        </w:tc>
+        <w:tc>
+          <w:tcPr>
+            <w:tcW w:w="2736" w:type="dxa"/>
+          </w:tcPr>
+          <w:tcPr/>
+          <w:p>
+            <w:pPr>
+              <w:spacing w:after="0" w:line="240" w:lineRule="auto"/>
+              <w:pStyle w:val="Compact"/>
+            </w:pPr>
+            <w:r>
+              <w:rPr>
+                <w:sz w:val="20"/>
+                <w:szCs w:val="20"/>
+              </w:rPr>
+              <w:t xml:space="preserve">Design intent only; not tested against the output</w:t>
+            </w:r>
+          </w:p>
+        </w:tc>
+      </w:tr>
+      <w:tr>
+        <w:tc>
+          <w:tcPr>
+            <w:tcW w:w="1379" w:type="dxa"/>
+          </w:tcPr>
+          <w:tcPr/>
+          <w:p>
+            <w:pPr>
+              <w:spacing w:after="0" w:line="240" w:lineRule="auto"/>
+              <w:pStyle w:val="Compact"/>
+            </w:pPr>
+            <w:r>
+              <w:rPr>
+                <w:sz w:val="20"/>
+                <w:szCs w:val="20"/>
+              </w:rPr>
+              <w:t xml:space="preserve">Occupancy model</w:t>
+            </w:r>
+          </w:p>
+        </w:tc>
+        <w:tc>
+          <w:tcPr>
+            <w:tcW w:w="1630" w:type="dxa"/>
+          </w:tcPr>
+          <w:tcPr/>
+          <w:p>
+            <w:pPr>
+              <w:spacing w:after="0" w:line="240" w:lineRule="auto"/>
+              <w:pStyle w:val="Compact"/>
+            </w:pPr>
+            <w:r>
+              <w:rPr>
+                <w:sz w:val="20"/>
+                <w:szCs w:val="20"/>
+              </w:rPr>
+              <w:t xml:space="preserve">Two decoder heads</w:t>
+            </w:r>
+          </w:p>
+        </w:tc>
+        <w:tc>
+          <w:tcPr>
+            <w:tcW w:w="2521" w:type="dxa"/>
+          </w:tcPr>
+          <w:tcPr/>
+          <w:p>
+            <w:pPr>
+              <w:spacing w:after="0" w:line="240" w:lineRule="auto"/>
+              <w:pStyle w:val="Compact"/>
+            </w:pPr>
+            <w:r>
+              <w:rPr>
+                <w:sz w:val="20"/>
+                <w:szCs w:val="20"/>
+              </w:rPr>
+              <w:t xml:space="preserve">Third head for retail; shared encoder kept with targeted upgrades</w:t>
+            </w:r>
+          </w:p>
+        </w:tc>
+        <w:tc>
+          <w:tcPr>
+            <w:tcW w:w="1094" w:type="dxa"/>
+          </w:tcPr>
+          <w:tcPr/>
+          <w:p>
+            <w:pPr>
+              <w:spacing w:after="0" w:line="240" w:lineRule="auto"/>
+              <w:pStyle w:val="Compact"/>
+            </w:pPr>
+            <w:r>
+              <w:rPr>
+                <w:sz w:val="20"/>
+                <w:szCs w:val="20"/>
+              </w:rPr>
+              <w:t xml:space="preserve">No</w:t>
+            </w:r>
+          </w:p>
+        </w:tc>
+        <w:tc>
+          <w:tcPr>
+            <w:tcW w:w="2736" w:type="dxa"/>
+          </w:tcPr>
+          <w:tcPr/>
+          <w:p>
+            <w:pPr>
+              <w:spacing w:after="0" w:line="240" w:lineRule="auto"/>
+              <w:pStyle w:val="Compact"/>
+            </w:pPr>
+            <w:r>
+              <w:rPr>
+                <w:sz w:val="20"/>
+                <w:szCs w:val="20"/>
+              </w:rPr>
+              <w:t xml:space="preserve">The drift tolerance is 0.002 bits, a bounded change rather than identity; the measured drift is not reported</w:t>
+            </w:r>
+          </w:p>
+        </w:tc>
+      </w:tr>
+      <w:tr>
+        <w:tc>
+          <w:tcPr>
+            <w:tcW w:w="1379" w:type="dxa"/>
+          </w:tcPr>
+          <w:tcPr/>
+          <w:p>
+            <w:pPr>
+              <w:spacing w:after="0" w:line="240" w:lineRule="auto"/>
+              <w:pStyle w:val="Compact"/>
+            </w:pPr>
+            <w:r>
+              <w:rPr>
+                <w:sz w:val="20"/>
+                <w:szCs w:val="20"/>
+              </w:rPr>
+              <w:t xml:space="preserve">Linkage</w:t>
+            </w:r>
+          </w:p>
+        </w:tc>
+        <w:tc>
+          <w:tcPr>
+            <w:tcW w:w="1630" w:type="dxa"/>
+          </w:tcPr>
+          <w:tcPr/>
+          <w:p>
+            <w:pPr>
+              <w:spacing w:after="0" w:line="240" w:lineRule="auto"/>
+              <w:pStyle w:val="Compact"/>
+            </w:pPr>
+            <w:r>
+              <w:rPr>
+                <w:sz w:val="20"/>
+                <w:szCs w:val="20"/>
+              </w:rPr>
+              <w:t xml:space="preserve">Household and worker linkage</w:t>
+            </w:r>
+          </w:p>
+        </w:tc>
+        <w:tc>
+          <w:tcPr>
+            <w:tcW w:w="2521" w:type="dxa"/>
+          </w:tcPr>
+          <w:tcPr/>
+          <w:p>
+            <w:pPr>
+              <w:spacing w:after="0" w:line="240" w:lineRule="auto"/>
+              <w:pStyle w:val="Compact"/>
+            </w:pPr>
+            <w:r>
+              <w:rPr>
+                <w:sz w:val="20"/>
+                <w:szCs w:val="20"/>
+              </w:rPr>
+              <w:t xml:space="preserve">Retail as one population-level fraction; hotel by provincial multiplier</w:t>
+            </w:r>
+          </w:p>
+        </w:tc>
+        <w:tc>
+          <w:tcPr>
+            <w:tcW w:w="1094" w:type="dxa"/>
+          </w:tcPr>
+          <w:tcPr/>
+          <w:p>
+            <w:pPr>
+              <w:spacing w:after="0" w:line="240" w:lineRule="auto"/>
+              <w:pStyle w:val="Compact"/>
+            </w:pPr>
+            <w:r>
+              <w:rPr>
+                <w:sz w:val="20"/>
+                <w:szCs w:val="20"/>
+              </w:rPr>
+              <w:t xml:space="preserve">Not compared</w:t>
+            </w:r>
+          </w:p>
+        </w:tc>
+        <w:tc>
+          <w:tcPr>
+            <w:tcW w:w="2736" w:type="dxa"/>
+          </w:tcPr>
+          <w:tcPr/>
+          <w:p>
+            <w:pPr>
+              <w:spacing w:after="0" w:line="240" w:lineRule="auto"/>
+              <w:pStyle w:val="Compact"/>
+            </w:pPr>
+            <w:r>
+              <w:rPr>
+                <w:sz w:val="20"/>
+                <w:szCs w:val="20"/>
+              </w:rPr>
+              <w:t xml:space="preserve">Documented as unchanged; no comparison was run</w:t>
+            </w:r>
+          </w:p>
+        </w:tc>
+      </w:tr>
+      <w:tr>
+        <w:tc>
+          <w:tcPr>
+            <w:tcW w:w="1379" w:type="dxa"/>
+          </w:tcPr>
+          <w:tcPr/>
+          <w:p>
+            <w:pPr>
+              <w:spacing w:after="0" w:line="240" w:lineRule="auto"/>
+              <w:pStyle w:val="Compact"/>
+            </w:pPr>
+            <w:r>
+              <w:rPr>
+                <w:sz w:val="20"/>
+                <w:szCs w:val="20"/>
+              </w:rPr>
+              <w:t xml:space="preserve">2030 scenarios and hotel model</w:t>
+            </w:r>
+          </w:p>
+        </w:tc>
+        <w:tc>
+          <w:tcPr>
+            <w:tcW w:w="1630" w:type="dxa"/>
+          </w:tcPr>
+          <w:tcPr/>
+          <w:p>
+            <w:pPr>
+              <w:spacing w:after="0" w:line="240" w:lineRule="auto"/>
+              <w:pStyle w:val="Compact"/>
+            </w:pPr>
+            <w:r>
+              <w:rPr>
+                <w:sz w:val="20"/>
+                <w:szCs w:val="20"/>
+              </w:rPr>
+              <w:t xml:space="preserve">Survey-cycle adjustment, demographic drift, office work-from-home bands</w:t>
+            </w:r>
+          </w:p>
+        </w:tc>
+        <w:tc>
+          <w:tcPr>
+            <w:tcW w:w="2521" w:type="dxa"/>
+          </w:tcPr>
+          <w:tcPr/>
+          <w:p>
+            <w:pPr>
+              <w:spacing w:after="0" w:line="240" w:lineRule="auto"/>
+              <w:pStyle w:val="Compact"/>
+            </w:pPr>
+            <w:r>
+              <w:rPr>
+                <w:sz w:val="20"/>
+                <w:szCs w:val="20"/>
+              </w:rPr>
+              <w:t xml:space="preserve">Adjustment reused; retail lever and hotel time-series model added</w:t>
+            </w:r>
+          </w:p>
+        </w:tc>
+        <w:tc>
+          <w:tcPr>
+            <w:tcW w:w="1094" w:type="dxa"/>
+          </w:tcPr>
+          <w:tcPr/>
+          <w:p>
+            <w:pPr>
+              <w:spacing w:after="0" w:line="240" w:lineRule="auto"/>
+              <w:pStyle w:val="Compact"/>
+            </w:pPr>
+            <w:r>
+              <w:rPr>
+                <w:sz w:val="20"/>
+                <w:szCs w:val="20"/>
+              </w:rPr>
+              <w:t xml:space="preserve">No</w:t>
+            </w:r>
+          </w:p>
+        </w:tc>
+        <w:tc>
+          <w:tcPr>
+            <w:tcW w:w="2736" w:type="dxa"/>
+          </w:tcPr>
+          <w:tcPr/>
+          <w:p>
+            <w:pPr>
+              <w:spacing w:after="0" w:line="240" w:lineRule="auto"/>
+              <w:pStyle w:val="Compact"/>
+            </w:pPr>
+            <w:r>
+              <w:rPr>
+                <w:sz w:val="20"/>
+                <w:szCs w:val="20"/>
+              </w:rPr>
+              <w:t xml:space="preserve">Not compared at the level of injected schedules</w:t>
+            </w:r>
+          </w:p>
+        </w:tc>
+      </w:tr>
+      <w:tr>
+        <w:tc>
+          <w:tcPr>
+            <w:tcW w:w="1379" w:type="dxa"/>
+          </w:tcPr>
+          <w:tcPr/>
+          <w:p>
+            <w:pPr>
+              <w:spacing w:after="0" w:line="240" w:lineRule="auto"/>
+              <w:pStyle w:val="Compact"/>
+            </w:pPr>
+            <w:r>
+              <w:rPr>
+                <w:sz w:val="20"/>
+                <w:szCs w:val="20"/>
+              </w:rPr>
+              <w:t xml:space="preserve">Building-model integration</w:t>
+            </w:r>
+          </w:p>
+        </w:tc>
+        <w:tc>
+          <w:tcPr>
+            <w:tcW w:w="1630" w:type="dxa"/>
+          </w:tcPr>
+          <w:tcPr/>
+          <w:p>
+            <w:pPr>
+              <w:spacing w:after="0" w:line="240" w:lineRule="auto"/>
+              <w:pStyle w:val="Compact"/>
+            </w:pPr>
+            <w:r>
+              <w:rPr>
+                <w:sz w:val="20"/>
+                <w:szCs w:val="20"/>
+              </w:rPr>
+              <w:t xml:space="preserve">Two-channel injection by space tag</w:t>
+            </w:r>
+          </w:p>
+        </w:tc>
+        <w:tc>
+          <w:tcPr>
+            <w:tcW w:w="2521" w:type="dxa"/>
+          </w:tcPr>
+          <w:tcPr/>
+          <w:p>
+            <w:pPr>
+              <w:spacing w:after="0" w:line="240" w:lineRule="auto"/>
+              <w:pStyle w:val="Compact"/>
+            </w:pPr>
+            <w:r>
+              <w:rPr>
+                <w:sz w:val="20"/>
+                <w:szCs w:val="20"/>
+              </w:rPr>
+              <w:t xml:space="preserve">Four-channel routing; a missing channel keeps the code schedule</w:t>
+            </w:r>
+          </w:p>
+        </w:tc>
+        <w:tc>
+          <w:tcPr>
+            <w:tcW w:w="1094" w:type="dxa"/>
+          </w:tcPr>
+          <w:tcPr/>
+          <w:p>
+            <w:pPr>
+              <w:spacing w:after="0" w:line="240" w:lineRule="auto"/>
+              <w:pStyle w:val="Compact"/>
+            </w:pPr>
+            <w:r>
+              <w:rPr>
+                <w:sz w:val="20"/>
+                <w:szCs w:val="20"/>
+              </w:rPr>
+              <w:t xml:space="preserve">Yes, base prototype geometry only</w:t>
+            </w:r>
+          </w:p>
+        </w:tc>
+        <w:tc>
+          <w:tcPr>
+            <w:tcW w:w="2736" w:type="dxa"/>
+          </w:tcPr>
+          <w:tcPr/>
+          <w:p>
+            <w:pPr>
+              <w:spacing w:after="0" w:line="240" w:lineRule="auto"/>
+              <w:pStyle w:val="Compact"/>
+            </w:pPr>
+            <w:r>
+              <w:rPr>
+                <w:sz w:val="20"/>
+                <w:szCs w:val="20"/>
+              </w:rPr>
+              <w:t xml:space="preserve">The four prototype files are byte-identical. The injection code exists in three non-matching copies, so the building is shared and the code writing into it is not</w:t>
+            </w:r>
+          </w:p>
+        </w:tc>
+      </w:tr>
+      <w:tr>
+        <w:tc>
+          <w:tcPr>
+            <w:tcW w:w="1379" w:type="dxa"/>
+          </w:tcPr>
+          <w:tcPr/>
+          <w:p>
+            <w:pPr>
+              <w:spacing w:after="0" w:line="240" w:lineRule="auto"/>
+              <w:pStyle w:val="Compact"/>
+            </w:pPr>
+            <w:r>
+              <w:rPr>
+                <w:sz w:val="20"/>
+                <w:szCs w:val="20"/>
+              </w:rPr>
+              <w:t xml:space="preserve">Building simulation</w:t>
+            </w:r>
+          </w:p>
+        </w:tc>
+        <w:tc>
+          <w:tcPr>
+            <w:tcW w:w="1630" w:type="dxa"/>
+          </w:tcPr>
+          <w:tcPr/>
+          <w:p>
+            <w:pPr>
+              <w:spacing w:after="0" w:line="240" w:lineRule="auto"/>
+              <w:pStyle w:val="Compact"/>
+            </w:pPr>
+            <w:r>
+              <w:rPr>
+                <w:sz w:val="20"/>
+                <w:szCs w:val="20"/>
+              </w:rPr>
+              <w:t xml:space="preserve">72-run residential re-simulation plus the office runs</w:t>
+            </w:r>
+          </w:p>
+        </w:tc>
+        <w:tc>
+          <w:tcPr>
+            <w:tcW w:w="2521" w:type="dxa"/>
+          </w:tcPr>
+          <w:tcPr/>
+          <w:p>
+            <w:pPr>
+              <w:spacing w:after="0" w:line="240" w:lineRule="auto"/>
+              <w:pStyle w:val="Compact"/>
+            </w:pPr>
+            <w:r>
+              <w:rPr>
+                <w:sz w:val="20"/>
+                <w:szCs w:val="20"/>
+              </w:rPr>
+              <w:t xml:space="preserve">The 56-simulation campaign with all four channels</w:t>
+            </w:r>
+          </w:p>
+        </w:tc>
+        <w:tc>
+          <w:tcPr>
+            <w:tcW w:w="1094" w:type="dxa"/>
+          </w:tcPr>
+          <w:tcPr/>
+          <w:p>
+            <w:pPr>
+              <w:spacing w:after="0" w:line="240" w:lineRule="auto"/>
+              <w:pStyle w:val="Compact"/>
+            </w:pPr>
+            <w:r>
+              <w:rPr>
+                <w:sz w:val="20"/>
+                <w:szCs w:val="20"/>
+              </w:rPr>
+              <w:t xml:space="preserve">Not compared</w:t>
+            </w:r>
+          </w:p>
+        </w:tc>
+        <w:tc>
+          <w:tcPr>
+            <w:tcW w:w="2736" w:type="dxa"/>
+          </w:tcPr>
+          <w:tcPr/>
+          <w:p>
+            <w:pPr>
+              <w:spacing w:after="0" w:line="240" w:lineRule="auto"/>
+              <w:pStyle w:val="Compact"/>
+            </w:pPr>
+            <w:r>
+              <w:rPr>
+                <w:sz w:val="20"/>
+                <w:szCs w:val="20"/>
+              </w:rPr>
+              <w:t xml:space="preserve">Channel isolation was shown inside this campaign; the two versions’ outputs were not compared</w:t>
+            </w:r>
+          </w:p>
+        </w:tc>
+      </w:tr>
+      <w:tr>
+        <w:tc>
+          <w:tcPr>
+            <w:tcW w:w="1379" w:type="dxa"/>
+          </w:tcPr>
+          <w:tcPr/>
+          <w:p>
+            <w:pPr>
+              <w:spacing w:after="0" w:line="240" w:lineRule="auto"/>
+              <w:pStyle w:val="Compact"/>
+            </w:pPr>
+            <w:r>
+              <w:rPr>
+                <w:sz w:val="20"/>
+                <w:szCs w:val="20"/>
+              </w:rPr>
+              <w:t xml:space="preserve">End-use loads</w:t>
+            </w:r>
+          </w:p>
+        </w:tc>
+        <w:tc>
+          <w:tcPr>
+            <w:tcW w:w="1630" w:type="dxa"/>
+          </w:tcPr>
+          <w:tcPr/>
+          <w:p>
+            <w:pPr>
+              <w:spacing w:after="0" w:line="240" w:lineRule="auto"/>
+              <w:pStyle w:val="Compact"/>
+            </w:pPr>
+            <w:r>
+              <w:rPr>
+                <w:sz w:val="20"/>
+                <w:szCs w:val="20"/>
+              </w:rPr>
+              <w:t xml:space="preserve">Two-channel checks against survey and prototype references</w:t>
+            </w:r>
+          </w:p>
+        </w:tc>
+        <w:tc>
+          <w:tcPr>
+            <w:tcW w:w="2521" w:type="dxa"/>
+          </w:tcPr>
+          <w:tcPr/>
+          <w:p>
+            <w:pPr>
+              <w:spacing w:after="0" w:line="240" w:lineRule="auto"/>
+              <w:pStyle w:val="Compact"/>
+            </w:pPr>
+            <w:r>
+              <w:rPr>
+                <w:sz w:val="20"/>
+                <w:szCs w:val="20"/>
+              </w:rPr>
+              <w:t xml:space="preserve">Four-channel checks, two reported outside their ranges (Table 4 of the main text)</w:t>
+            </w:r>
+          </w:p>
+        </w:tc>
+        <w:tc>
+          <w:tcPr>
+            <w:tcW w:w="1094" w:type="dxa"/>
+          </w:tcPr>
+          <w:tcPr/>
+          <w:p>
+            <w:pPr>
+              <w:spacing w:after="0" w:line="240" w:lineRule="auto"/>
+              <w:pStyle w:val="Compact"/>
+            </w:pPr>
+            <w:r>
+              <w:rPr>
+                <w:sz w:val="20"/>
+                <w:szCs w:val="20"/>
+              </w:rPr>
+              <w:t xml:space="preserve">No</w:t>
+            </w:r>
+          </w:p>
+        </w:tc>
+        <w:tc>
+          <w:tcPr>
+            <w:tcW w:w="2736" w:type="dxa"/>
+          </w:tcPr>
+          <w:tcPr/>
+          <w:p>
+            <w:pPr>
+              <w:spacing w:after="0" w:line="240" w:lineRule="auto"/>
+              <w:pStyle w:val="Compact"/>
+            </w:pPr>
+            <w:r>
+              <w:rPr>
+                <w:sz w:val="20"/>
+                <w:szCs w:val="20"/>
+              </w:rPr>
+              <w:t xml:space="preserve">Different check sets and possibly a different basis; the two cannot be differenced</w:t>
+            </w:r>
+          </w:p>
+        </w:tc>
+      </w:tr>
+    </w:tbl>
+    <w:bookmarkEnd w:id="51"/>
+    <w:bookmarkEnd w:id="52"/>
+    <w:bookmarkStart w:id="74" w:name="supplementary-figures"/>
+    <w:p>
+      <w:pPr>
+        <w:pStyle w:val="Heading2"/>
+      </w:pPr>
+      <w:r>
+        <w:t xml:space="preserve">Supplementary figures</w:t>
+      </w:r>
+    </w:p>
+    <w:p>
+      <w:pPr>
+        <w:pStyle w:val="FirstParagraph"/>
+        <w:keepNext/>
+        <w:jc w:val="center"/>
       </w:pPr>
       <w:r>
         <w:drawing>
           <wp:inline>
-            <wp:extent cx="5334000" cy="2074333"/>
+            <wp:extent cx="5334000" cy="4296833"/>
             <wp:effectExtent b="0" l="0" r="0" t="0"/>
-            <wp:docPr descr="Figure S3" title="" id="47" name="Picture"/>
+            <wp:docPr descr="" title="" id="54" name="Picture"/>
             <a:graphic>
               <a:graphicData uri="http://schemas.openxmlformats.org/drawingml/2006/picture">
                 <pic:pic>
                   <pic:nvPicPr>
-                    <pic:cNvPr descr="figures/SI/Figure_S03_leg2_pipeline.png" id="48" name="Picture"/>
+                    <pic:cNvPr descr="figures/SI/Figure_S01_occupiable_shares.png" id="55" name="Picture"/>
                     <pic:cNvPicPr>
                       <a:picLocks noChangeArrowheads="1" noChangeAspect="1"/>
                     </pic:cNvPicPr>
                   </pic:nvPicPr>
                   <pic:blipFill>
-                    <a:blip r:embed="rId46"/>
+                    <a:blip r:embed="rId53"/>
                     <a:stretch>
                       <a:fillRect/>
                     </a:stretch>
@@ -5144,7 +7337,7 @@
                   <pic:spPr bwMode="auto">
                     <a:xfrm>
                       <a:off x="0" y="0"/>
-                      <a:ext cx="5334000" cy="2074333"/>
+                      <a:ext cx="5334000" cy="4296833"/>
                     </a:xfrm>
                     <a:prstGeom prst="rect">
                       <a:avLst/>
@@ -5165,15 +7358,144 @@
     </w:p>
     <w:p>
       <w:pPr>
-        <w:pStyle w:val="ImageCaption"/>
+        <w:pStyle w:val="BodyText"/>
+        <w:jc w:val="center"/>
       </w:pPr>
       <w:r>
-        <w:t xml:space="preserve">Figure S3</w:t>
+        <w:rPr>
+          <w:b/>
+          <w:bCs/>
+        </w:rPr>
+        <w:t xml:space="preserve">Figure S1.</w:t>
+      </w:r>
+      <w:r>
+        <w:t xml:space="preserve"> </w:t>
+      </w:r>
+      <w:r>
+        <w:t xml:space="preserve">Occupiable-area share per channel.</w:t>
       </w:r>
     </w:p>
     <w:p>
       <w:pPr>
         <w:pStyle w:val="BodyText"/>
+        <w:keepNext/>
+        <w:jc w:val="center"/>
+      </w:pPr>
+      <w:r>
+        <w:drawing>
+          <wp:inline>
+            <wp:extent cx="5334000" cy="2976562"/>
+            <wp:effectExtent b="0" l="0" r="0" t="0"/>
+            <wp:docPr descr="" title="" id="57" name="Picture"/>
+            <a:graphic>
+              <a:graphicData uri="http://schemas.openxmlformats.org/drawingml/2006/picture">
+                <pic:pic>
+                  <pic:nvPicPr>
+                    <pic:cNvPr descr="figures/SI/Figure_S02_scenario_levers.png" id="58" name="Picture"/>
+                    <pic:cNvPicPr>
+                      <a:picLocks noChangeArrowheads="1" noChangeAspect="1"/>
+                    </pic:cNvPicPr>
+                  </pic:nvPicPr>
+                  <pic:blipFill>
+                    <a:blip r:embed="rId56"/>
+                    <a:stretch>
+                      <a:fillRect/>
+                    </a:stretch>
+                  </pic:blipFill>
+                  <pic:spPr bwMode="auto">
+                    <a:xfrm>
+                      <a:off x="0" y="0"/>
+                      <a:ext cx="5334000" cy="2976562"/>
+                    </a:xfrm>
+                    <a:prstGeom prst="rect">
+                      <a:avLst/>
+                    </a:prstGeom>
+                    <a:noFill/>
+                    <a:ln w="9525">
+                      <a:noFill/>
+                      <a:headEnd/>
+                      <a:tailEnd/>
+                    </a:ln>
+                  </pic:spPr>
+                </pic:pic>
+              </a:graphicData>
+            </a:graphic>
+          </wp:inline>
+        </w:drawing>
+      </w:r>
+    </w:p>
+    <w:p>
+      <w:pPr>
+        <w:pStyle w:val="BodyText"/>
+        <w:jc w:val="center"/>
+      </w:pPr>
+      <w:r>
+        <w:rPr>
+          <w:b/>
+          <w:bCs/>
+        </w:rPr>
+        <w:t xml:space="preserve">Figure S2.</w:t>
+      </w:r>
+      <w:r>
+        <w:t xml:space="preserve"> </w:t>
+      </w:r>
+      <w:r>
+        <w:t xml:space="preserve">One scenario lever per channel.</w:t>
+      </w:r>
+    </w:p>
+    <w:p>
+      <w:pPr>
+        <w:pStyle w:val="BodyText"/>
+        <w:keepNext/>
+        <w:jc w:val="center"/>
+      </w:pPr>
+      <w:r>
+        <w:drawing>
+          <wp:inline>
+            <wp:extent cx="5334000" cy="2976562"/>
+            <wp:effectExtent b="0" l="0" r="0" t="0"/>
+            <wp:docPr descr="" title="" id="60" name="Picture"/>
+            <a:graphic>
+              <a:graphicData uri="http://schemas.openxmlformats.org/drawingml/2006/picture">
+                <pic:pic>
+                  <pic:nvPicPr>
+                    <pic:cNvPr descr="figures/SI/Figure_S03_leg2_pipeline.png" id="61" name="Picture"/>
+                    <pic:cNvPicPr>
+                      <a:picLocks noChangeArrowheads="1" noChangeAspect="1"/>
+                    </pic:cNvPicPr>
+                  </pic:nvPicPr>
+                  <pic:blipFill>
+                    <a:blip r:embed="rId59"/>
+                    <a:stretch>
+                      <a:fillRect/>
+                    </a:stretch>
+                  </pic:blipFill>
+                  <pic:spPr bwMode="auto">
+                    <a:xfrm>
+                      <a:off x="0" y="0"/>
+                      <a:ext cx="5334000" cy="2976562"/>
+                    </a:xfrm>
+                    <a:prstGeom prst="rect">
+                      <a:avLst/>
+                    </a:prstGeom>
+                    <a:noFill/>
+                    <a:ln w="9525">
+                      <a:noFill/>
+                      <a:headEnd/>
+                      <a:tailEnd/>
+                    </a:ln>
+                  </pic:spPr>
+                </pic:pic>
+              </a:graphicData>
+            </a:graphic>
+          </wp:inline>
+        </w:drawing>
+      </w:r>
+    </w:p>
+    <w:p>
+      <w:pPr>
+        <w:pStyle w:val="BodyText"/>
+        <w:jc w:val="center"/>
       </w:pPr>
       <w:r>
         <w:rPr>
@@ -5186,12 +7508,283 @@
         <w:t xml:space="preserve"> </w:t>
       </w:r>
       <w:r>
-        <w:t xml:space="preserve">- Two-channel construction-stage pipeline.</w:t>
+        <w:t xml:space="preserve">Two-channel version of the framework.</w:t>
       </w:r>
     </w:p>
-    <w:bookmarkEnd w:id="49"/>
-    <w:bookmarkEnd w:id="50"/>
-    <w:bookmarkEnd w:id="51"/>
+    <w:p>
+      <w:pPr>
+        <w:pStyle w:val="BodyText"/>
+        <w:keepNext/>
+        <w:jc w:val="center"/>
+      </w:pPr>
+      <w:r>
+        <w:drawing>
+          <wp:inline>
+            <wp:extent cx="5334000" cy="2976562"/>
+            <wp:effectExtent b="0" l="0" r="0" t="0"/>
+            <wp:docPr descr="" title="" id="63" name="Picture"/>
+            <a:graphic>
+              <a:graphicData uri="http://schemas.openxmlformats.org/drawingml/2006/picture">
+                <pic:pic>
+                  <pic:nvPicPr>
+                    <pic:cNvPr descr="figures/Figure_02_three_leg_roadmap.png" id="64" name="Picture"/>
+                    <pic:cNvPicPr>
+                      <a:picLocks noChangeArrowheads="1" noChangeAspect="1"/>
+                    </pic:cNvPicPr>
+                  </pic:nvPicPr>
+                  <pic:blipFill>
+                    <a:blip r:embed="rId62"/>
+                    <a:stretch>
+                      <a:fillRect/>
+                    </a:stretch>
+                  </pic:blipFill>
+                  <pic:spPr bwMode="auto">
+                    <a:xfrm>
+                      <a:off x="0" y="0"/>
+                      <a:ext cx="5334000" cy="2976562"/>
+                    </a:xfrm>
+                    <a:prstGeom prst="rect">
+                      <a:avLst/>
+                    </a:prstGeom>
+                    <a:noFill/>
+                    <a:ln w="9525">
+                      <a:noFill/>
+                      <a:headEnd/>
+                      <a:tailEnd/>
+                    </a:ln>
+                  </pic:spPr>
+                </pic:pic>
+              </a:graphicData>
+            </a:graphic>
+          </wp:inline>
+        </w:drawing>
+      </w:r>
+    </w:p>
+    <w:p>
+      <w:pPr>
+        <w:pStyle w:val="BodyText"/>
+        <w:jc w:val="center"/>
+      </w:pPr>
+      <w:r>
+        <w:rPr>
+          <w:b/>
+          <w:bCs/>
+        </w:rPr>
+        <w:t xml:space="preserve">Figure S4.</w:t>
+      </w:r>
+      <w:r>
+        <w:t xml:space="preserve"> </w:t>
+      </w:r>
+      <w:r>
+        <w:t xml:space="preserve">Three-stage development of the model.</w:t>
+      </w:r>
+    </w:p>
+    <w:p>
+      <w:pPr>
+        <w:pStyle w:val="BodyText"/>
+        <w:keepNext/>
+        <w:jc w:val="center"/>
+      </w:pPr>
+      <w:r>
+        <w:drawing>
+          <wp:inline>
+            <wp:extent cx="5334000" cy="3000375"/>
+            <wp:effectExtent b="0" l="0" r="0" t="0"/>
+            <wp:docPr descr="" title="" id="66" name="Picture"/>
+            <a:graphic>
+              <a:graphicData uri="http://schemas.openxmlformats.org/drawingml/2006/picture">
+                <pic:pic>
+                  <pic:nvPicPr>
+                    <pic:cNvPr descr="figures/Figure_04_exclusivity_projection.png" id="67" name="Picture"/>
+                    <pic:cNvPicPr>
+                      <a:picLocks noChangeArrowheads="1" noChangeAspect="1"/>
+                    </pic:cNvPicPr>
+                  </pic:nvPicPr>
+                  <pic:blipFill>
+                    <a:blip r:embed="rId65"/>
+                    <a:stretch>
+                      <a:fillRect/>
+                    </a:stretch>
+                  </pic:blipFill>
+                  <pic:spPr bwMode="auto">
+                    <a:xfrm>
+                      <a:off x="0" y="0"/>
+                      <a:ext cx="5334000" cy="3000375"/>
+                    </a:xfrm>
+                    <a:prstGeom prst="rect">
+                      <a:avLst/>
+                    </a:prstGeom>
+                    <a:noFill/>
+                    <a:ln w="9525">
+                      <a:noFill/>
+                      <a:headEnd/>
+                      <a:tailEnd/>
+                    </a:ln>
+                  </pic:spPr>
+                </pic:pic>
+              </a:graphicData>
+            </a:graphic>
+          </wp:inline>
+        </w:drawing>
+      </w:r>
+    </w:p>
+    <w:p>
+      <w:pPr>
+        <w:pStyle w:val="BodyText"/>
+        <w:jc w:val="center"/>
+      </w:pPr>
+      <w:r>
+        <w:rPr>
+          <w:b/>
+          <w:bCs/>
+        </w:rPr>
+        <w:t xml:space="preserve">Figure S5.</w:t>
+      </w:r>
+      <w:r>
+        <w:t xml:space="preserve"> </w:t>
+      </w:r>
+      <w:r>
+        <w:t xml:space="preserve">Exclusivity step across the three decoder heads.</w:t>
+      </w:r>
+    </w:p>
+    <w:p>
+      <w:pPr>
+        <w:pStyle w:val="BodyText"/>
+        <w:keepNext/>
+        <w:jc w:val="center"/>
+      </w:pPr>
+      <w:r>
+        <w:drawing>
+          <wp:inline>
+            <wp:extent cx="5334000" cy="2139211"/>
+            <wp:effectExtent b="0" l="0" r="0" t="0"/>
+            <wp:docPr descr="" title="" id="69" name="Picture"/>
+            <a:graphic>
+              <a:graphicData uri="http://schemas.openxmlformats.org/drawingml/2006/picture">
+                <pic:pic>
+                  <pic:nvPicPr>
+                    <pic:cNvPr descr="figures/Figure_09_diurnal_4ch.png" id="70" name="Picture"/>
+                    <pic:cNvPicPr>
+                      <a:picLocks noChangeArrowheads="1" noChangeAspect="1"/>
+                    </pic:cNvPicPr>
+                  </pic:nvPicPr>
+                  <pic:blipFill>
+                    <a:blip r:embed="rId68"/>
+                    <a:stretch>
+                      <a:fillRect/>
+                    </a:stretch>
+                  </pic:blipFill>
+                  <pic:spPr bwMode="auto">
+                    <a:xfrm>
+                      <a:off x="0" y="0"/>
+                      <a:ext cx="5334000" cy="2139211"/>
+                    </a:xfrm>
+                    <a:prstGeom prst="rect">
+                      <a:avLst/>
+                    </a:prstGeom>
+                    <a:noFill/>
+                    <a:ln w="9525">
+                      <a:noFill/>
+                      <a:headEnd/>
+                      <a:tailEnd/>
+                    </a:ln>
+                  </pic:spPr>
+                </pic:pic>
+              </a:graphicData>
+            </a:graphic>
+          </wp:inline>
+        </w:drawing>
+      </w:r>
+    </w:p>
+    <w:p>
+      <w:pPr>
+        <w:pStyle w:val="BodyText"/>
+        <w:jc w:val="center"/>
+      </w:pPr>
+      <w:r>
+        <w:rPr>
+          <w:b/>
+          <w:bCs/>
+        </w:rPr>
+        <w:t xml:space="preserve">Figure S6.</w:t>
+      </w:r>
+      <w:r>
+        <w:t xml:space="preserve"> </w:t>
+      </w:r>
+      <w:r>
+        <w:t xml:space="preserve">Diurnal load per channel, SuperTall tower, Calgary, central 2030 scenario.</w:t>
+      </w:r>
+    </w:p>
+    <w:p>
+      <w:pPr>
+        <w:pStyle w:val="BodyText"/>
+        <w:keepNext/>
+        <w:jc w:val="center"/>
+      </w:pPr>
+      <w:r>
+        <w:drawing>
+          <wp:inline>
+            <wp:extent cx="5334000" cy="2670462"/>
+            <wp:effectExtent b="0" l="0" r="0" t="0"/>
+            <wp:docPr descr="" title="" id="72" name="Picture"/>
+            <a:graphic>
+              <a:graphicData uri="http://schemas.openxmlformats.org/drawingml/2006/picture">
+                <pic:pic>
+                  <pic:nvPicPr>
+                    <pic:cNvPr descr="figures/Figure_10_peakhour_4ch.png" id="73" name="Picture"/>
+                    <pic:cNvPicPr>
+                      <a:picLocks noChangeArrowheads="1" noChangeAspect="1"/>
+                    </pic:cNvPicPr>
+                  </pic:nvPicPr>
+                  <pic:blipFill>
+                    <a:blip r:embed="rId71"/>
+                    <a:stretch>
+                      <a:fillRect/>
+                    </a:stretch>
+                  </pic:blipFill>
+                  <pic:spPr bwMode="auto">
+                    <a:xfrm>
+                      <a:off x="0" y="0"/>
+                      <a:ext cx="5334000" cy="2670462"/>
+                    </a:xfrm>
+                    <a:prstGeom prst="rect">
+                      <a:avLst/>
+                    </a:prstGeom>
+                    <a:noFill/>
+                    <a:ln w="9525">
+                      <a:noFill/>
+                      <a:headEnd/>
+                      <a:tailEnd/>
+                    </a:ln>
+                  </pic:spPr>
+                </pic:pic>
+              </a:graphicData>
+            </a:graphic>
+          </wp:inline>
+        </w:drawing>
+      </w:r>
+    </w:p>
+    <w:p>
+      <w:pPr>
+        <w:pStyle w:val="BodyText"/>
+        <w:jc w:val="center"/>
+      </w:pPr>
+      <w:r>
+        <w:rPr>
+          <w:b/>
+          <w:bCs/>
+        </w:rPr>
+        <w:t xml:space="preserve">Figure S7.</w:t>
+      </w:r>
+      <w:r>
+        <w:t xml:space="preserve"> </w:t>
+      </w:r>
+      <w:r>
+        <w:t xml:space="preserve">Channel and whole-building peak hours, central 2030 scenario.</w:t>
+      </w:r>
+    </w:p>
+    <w:bookmarkEnd w:id="74"/>
+    <w:bookmarkEnd w:id="75"/>
     <w:sectPr>
       <w:footerReference r:id="rId31" w:type="default"/>
       <w:footnotePr>
@@ -5373,7 +7966,7 @@
     </w:rPrDefault>
     <w:pPrDefault>
       <w:pPr>
-        <w:spacing w:after="0" w:line="240" w:lineRule="auto"/>
+        <w:spacing w:after="0" w:line="480" w:lineRule="auto"/>
       </w:pPr>
     </w:pPrDefault>
   </w:docDefaults>
@@ -5422,9 +8015,11 @@
     </w:pPr>
     <w:rPr>
       <w:color w:val="000000"/>
-      <w:rFonts w:ascii="Times New Roman" w:cs="Times New Roman" w:eastAsia="Times New Roman" w:hAnsi="Times New Roman"/>
-      <w:sz w:val="56"/>
-      <w:szCs w:val="56"/>
+      <w:rFonts w:asciiTheme="majorHAnsi" w:cstheme="majorBidi" w:eastAsiaTheme="majorEastAsia" w:hAnsiTheme="majorHAnsi"/>
+      <w:b/>
+      <w:bCs/>
+      <w:sz w:val="32"/>
+      <w:szCs w:val="32"/>
     </w:rPr>
   </w:style>
   <w:style w:customStyle="1" w:styleId="TitleChar" w:type="character">
@@ -5564,7 +8159,7 @@
       <w:color w:val="000000"/>
       <w:sz w:val="32"/>
       <w:szCs w:val="32"/>
-      <w:rFonts w:ascii="Times New Roman" w:cs="Times New Roman" w:eastAsia="Times New Roman" w:hAnsi="Times New Roman"/>
+      <w:rFonts w:asciiTheme="majorHAnsi" w:cstheme="majorBidi" w:eastAsiaTheme="majorEastAsia" w:hAnsiTheme="majorHAnsi"/>
       <w:sz w:val="40"/>
       <w:szCs w:val="40"/>
     </w:rPr>
@@ -5589,7 +8184,7 @@
       <w:color w:val="000000"/>
       <w:sz w:val="28"/>
       <w:szCs w:val="28"/>
-      <w:rFonts w:ascii="Times New Roman" w:cs="Times New Roman" w:eastAsia="Times New Roman" w:hAnsi="Times New Roman"/>
+      <w:rFonts w:asciiTheme="majorHAnsi" w:cstheme="majorBidi" w:eastAsiaTheme="majorEastAsia" w:hAnsiTheme="majorHAnsi"/>
       <w:sz w:val="32"/>
       <w:szCs w:val="32"/>
     </w:rPr>
@@ -5614,7 +8209,7 @@
       <w:color w:val="000000"/>
       <w:sz w:val="24"/>
       <w:szCs w:val="24"/>
-      <w:rFonts w:ascii="Times New Roman" w:cs="Times New Roman" w:eastAsia="Times New Roman" w:hAnsi="Times New Roman"/>
+      <w:rFonts w:cstheme="majorBidi" w:eastAsiaTheme="majorEastAsia"/>
       <w:sz w:val="28"/>
       <w:szCs w:val="28"/>
     </w:rPr>
@@ -6002,9 +8597,8 @@
     <w:name w:val="Verbatim Char"/>
     <w:basedOn w:val="BodyTextChar"/>
     <w:rPr>
-      <w:rFonts w:ascii="Times New Roman" w:cs="Times New Roman" w:eastAsia="Times New Roman" w:hAnsi="Times New Roman"/>
-      <w:sz w:val="24"/>
-      <w:szCs w:val="24"/>
+      <w:rFonts w:ascii="Consolas" w:hAnsi="Consolas"/>
+      <w:sz w:val="22"/>
     </w:rPr>
   </w:style>
   <w:style w:customStyle="1" w:styleId="SectionNumber" w:type="character">
